--- a/paper/draft.docx
+++ b/paper/draft.docx
@@ -16,7 +16,7 @@
         <w:pStyle w:val="BlockText"/>
       </w:pPr>
       <w:r>
-        <w:t xml:space="preserve">Editorial status note, March 25, 2026:</w:t>
+        <w:t xml:space="preserve">Editorial status note, April 7, 2026:</w:t>
       </w:r>
       <w:r>
         <w:t xml:space="preserve"> </w:t>
@@ -205,7 +205,49 @@
         </w:numPr>
       </w:pPr>
       <w:r>
-        <w:t xml:space="preserve">documented</w:t>
+        <w:t xml:space="preserve">fresh</w:t>
+      </w:r>
+      <w:r>
+        <w:t xml:space="preserve"> </w:t>
+      </w:r>
+      <w:r>
+        <w:rPr>
+          <w:rStyle w:val="VerbatimChar"/>
+        </w:rPr>
+        <w:t xml:space="preserve">V7 trainable quantum</w:t>
+      </w:r>
+      <w:r>
+        <w:t xml:space="preserve"> </w:t>
+      </w:r>
+      <w:r>
+        <w:t xml:space="preserve">Colab rerun:</w:t>
+      </w:r>
+      <w:r>
+        <w:t xml:space="preserve"> </w:t>
+      </w:r>
+      <w:r>
+        <w:rPr>
+          <w:rStyle w:val="VerbatimChar"/>
+        </w:rPr>
+        <w:t xml:space="preserve">72.53%</w:t>
+      </w:r>
+      <w:r>
+        <w:t xml:space="preserve"> </w:t>
+      </w:r>
+      <w:r>
+        <w:t xml:space="preserve">test</w:t>
+      </w:r>
+    </w:p>
+    <w:p>
+      <w:pPr>
+        <w:pStyle w:val="Compact"/>
+        <w:numPr>
+          <w:ilvl w:val="0"/>
+          <w:numId w:val="1001"/>
+        </w:numPr>
+      </w:pPr>
+      <w:r>
+        <w:t xml:space="preserve">older documented</w:t>
       </w:r>
       <w:r>
         <w:t xml:space="preserve"> </w:t>
@@ -459,7 +501,7 @@
         <w:t xml:space="preserve">80.40 ± 0.69%</w:t>
       </w:r>
       <w:r>
-        <w:t xml:space="preserve">. We therefore do not claim a quantum advantage on this task. Instead, the scientific value of the work lies in three contributions: (1) a fair comparative benchmark that separates thesis-faithful and matched-budget families, (2) a trainable-quantum engineering case-study showing how information bottlenecks, gradient collapse, and optimizer/precision mistakes affect hybrid training, and (3) the documentation of a practical incompatibility between PyTorch AMP float16 autocasting and variational quantum circuit backpropagation at the quantum boundary. The stabilized V7 trainable model remains useful as an engineering result, reaching</w:t>
+        <w:t xml:space="preserve">. A fresh Colab rerun of the stabilized trainable V7 path improves the trainable-quantum case-study result to</w:t>
       </w:r>
       <w:r>
         <w:t xml:space="preserve"> </w:t>
@@ -469,13 +511,26 @@
           <w:b/>
           <w:bCs/>
         </w:rPr>
+        <w:t xml:space="preserve">72.53%</w:t>
+      </w:r>
+      <w:r>
+        <w:t xml:space="preserve"> </w:t>
+      </w:r>
+      <w:r>
+        <w:t xml:space="preserve">test accuracy, up from the previously documented</w:t>
+      </w:r>
+      <w:r>
+        <w:t xml:space="preserve"> </w:t>
+      </w:r>
+      <w:r>
+        <w:rPr>
+          <w:b/>
+          <w:bCs/>
+        </w:rPr>
         <w:t xml:space="preserve">65.02%</w:t>
       </w:r>
       <w:r>
-        <w:t xml:space="preserve"> </w:t>
-      </w:r>
-      <w:r>
-        <w:t xml:space="preserve">documented test accuracy while exposing concrete design rules for hybrid quantum-classical pipelines.</w:t>
+        <w:t xml:space="preserve">, but still below the strongest classical baselines. We therefore do not claim a quantum advantage on this task. Instead, the scientific value of the work lies in three contributions: (1) a fair comparative benchmark that separates thesis-faithful and matched-budget families, (2) a trainable-quantum engineering case-study showing how information bottlenecks, gradient collapse, and optimizer/precision mistakes affect hybrid training, and (3) the documentation of a practical incompatibility between PyTorch AMP float16 autocasting and variational quantum circuit backpropagation at the quantum boundary.</w:t>
       </w:r>
     </w:p>
     <w:p>
@@ -2527,7 +2582,7 @@
         <w:t xml:space="preserve"> </w:t>
       </w:r>
       <w:r>
-        <w:t xml:space="preserve">configuration depends on benchmark family; the documented V7 case-study shown in this paper uses batch size 128 and 9 epochs</w:t>
+        <w:t xml:space="preserve">configuration depends on benchmark family; the fresh V7 Colab rerun shown in this paper uses batch size 128 and reaches its reported result after a 10-epoch budget on L4</w:t>
       </w:r>
     </w:p>
     <w:p>
@@ -3415,7 +3470,7 @@
         <w:pStyle w:val="FirstParagraph"/>
       </w:pPr>
       <w:r>
-        <w:t xml:space="preserve">The V1--V7 line remains scientifically useful, but it should be interpreted as an engineering case-study rather than as the main benchmark winner. Its value lies in showing what failed, what became trainable, and why.</w:t>
+        <w:t xml:space="preserve">The V1--V7 line remains scientifically useful, but it should be interpreted as an engineering case-study rather than as the main benchmark winner. Its value lies in showing what failed, what became trainable, and why. The April 2026 Colab rerun materially improves the stabilized V7 result, so the engineering story should now be told using both the older documented run and the fresh rerun.</w:t>
       </w:r>
     </w:p>
     <w:bookmarkStart w:id="41" w:name="Xa83841ea7deaedf2d63facc5928abab67f1aa5e"/>
@@ -4080,15 +4135,107 @@
           </w:p>
         </w:tc>
       </w:tr>
+      <w:tr>
+        <w:tc>
+          <w:tcPr/>
+          <w:p>
+            <w:pPr>
+              <w:pStyle w:val="Compact"/>
+            </w:pPr>
+            <w:r>
+              <w:rPr>
+                <w:b/>
+                <w:bCs/>
+              </w:rPr>
+              <w:t xml:space="preserve">V7-Run3</w:t>
+            </w:r>
+          </w:p>
+        </w:tc>
+        <w:tc>
+          <w:tcPr/>
+          <w:p>
+            <w:pPr>
+              <w:pStyle w:val="Compact"/>
+            </w:pPr>
+            <w:r>
+              <w:rPr>
+                <w:b/>
+                <w:bCs/>
+              </w:rPr>
+              <w:t xml:space="preserve">8×8</w:t>
+            </w:r>
+          </w:p>
+        </w:tc>
+        <w:tc>
+          <w:tcPr/>
+          <w:p>
+            <w:pPr>
+              <w:pStyle w:val="Compact"/>
+            </w:pPr>
+            <w:r>
+              <w:rPr>
+                <w:b/>
+                <w:bCs/>
+              </w:rPr>
+              <w:t xml:space="preserve">16</w:t>
+            </w:r>
+          </w:p>
+        </w:tc>
+        <w:tc>
+          <w:tcPr/>
+          <w:p>
+            <w:pPr>
+              <w:pStyle w:val="Compact"/>
+            </w:pPr>
+            <w:r>
+              <w:rPr>
+                <w:b/>
+                <w:bCs/>
+              </w:rPr>
+              <w:t xml:space="preserve">~13.1h / 10-epoch budget</w:t>
+            </w:r>
+          </w:p>
+        </w:tc>
+        <w:tc>
+          <w:tcPr/>
+          <w:p>
+            <w:pPr>
+              <w:pStyle w:val="Compact"/>
+            </w:pPr>
+            <w:r>
+              <w:rPr>
+                <w:b/>
+                <w:bCs/>
+              </w:rPr>
+              <w:t xml:space="preserve">72.89%</w:t>
+            </w:r>
+          </w:p>
+        </w:tc>
+        <w:tc>
+          <w:tcPr/>
+          <w:p>
+            <w:pPr>
+              <w:pStyle w:val="Compact"/>
+            </w:pPr>
+            <w:r>
+              <w:rPr>
+                <w:b/>
+                <w:bCs/>
+              </w:rPr>
+              <w:t xml:space="preserve">fresh Colab L4 confirmatory rerun; 72.53% test</w:t>
+            </w:r>
+          </w:p>
+        </w:tc>
+      </w:tr>
     </w:tbl>
     <w:bookmarkEnd w:id="41"/>
-    <w:bookmarkStart w:id="42" w:name="X40a2905a357b2fac1fe9f0ef268319f4a31a131"/>
+    <w:bookmarkStart w:id="42" w:name="Xd20f0a511df0a137201edddba69bc64f4a7e2a3"/>
     <w:p>
       <w:pPr>
         <w:pStyle w:val="Heading4"/>
       </w:pPr>
       <w:r>
-        <w:t xml:space="preserve">4.4.2 V7 Full Training Curve</w:t>
+        <w:t xml:space="preserve">4.4.2 Fresh Colab Rerun</w:t>
       </w:r>
     </w:p>
     <w:p>
@@ -4096,7 +4243,22 @@
         <w:pStyle w:val="FirstParagraph"/>
       </w:pPr>
       <w:r>
-        <w:t xml:space="preserve">Complete epoch-by-epoch documented results for V7 (data_reuploading circuit, L4 GPU):</w:t>
+        <w:t xml:space="preserve">Fresh epoch-by-epoch V7 rerun results for the</w:t>
+      </w:r>
+      <w:r>
+        <w:t xml:space="preserve"> </w:t>
+      </w:r>
+      <w:r>
+        <w:rPr>
+          <w:rStyle w:val="VerbatimChar"/>
+        </w:rPr>
+        <w:t xml:space="preserve">data_reuploading</w:t>
+      </w:r>
+      <w:r>
+        <w:t xml:space="preserve"> </w:t>
+      </w:r>
+      <w:r>
+        <w:t xml:space="preserve">circuit on an L4 GPU:</w:t>
       </w:r>
     </w:p>
     <w:tbl>
@@ -4215,51 +4377,51 @@
               <w:pStyle w:val="Compact"/>
             </w:pPr>
             <w:r>
-              <w:t xml:space="preserve">3.5688</w:t>
-            </w:r>
-          </w:p>
-        </w:tc>
-        <w:tc>
-          <w:tcPr/>
-          <w:p>
-            <w:pPr>
-              <w:pStyle w:val="Compact"/>
-            </w:pPr>
-            <w:r>
-              <w:t xml:space="preserve">6.30%</w:t>
-            </w:r>
-          </w:p>
-        </w:tc>
-        <w:tc>
-          <w:tcPr/>
-          <w:p>
-            <w:pPr>
-              <w:pStyle w:val="Compact"/>
-            </w:pPr>
-            <w:r>
-              <w:t xml:space="preserve">14.87%</w:t>
-            </w:r>
-          </w:p>
-        </w:tc>
-        <w:tc>
-          <w:tcPr/>
-          <w:p>
-            <w:pPr>
-              <w:pStyle w:val="Compact"/>
-            </w:pPr>
-            <w:r>
-              <w:t xml:space="preserve">7.78e-04</w:t>
-            </w:r>
-          </w:p>
-        </w:tc>
-        <w:tc>
-          <w:tcPr/>
-          <w:p>
-            <w:pPr>
-              <w:pStyle w:val="Compact"/>
-            </w:pPr>
-            <w:r>
-              <w:t xml:space="preserve">2.14e-02</w:t>
+              <w:t xml:space="preserve">3.5086</w:t>
+            </w:r>
+          </w:p>
+        </w:tc>
+        <w:tc>
+          <w:tcPr/>
+          <w:p>
+            <w:pPr>
+              <w:pStyle w:val="Compact"/>
+            </w:pPr>
+            <w:r>
+              <w:t xml:space="preserve">9.33%</w:t>
+            </w:r>
+          </w:p>
+        </w:tc>
+        <w:tc>
+          <w:tcPr/>
+          <w:p>
+            <w:pPr>
+              <w:pStyle w:val="Compact"/>
+            </w:pPr>
+            <w:r>
+              <w:t xml:space="preserve">23.62%</w:t>
+            </w:r>
+          </w:p>
+        </w:tc>
+        <w:tc>
+          <w:tcPr/>
+          <w:p>
+            <w:pPr>
+              <w:pStyle w:val="Compact"/>
+            </w:pPr>
+            <w:r>
+              <w:t xml:space="preserve">8.21e-04</w:t>
+            </w:r>
+          </w:p>
+        </w:tc>
+        <w:tc>
+          <w:tcPr/>
+          <w:p>
+            <w:pPr>
+              <w:pStyle w:val="Compact"/>
+            </w:pPr>
+            <w:r>
+              <w:t xml:space="preserve">2.03e-02</w:t>
             </w:r>
           </w:p>
         </w:tc>
@@ -4294,62 +4456,62 @@
               <w:pStyle w:val="Compact"/>
             </w:pPr>
             <w:r>
-              <w:t xml:space="preserve">3.1780</w:t>
-            </w:r>
-          </w:p>
-        </w:tc>
-        <w:tc>
-          <w:tcPr/>
-          <w:p>
-            <w:pPr>
-              <w:pStyle w:val="Compact"/>
-            </w:pPr>
-            <w:r>
-              <w:t xml:space="preserve">18.52%</w:t>
-            </w:r>
-          </w:p>
-        </w:tc>
-        <w:tc>
-          <w:tcPr/>
-          <w:p>
-            <w:pPr>
-              <w:pStyle w:val="Compact"/>
-            </w:pPr>
-            <w:r>
-              <w:t xml:space="preserve">34.40%</w:t>
-            </w:r>
-          </w:p>
-        </w:tc>
-        <w:tc>
-          <w:tcPr/>
-          <w:p>
-            <w:pPr>
-              <w:pStyle w:val="Compact"/>
-            </w:pPr>
-            <w:r>
-              <w:t xml:space="preserve">5.67e-02</w:t>
-            </w:r>
-          </w:p>
-        </w:tc>
-        <w:tc>
-          <w:tcPr/>
-          <w:p>
-            <w:pPr>
-              <w:pStyle w:val="Compact"/>
-            </w:pPr>
-            <w:r>
-              <w:t xml:space="preserve">7.90e-02</w:t>
-            </w:r>
-          </w:p>
-        </w:tc>
-        <w:tc>
-          <w:tcPr/>
-          <w:p>
-            <w:pPr>
-              <w:pStyle w:val="Compact"/>
-            </w:pPr>
-            <w:r>
-              <w:t xml:space="preserve">0.0962</w:t>
+              <w:t xml:space="preserve">2.9550</w:t>
+            </w:r>
+          </w:p>
+        </w:tc>
+        <w:tc>
+          <w:tcPr/>
+          <w:p>
+            <w:pPr>
+              <w:pStyle w:val="Compact"/>
+            </w:pPr>
+            <w:r>
+              <w:t xml:space="preserve">24.55%</w:t>
+            </w:r>
+          </w:p>
+        </w:tc>
+        <w:tc>
+          <w:tcPr/>
+          <w:p>
+            <w:pPr>
+              <w:pStyle w:val="Compact"/>
+            </w:pPr>
+            <w:r>
+              <w:t xml:space="preserve">41.69%</w:t>
+            </w:r>
+          </w:p>
+        </w:tc>
+        <w:tc>
+          <w:tcPr/>
+          <w:p>
+            <w:pPr>
+              <w:pStyle w:val="Compact"/>
+            </w:pPr>
+            <w:r>
+              <w:t xml:space="preserve">1.19e-01</w:t>
+            </w:r>
+          </w:p>
+        </w:tc>
+        <w:tc>
+          <w:tcPr/>
+          <w:p>
+            <w:pPr>
+              <w:pStyle w:val="Compact"/>
+            </w:pPr>
+            <w:r>
+              <w:t xml:space="preserve">1.17e-01</w:t>
+            </w:r>
+          </w:p>
+        </w:tc>
+        <w:tc>
+          <w:tcPr/>
+          <w:p>
+            <w:pPr>
+              <w:pStyle w:val="Compact"/>
+            </w:pPr>
+            <w:r>
+              <w:t xml:space="preserve">0.1001</w:t>
             </w:r>
           </w:p>
         </w:tc>
@@ -4373,62 +4535,62 @@
               <w:pStyle w:val="Compact"/>
             </w:pPr>
             <w:r>
-              <w:t xml:space="preserve">2.8565</w:t>
-            </w:r>
-          </w:p>
-        </w:tc>
-        <w:tc>
-          <w:tcPr/>
-          <w:p>
-            <w:pPr>
-              <w:pStyle w:val="Compact"/>
-            </w:pPr>
-            <w:r>
-              <w:t xml:space="preserve">29.06%</w:t>
-            </w:r>
-          </w:p>
-        </w:tc>
-        <w:tc>
-          <w:tcPr/>
-          <w:p>
-            <w:pPr>
-              <w:pStyle w:val="Compact"/>
-            </w:pPr>
-            <w:r>
-              <w:t xml:space="preserve">39.65%</w:t>
-            </w:r>
-          </w:p>
-        </w:tc>
-        <w:tc>
-          <w:tcPr/>
-          <w:p>
-            <w:pPr>
-              <w:pStyle w:val="Compact"/>
-            </w:pPr>
-            <w:r>
-              <w:t xml:space="preserve">3.01e-01</w:t>
-            </w:r>
-          </w:p>
-        </w:tc>
-        <w:tc>
-          <w:tcPr/>
-          <w:p>
-            <w:pPr>
-              <w:pStyle w:val="Compact"/>
-            </w:pPr>
-            <w:r>
-              <w:t xml:space="preserve">2.06e-01</w:t>
-            </w:r>
-          </w:p>
-        </w:tc>
-        <w:tc>
-          <w:tcPr/>
-          <w:p>
-            <w:pPr>
-              <w:pStyle w:val="Compact"/>
-            </w:pPr>
-            <w:r>
-              <w:t xml:space="preserve">0.0940</w:t>
+              <w:t xml:space="preserve">2.5890</w:t>
+            </w:r>
+          </w:p>
+        </w:tc>
+        <w:tc>
+          <w:tcPr/>
+          <w:p>
+            <w:pPr>
+              <w:pStyle w:val="Compact"/>
+            </w:pPr>
+            <w:r>
+              <w:t xml:space="preserve">35.57%</w:t>
+            </w:r>
+          </w:p>
+        </w:tc>
+        <w:tc>
+          <w:tcPr/>
+          <w:p>
+            <w:pPr>
+              <w:pStyle w:val="Compact"/>
+            </w:pPr>
+            <w:r>
+              <w:t xml:space="preserve">50.15%</w:t>
+            </w:r>
+          </w:p>
+        </w:tc>
+        <w:tc>
+          <w:tcPr/>
+          <w:p>
+            <w:pPr>
+              <w:pStyle w:val="Compact"/>
+            </w:pPr>
+            <w:r>
+              <w:t xml:space="preserve">8.07e-02</w:t>
+            </w:r>
+          </w:p>
+        </w:tc>
+        <w:tc>
+          <w:tcPr/>
+          <w:p>
+            <w:pPr>
+              <w:pStyle w:val="Compact"/>
+            </w:pPr>
+            <w:r>
+              <w:t xml:space="preserve">1.99e-01</w:t>
+            </w:r>
+          </w:p>
+        </w:tc>
+        <w:tc>
+          <w:tcPr/>
+          <w:p>
+            <w:pPr>
+              <w:pStyle w:val="Compact"/>
+            </w:pPr>
+            <w:r>
+              <w:t xml:space="preserve">0.1014</w:t>
             </w:r>
           </w:p>
         </w:tc>
@@ -4452,62 +4614,62 @@
               <w:pStyle w:val="Compact"/>
             </w:pPr>
             <w:r>
-              <w:t xml:space="preserve">2.7266</w:t>
-            </w:r>
-          </w:p>
-        </w:tc>
-        <w:tc>
-          <w:tcPr/>
-          <w:p>
-            <w:pPr>
-              <w:pStyle w:val="Compact"/>
-            </w:pPr>
-            <w:r>
-              <w:t xml:space="preserve">33.54%</w:t>
-            </w:r>
-          </w:p>
-        </w:tc>
-        <w:tc>
-          <w:tcPr/>
-          <w:p>
-            <w:pPr>
-              <w:pStyle w:val="Compact"/>
-            </w:pPr>
-            <w:r>
-              <w:t xml:space="preserve">40.23%</w:t>
-            </w:r>
-          </w:p>
-        </w:tc>
-        <w:tc>
-          <w:tcPr/>
-          <w:p>
-            <w:pPr>
-              <w:pStyle w:val="Compact"/>
-            </w:pPr>
-            <w:r>
-              <w:t xml:space="preserve">3.05e-01</w:t>
-            </w:r>
-          </w:p>
-        </w:tc>
-        <w:tc>
-          <w:tcPr/>
-          <w:p>
-            <w:pPr>
-              <w:pStyle w:val="Compact"/>
-            </w:pPr>
-            <w:r>
-              <w:t xml:space="preserve">1.26e-01</w:t>
-            </w:r>
-          </w:p>
-        </w:tc>
-        <w:tc>
-          <w:tcPr/>
-          <w:p>
-            <w:pPr>
-              <w:pStyle w:val="Compact"/>
-            </w:pPr>
-            <w:r>
-              <w:t xml:space="preserve">0.0922</w:t>
+              <w:t xml:space="preserve">2.3812</w:t>
+            </w:r>
+          </w:p>
+        </w:tc>
+        <w:tc>
+          <w:tcPr/>
+          <w:p>
+            <w:pPr>
+              <w:pStyle w:val="Compact"/>
+            </w:pPr>
+            <w:r>
+              <w:t xml:space="preserve">42.34%</w:t>
+            </w:r>
+          </w:p>
+        </w:tc>
+        <w:tc>
+          <w:tcPr/>
+          <w:p>
+            <w:pPr>
+              <w:pStyle w:val="Compact"/>
+            </w:pPr>
+            <w:r>
+              <w:t xml:space="preserve">57.43%</w:t>
+            </w:r>
+          </w:p>
+        </w:tc>
+        <w:tc>
+          <w:tcPr/>
+          <w:p>
+            <w:pPr>
+              <w:pStyle w:val="Compact"/>
+            </w:pPr>
+            <w:r>
+              <w:t xml:space="preserve">1.36e-01</w:t>
+            </w:r>
+          </w:p>
+        </w:tc>
+        <w:tc>
+          <w:tcPr/>
+          <w:p>
+            <w:pPr>
+              <w:pStyle w:val="Compact"/>
+            </w:pPr>
+            <w:r>
+              <w:t xml:space="preserve">1.98e-01</w:t>
+            </w:r>
+          </w:p>
+        </w:tc>
+        <w:tc>
+          <w:tcPr/>
+          <w:p>
+            <w:pPr>
+              <w:pStyle w:val="Compact"/>
+            </w:pPr>
+            <w:r>
+              <w:t xml:space="preserve">0.1009</w:t>
             </w:r>
           </w:p>
         </w:tc>
@@ -4531,62 +4693,62 @@
               <w:pStyle w:val="Compact"/>
             </w:pPr>
             <w:r>
-              <w:t xml:space="preserve">2.6620</w:t>
-            </w:r>
-          </w:p>
-        </w:tc>
-        <w:tc>
-          <w:tcPr/>
-          <w:p>
-            <w:pPr>
-              <w:pStyle w:val="Compact"/>
-            </w:pPr>
-            <w:r>
-              <w:t xml:space="preserve">35.42%</w:t>
-            </w:r>
-          </w:p>
-        </w:tc>
-        <w:tc>
-          <w:tcPr/>
-          <w:p>
-            <w:pPr>
-              <w:pStyle w:val="Compact"/>
-            </w:pPr>
-            <w:r>
-              <w:t xml:space="preserve">44.31%</w:t>
-            </w:r>
-          </w:p>
-        </w:tc>
-        <w:tc>
-          <w:tcPr/>
-          <w:p>
-            <w:pPr>
-              <w:pStyle w:val="Compact"/>
-            </w:pPr>
-            <w:r>
-              <w:t xml:space="preserve">6.93e-02</w:t>
-            </w:r>
-          </w:p>
-        </w:tc>
-        <w:tc>
-          <w:tcPr/>
-          <w:p>
-            <w:pPr>
-              <w:pStyle w:val="Compact"/>
-            </w:pPr>
-            <w:r>
-              <w:t xml:space="preserve">1.21e-01</w:t>
-            </w:r>
-          </w:p>
-        </w:tc>
-        <w:tc>
-          <w:tcPr/>
-          <w:p>
-            <w:pPr>
-              <w:pStyle w:val="Compact"/>
-            </w:pPr>
-            <w:r>
-              <w:t xml:space="preserve">0.0895</w:t>
+              <w:t xml:space="preserve">2.1245</w:t>
+            </w:r>
+          </w:p>
+        </w:tc>
+        <w:tc>
+          <w:tcPr/>
+          <w:p>
+            <w:pPr>
+              <w:pStyle w:val="Compact"/>
+            </w:pPr>
+            <w:r>
+              <w:t xml:space="preserve">53.84%</w:t>
+            </w:r>
+          </w:p>
+        </w:tc>
+        <w:tc>
+          <w:tcPr/>
+          <w:p>
+            <w:pPr>
+              <w:pStyle w:val="Compact"/>
+            </w:pPr>
+            <w:r>
+              <w:t xml:space="preserve">64.43%</w:t>
+            </w:r>
+          </w:p>
+        </w:tc>
+        <w:tc>
+          <w:tcPr/>
+          <w:p>
+            <w:pPr>
+              <w:pStyle w:val="Compact"/>
+            </w:pPr>
+            <w:r>
+              <w:t xml:space="preserve">8.98e-02</w:t>
+            </w:r>
+          </w:p>
+        </w:tc>
+        <w:tc>
+          <w:tcPr/>
+          <w:p>
+            <w:pPr>
+              <w:pStyle w:val="Compact"/>
+            </w:pPr>
+            <w:r>
+              <w:t xml:space="preserve">2.34e-01</w:t>
+            </w:r>
+          </w:p>
+        </w:tc>
+        <w:tc>
+          <w:tcPr/>
+          <w:p>
+            <w:pPr>
+              <w:pStyle w:val="Compact"/>
+            </w:pPr>
+            <w:r>
+              <w:t xml:space="preserve">0.1006</w:t>
             </w:r>
           </w:p>
         </w:tc>
@@ -4610,62 +4772,62 @@
               <w:pStyle w:val="Compact"/>
             </w:pPr>
             <w:r>
-              <w:t xml:space="preserve">2.4402</w:t>
-            </w:r>
-          </w:p>
-        </w:tc>
-        <w:tc>
-          <w:tcPr/>
-          <w:p>
-            <w:pPr>
-              <w:pStyle w:val="Compact"/>
-            </w:pPr>
-            <w:r>
-              <w:t xml:space="preserve">41.46%</w:t>
-            </w:r>
-          </w:p>
-        </w:tc>
-        <w:tc>
-          <w:tcPr/>
-          <w:p>
-            <w:pPr>
-              <w:pStyle w:val="Compact"/>
-            </w:pPr>
-            <w:r>
-              <w:t xml:space="preserve">48.10%</w:t>
-            </w:r>
-          </w:p>
-        </w:tc>
-        <w:tc>
-          <w:tcPr/>
-          <w:p>
-            <w:pPr>
-              <w:pStyle w:val="Compact"/>
-            </w:pPr>
-            <w:r>
-              <w:t xml:space="preserve">6.90e-02</w:t>
-            </w:r>
-          </w:p>
-        </w:tc>
-        <w:tc>
-          <w:tcPr/>
-          <w:p>
-            <w:pPr>
-              <w:pStyle w:val="Compact"/>
-            </w:pPr>
-            <w:r>
-              <w:t xml:space="preserve">2.13e-01</w:t>
-            </w:r>
-          </w:p>
-        </w:tc>
-        <w:tc>
-          <w:tcPr/>
-          <w:p>
-            <w:pPr>
-              <w:pStyle w:val="Compact"/>
-            </w:pPr>
-            <w:r>
-              <w:t xml:space="preserve">0.0895</w:t>
+              <w:t xml:space="preserve">1.9752</w:t>
+            </w:r>
+          </w:p>
+        </w:tc>
+        <w:tc>
+          <w:tcPr/>
+          <w:p>
+            <w:pPr>
+              <w:pStyle w:val="Compact"/>
+            </w:pPr>
+            <w:r>
+              <w:t xml:space="preserve">60.14%</w:t>
+            </w:r>
+          </w:p>
+        </w:tc>
+        <w:tc>
+          <w:tcPr/>
+          <w:p>
+            <w:pPr>
+              <w:pStyle w:val="Compact"/>
+            </w:pPr>
+            <w:r>
+              <w:t xml:space="preserve">67.06%</w:t>
+            </w:r>
+          </w:p>
+        </w:tc>
+        <w:tc>
+          <w:tcPr/>
+          <w:p>
+            <w:pPr>
+              <w:pStyle w:val="Compact"/>
+            </w:pPr>
+            <w:r>
+              <w:t xml:space="preserve">2.72e-01</w:t>
+            </w:r>
+          </w:p>
+        </w:tc>
+        <w:tc>
+          <w:tcPr/>
+          <w:p>
+            <w:pPr>
+              <w:pStyle w:val="Compact"/>
+            </w:pPr>
+            <w:r>
+              <w:t xml:space="preserve">2.33e-01</w:t>
+            </w:r>
+          </w:p>
+        </w:tc>
+        <w:tc>
+          <w:tcPr/>
+          <w:p>
+            <w:pPr>
+              <w:pStyle w:val="Compact"/>
+            </w:pPr>
+            <w:r>
+              <w:t xml:space="preserve">0.1002</w:t>
             </w:r>
           </w:p>
         </w:tc>
@@ -4689,62 +4851,62 @@
               <w:pStyle w:val="Compact"/>
             </w:pPr>
             <w:r>
-              <w:t xml:space="preserve">2.3886</w:t>
-            </w:r>
-          </w:p>
-        </w:tc>
-        <w:tc>
-          <w:tcPr/>
-          <w:p>
-            <w:pPr>
-              <w:pStyle w:val="Compact"/>
-            </w:pPr>
-            <w:r>
-              <w:t xml:space="preserve">43.74%</w:t>
-            </w:r>
-          </w:p>
-        </w:tc>
-        <w:tc>
-          <w:tcPr/>
-          <w:p>
-            <w:pPr>
-              <w:pStyle w:val="Compact"/>
-            </w:pPr>
-            <w:r>
-              <w:t xml:space="preserve">54.23%</w:t>
-            </w:r>
-          </w:p>
-        </w:tc>
-        <w:tc>
-          <w:tcPr/>
-          <w:p>
-            <w:pPr>
-              <w:pStyle w:val="Compact"/>
-            </w:pPr>
-            <w:r>
-              <w:t xml:space="preserve">5.15e-02</w:t>
-            </w:r>
-          </w:p>
-        </w:tc>
-        <w:tc>
-          <w:tcPr/>
-          <w:p>
-            <w:pPr>
-              <w:pStyle w:val="Compact"/>
-            </w:pPr>
-            <w:r>
-              <w:t xml:space="preserve">2.63e-01</w:t>
-            </w:r>
-          </w:p>
-        </w:tc>
-        <w:tc>
-          <w:tcPr/>
-          <w:p>
-            <w:pPr>
-              <w:pStyle w:val="Compact"/>
-            </w:pPr>
-            <w:r>
-              <w:t xml:space="preserve">0.0882</w:t>
+              <w:t xml:space="preserve">1.8574</w:t>
+            </w:r>
+          </w:p>
+        </w:tc>
+        <w:tc>
+          <w:tcPr/>
+          <w:p>
+            <w:pPr>
+              <w:pStyle w:val="Compact"/>
+            </w:pPr>
+            <w:r>
+              <w:t xml:space="preserve">62.84%</w:t>
+            </w:r>
+          </w:p>
+        </w:tc>
+        <w:tc>
+          <w:tcPr/>
+          <w:p>
+            <w:pPr>
+              <w:pStyle w:val="Compact"/>
+            </w:pPr>
+            <w:r>
+              <w:t xml:space="preserve">69.97%</w:t>
+            </w:r>
+          </w:p>
+        </w:tc>
+        <w:tc>
+          <w:tcPr/>
+          <w:p>
+            <w:pPr>
+              <w:pStyle w:val="Compact"/>
+            </w:pPr>
+            <w:r>
+              <w:t xml:space="preserve">8.81e-02</w:t>
+            </w:r>
+          </w:p>
+        </w:tc>
+        <w:tc>
+          <w:tcPr/>
+          <w:p>
+            <w:pPr>
+              <w:pStyle w:val="Compact"/>
+            </w:pPr>
+            <w:r>
+              <w:t xml:space="preserve">3.08e-01</w:t>
+            </w:r>
+          </w:p>
+        </w:tc>
+        <w:tc>
+          <w:tcPr/>
+          <w:p>
+            <w:pPr>
+              <w:pStyle w:val="Compact"/>
+            </w:pPr>
+            <w:r>
+              <w:t xml:space="preserve">0.1000</w:t>
             </w:r>
           </w:p>
         </w:tc>
@@ -4768,62 +4930,62 @@
               <w:pStyle w:val="Compact"/>
             </w:pPr>
             <w:r>
-              <w:t xml:space="preserve">~2.20</w:t>
-            </w:r>
-          </w:p>
-        </w:tc>
-        <w:tc>
-          <w:tcPr/>
-          <w:p>
-            <w:pPr>
-              <w:pStyle w:val="Compact"/>
-            </w:pPr>
-            <w:r>
-              <w:t xml:space="preserve">~46%</w:t>
-            </w:r>
-          </w:p>
-        </w:tc>
-        <w:tc>
-          <w:tcPr/>
-          <w:p>
-            <w:pPr>
-              <w:pStyle w:val="Compact"/>
-            </w:pPr>
-            <w:r>
-              <w:t xml:space="preserve">58.31%</w:t>
-            </w:r>
-          </w:p>
-        </w:tc>
-        <w:tc>
-          <w:tcPr/>
-          <w:p>
-            <w:pPr>
-              <w:pStyle w:val="Compact"/>
-            </w:pPr>
-            <w:r>
-              <w:t xml:space="preserve">4.50e-02</w:t>
-            </w:r>
-          </w:p>
-        </w:tc>
-        <w:tc>
-          <w:tcPr/>
-          <w:p>
-            <w:pPr>
-              <w:pStyle w:val="Compact"/>
-            </w:pPr>
-            <w:r>
-              <w:t xml:space="preserve">2.74e-01</w:t>
-            </w:r>
-          </w:p>
-        </w:tc>
-        <w:tc>
-          <w:tcPr/>
-          <w:p>
-            <w:pPr>
-              <w:pStyle w:val="Compact"/>
-            </w:pPr>
-            <w:r>
-              <w:t xml:space="preserve">0.0883</w:t>
+              <w:t xml:space="preserve">1.7413</w:t>
+            </w:r>
+          </w:p>
+        </w:tc>
+        <w:tc>
+          <w:tcPr/>
+          <w:p>
+            <w:pPr>
+              <w:pStyle w:val="Compact"/>
+            </w:pPr>
+            <w:r>
+              <w:t xml:space="preserve">68.64%</w:t>
+            </w:r>
+          </w:p>
+        </w:tc>
+        <w:tc>
+          <w:tcPr/>
+          <w:p>
+            <w:pPr>
+              <w:pStyle w:val="Compact"/>
+            </w:pPr>
+            <w:r>
+              <w:t xml:space="preserve">72.30%</w:t>
+            </w:r>
+          </w:p>
+        </w:tc>
+        <w:tc>
+          <w:tcPr/>
+          <w:p>
+            <w:pPr>
+              <w:pStyle w:val="Compact"/>
+            </w:pPr>
+            <w:r>
+              <w:t xml:space="preserve">4.09e-02</w:t>
+            </w:r>
+          </w:p>
+        </w:tc>
+        <w:tc>
+          <w:tcPr/>
+          <w:p>
+            <w:pPr>
+              <w:pStyle w:val="Compact"/>
+            </w:pPr>
+            <w:r>
+              <w:t xml:space="preserve">2.25e-01</w:t>
+            </w:r>
+          </w:p>
+        </w:tc>
+        <w:tc>
+          <w:tcPr/>
+          <w:p>
+            <w:pPr>
+              <w:pStyle w:val="Compact"/>
+            </w:pPr>
+            <w:r>
+              <w:t xml:space="preserve">0.1004</w:t>
             </w:r>
           </w:p>
         </w:tc>
@@ -4847,18 +5009,18 @@
               <w:pStyle w:val="Compact"/>
             </w:pPr>
             <w:r>
-              <w:t xml:space="preserve">2.0757</w:t>
-            </w:r>
-          </w:p>
-        </w:tc>
-        <w:tc>
-          <w:tcPr/>
-          <w:p>
-            <w:pPr>
-              <w:pStyle w:val="Compact"/>
-            </w:pPr>
-            <w:r>
-              <w:t xml:space="preserve">55.98%</w:t>
+              <w:t xml:space="preserve">1.8931</w:t>
+            </w:r>
+          </w:p>
+        </w:tc>
+        <w:tc>
+          <w:tcPr/>
+          <w:p>
+            <w:pPr>
+              <w:pStyle w:val="Compact"/>
+            </w:pPr>
+            <w:r>
+              <w:t xml:space="preserve">64.72%</w:t>
             </w:r>
           </w:p>
         </w:tc>
@@ -4873,40 +5035,123 @@
                 <w:b/>
                 <w:bCs/>
               </w:rPr>
-              <w:t xml:space="preserve">67.35%</w:t>
-            </w:r>
-          </w:p>
-        </w:tc>
-        <w:tc>
-          <w:tcPr/>
-          <w:p>
-            <w:pPr>
-              <w:pStyle w:val="Compact"/>
-            </w:pPr>
-            <w:r>
-              <w:t xml:space="preserve">2.88e-01</w:t>
-            </w:r>
-          </w:p>
-        </w:tc>
-        <w:tc>
-          <w:tcPr/>
-          <w:p>
-            <w:pPr>
-              <w:pStyle w:val="Compact"/>
-            </w:pPr>
-            <w:r>
-              <w:t xml:space="preserve">1.70e-01</w:t>
-            </w:r>
-          </w:p>
-        </w:tc>
-        <w:tc>
-          <w:tcPr/>
-          <w:p>
-            <w:pPr>
-              <w:pStyle w:val="Compact"/>
-            </w:pPr>
-            <w:r>
-              <w:t xml:space="preserve">0.0878</w:t>
+              <w:t xml:space="preserve">72.89%</w:t>
+            </w:r>
+          </w:p>
+        </w:tc>
+        <w:tc>
+          <w:tcPr/>
+          <w:p>
+            <w:pPr>
+              <w:pStyle w:val="Compact"/>
+            </w:pPr>
+            <w:r>
+              <w:t xml:space="preserve">5.47e-01</w:t>
+            </w:r>
+          </w:p>
+        </w:tc>
+        <w:tc>
+          <w:tcPr/>
+          <w:p>
+            <w:pPr>
+              <w:pStyle w:val="Compact"/>
+            </w:pPr>
+            <w:r>
+              <w:t xml:space="preserve">2.09e-01</w:t>
+            </w:r>
+          </w:p>
+        </w:tc>
+        <w:tc>
+          <w:tcPr/>
+          <w:p>
+            <w:pPr>
+              <w:pStyle w:val="Compact"/>
+            </w:pPr>
+            <w:r>
+              <w:t xml:space="preserve">0.1000</w:t>
+            </w:r>
+          </w:p>
+        </w:tc>
+      </w:tr>
+      <w:tr>
+        <w:tc>
+          <w:tcPr/>
+          <w:p>
+            <w:pPr>
+              <w:pStyle w:val="Compact"/>
+            </w:pPr>
+            <w:r>
+              <w:t xml:space="preserve">10</w:t>
+            </w:r>
+          </w:p>
+        </w:tc>
+        <w:tc>
+          <w:tcPr/>
+          <w:p>
+            <w:pPr>
+              <w:pStyle w:val="Compact"/>
+            </w:pPr>
+            <w:r>
+              <w:t xml:space="preserve">1.7960</w:t>
+            </w:r>
+          </w:p>
+        </w:tc>
+        <w:tc>
+          <w:tcPr/>
+          <w:p>
+            <w:pPr>
+              <w:pStyle w:val="Compact"/>
+            </w:pPr>
+            <w:r>
+              <w:t xml:space="preserve">68.08%</w:t>
+            </w:r>
+          </w:p>
+        </w:tc>
+        <w:tc>
+          <w:tcPr/>
+          <w:p>
+            <w:pPr>
+              <w:pStyle w:val="Compact"/>
+            </w:pPr>
+            <w:r>
+              <w:rPr>
+                <w:b/>
+                <w:bCs/>
+              </w:rPr>
+              <w:t xml:space="preserve">72.89%</w:t>
+            </w:r>
+          </w:p>
+        </w:tc>
+        <w:tc>
+          <w:tcPr/>
+          <w:p>
+            <w:pPr>
+              <w:pStyle w:val="Compact"/>
+            </w:pPr>
+            <w:r>
+              <w:t xml:space="preserve">2.08e-01</w:t>
+            </w:r>
+          </w:p>
+        </w:tc>
+        <w:tc>
+          <w:tcPr/>
+          <w:p>
+            <w:pPr>
+              <w:pStyle w:val="Compact"/>
+            </w:pPr>
+            <w:r>
+              <w:t xml:space="preserve">1.61e-01</w:t>
+            </w:r>
+          </w:p>
+        </w:tc>
+        <w:tc>
+          <w:tcPr/>
+          <w:p>
+            <w:pPr>
+              <w:pStyle w:val="Compact"/>
+            </w:pPr>
+            <w:r>
+              <w:t xml:space="preserve">0.1000</w:t>
             </w:r>
           </w:p>
         </w:tc>
@@ -4921,7 +5166,7 @@
           <w:b/>
           <w:bCs/>
         </w:rPr>
-        <w:t xml:space="preserve">Documented test accuracy:</w:t>
+        <w:t xml:space="preserve">Fresh rerun test accuracy:</w:t>
       </w:r>
       <w:r>
         <w:t xml:space="preserve"> </w:t>
@@ -4930,15 +5175,45 @@
         <w:rPr>
           <w:rStyle w:val="VerbatimChar"/>
         </w:rPr>
+        <w:t xml:space="preserve">72.53%</w:t>
+      </w:r>
+    </w:p>
+    <w:p>
+      <w:pPr>
+        <w:pStyle w:val="BodyText"/>
+      </w:pPr>
+      <w:r>
+        <w:t xml:space="preserve">This rerun resumed from a Drive-backed checkpoint at epoch 4 after an earlier target-triggered stop, then continued cleanly through epoch 10. The result does not overtake the strongest classical baselines, but it materially strengthens the trainable-quantum engineering case-study by showing that the stabilized V7 path is reproducible and improves substantially over the older documented</w:t>
+      </w:r>
+      <w:r>
+        <w:t xml:space="preserve"> </w:t>
+      </w:r>
+      <w:r>
+        <w:rPr>
+          <w:rStyle w:val="VerbatimChar"/>
+        </w:rPr>
         <w:t xml:space="preserve">65.02%</w:t>
       </w:r>
-    </w:p>
-    <w:p>
-      <w:pPr>
-        <w:pStyle w:val="BodyText"/>
-      </w:pPr>
-      <w:r>
-        <w:t xml:space="preserve">The V7 result is not competitive with the strongest reproduced classical baselines, but it remains informative because it demonstrates that trainable hybrid quanvolution can be stabilized and meaningfully optimized after multiple failed versions.</w:t>
+      <w:r>
+        <w:t xml:space="preserve"> </w:t>
+      </w:r>
+      <w:r>
+        <w:t xml:space="preserve">test result. At the time of writing, the local repository now contains the synced Drive-backed checkpoint files for this rerun; the remaining housekeeping gap is the remote</w:t>
+      </w:r>
+      <w:r>
+        <w:t xml:space="preserve"> </w:t>
+      </w:r>
+      <w:r>
+        <w:rPr>
+          <w:rStyle w:val="VerbatimChar"/>
+        </w:rPr>
+        <w:t xml:space="preserve">experiments/v7_*</w:t>
+      </w:r>
+      <w:r>
+        <w:t xml:space="preserve"> </w:t>
+      </w:r>
+      <w:r>
+        <w:t xml:space="preserve">directory rather than the core checkpoint artifacts themselves.</w:t>
       </w:r>
     </w:p>
     <w:bookmarkEnd w:id="42"/>
@@ -5074,7 +5349,7 @@
               <w:pStyle w:val="Compact"/>
             </w:pPr>
             <w:r>
-              <w:t xml:space="preserve">8.75% (V4) / 67.35% (V7)</w:t>
+              <w:t xml:space="preserve">8.75% (V4) / 72.89% (fresh V7 rerun)</w:t>
             </w:r>
           </w:p>
         </w:tc>
@@ -5313,7 +5588,7 @@
         <w:pStyle w:val="FirstParagraph"/>
       </w:pPr>
       <w:r>
-        <w:t xml:space="preserve">Quantum gradient magnitude across all 9 epochs ranged from 7.78e-04 to 3.01e-01. The growth pattern (from negligible in epoch 1 to substantial in epochs 3-4 and 9) suggests a characteristic "cold start" dynamics in variational quantum circuits within hybrid architectures---the quantum circuit requires initial warm-up epochs before meaningful gradient signal propagates. This phenomenon warrants further investigation.</w:t>
+        <w:t xml:space="preserve">Quantum gradient magnitude across the fresh 10-epoch rerun ranged from 8.21e-04 to 5.47e-01. The early transition from very small gradients in epoch 1 to substantially larger values in later epochs again suggests a characteristic "cold start" dynamics in variational quantum circuits within hybrid architectures: the quantum block does not appear to contribute strongly at initialization, but becomes trainable after several warm-up epochs once the surrounding classical layers and scaling parameters move into a better regime.</w:t>
       </w:r>
     </w:p>
     <w:bookmarkEnd w:id="46"/>
@@ -5944,7 +6219,7 @@
               <w:pStyle w:val="Compact"/>
             </w:pPr>
             <w:r>
-              <w:t xml:space="preserve">V7 (trainable, data_reuploading)</w:t>
+              <w:t xml:space="preserve">V7 (trainable, data_reuploading, fresh rerun)</w:t>
             </w:r>
           </w:p>
         </w:tc>
@@ -5966,6 +6241,63 @@
               <w:pStyle w:val="Compact"/>
             </w:pPr>
             <w:r>
+              <w:t xml:space="preserve">72.89%</w:t>
+            </w:r>
+          </w:p>
+        </w:tc>
+        <w:tc>
+          <w:tcPr/>
+          <w:p>
+            <w:pPr>
+              <w:pStyle w:val="Compact"/>
+            </w:pPr>
+            <w:r>
+              <w:t xml:space="preserve">72.53%</w:t>
+            </w:r>
+          </w:p>
+        </w:tc>
+        <w:tc>
+          <w:tcPr/>
+          <w:p>
+            <w:pPr>
+              <w:pStyle w:val="Compact"/>
+            </w:pPr>
+            <w:r>
+              <w:t xml:space="preserve">improved trainable engineering case-study, but still not current benchmark leader</w:t>
+            </w:r>
+          </w:p>
+        </w:tc>
+      </w:tr>
+      <w:tr>
+        <w:tc>
+          <w:tcPr/>
+          <w:p>
+            <w:pPr>
+              <w:pStyle w:val="Compact"/>
+            </w:pPr>
+            <w:r>
+              <w:t xml:space="preserve">V7 (older documented run)</w:t>
+            </w:r>
+          </w:p>
+        </w:tc>
+        <w:tc>
+          <w:tcPr/>
+          <w:p>
+            <w:pPr>
+              <w:pStyle w:val="Compact"/>
+            </w:pPr>
+            <w:r>
+              <w:t xml:space="preserve">25</w:t>
+            </w:r>
+          </w:p>
+        </w:tc>
+        <w:tc>
+          <w:tcPr/>
+          <w:p>
+            <w:pPr>
+              <w:pStyle w:val="Compact"/>
+            </w:pPr>
+            <w:r>
               <w:t xml:space="preserve">67.35%</w:t>
             </w:r>
           </w:p>
@@ -5988,7 +6320,7 @@
               <w:pStyle w:val="Compact"/>
             </w:pPr>
             <w:r>
-              <w:t xml:space="preserve">stabilized engineering case-study, not current benchmark leader</w:t>
+              <w:t xml:space="preserve">older documented trainable result retained for historical comparison</w:t>
             </w:r>
           </w:p>
         </w:tc>
@@ -6434,6 +6766,14 @@
         <w:t xml:space="preserve">This does not make the quantum experiments uninformative. It simply constrains the valid claim: the current evidence supports an honest comparative benchmark and engineering analysis, not a quantum-win narrative.</w:t>
       </w:r>
     </w:p>
+    <w:p>
+      <w:pPr>
+        <w:pStyle w:val="BodyText"/>
+      </w:pPr>
+      <w:r>
+        <w:t xml:space="preserve">The fresh V7 rerun strengthens this conclusion rather than overturning it. The trainable quantum path is meaningfully better than its older documented version, but even after this improvement it remains well below the strongest thesis-faithful and matched-budget classical anchors. That makes V7 more useful as evidence about trainability and engineering than as evidence about benchmark leadership.</w:t>
+      </w:r>
+    </w:p>
     <w:bookmarkEnd w:id="52"/>
     <w:bookmarkStart w:id="53" w:name="X9ee7b493ef1a5253e7beb81b06e12465a7470ab"/>
     <w:p>
@@ -6674,13 +7014,28 @@
           <w:b/>
           <w:bCs/>
         </w:rPr>
-        <w:t xml:space="preserve">Trainable-quantum artifact gap.</w:t>
-      </w:r>
-      <w:r>
-        <w:t xml:space="preserve"> </w:t>
-      </w:r>
-      <w:r>
-        <w:t xml:space="preserve">The V7 result is currently documented from prior runs, but a fresh artifact-backed rerun would still improve the paper if that case-study remains central.</w:t>
+        <w:t xml:space="preserve">Single-run trainable-quantum evidence.</w:t>
+      </w:r>
+      <w:r>
+        <w:t xml:space="preserve"> </w:t>
+      </w:r>
+      <w:r>
+        <w:t xml:space="preserve">The fresh V7 rerun now removes the largest training-side uncertainty, but the trainable-quantum case-study is still represented by a single fresh Colab rerun rather than a multi-seed remote study. The checkpoint files are now synced locally; the remaining artifact gap is the remote</w:t>
+      </w:r>
+      <w:r>
+        <w:t xml:space="preserve"> </w:t>
+      </w:r>
+      <w:r>
+        <w:rPr>
+          <w:rStyle w:val="VerbatimChar"/>
+        </w:rPr>
+        <w:t xml:space="preserve">experiments/v7_*</w:t>
+      </w:r>
+      <w:r>
+        <w:t xml:space="preserve"> </w:t>
+      </w:r>
+      <w:r>
+        <w:t xml:space="preserve">directory and any richer run metadata it may contain.</w:t>
       </w:r>
     </w:p>
     <w:p>
@@ -6793,7 +7148,7 @@
         <w:t xml:space="preserve">78.61 ± 0.69%</w:t>
       </w:r>
       <w:r>
-        <w:t xml:space="preserve">, while the documented stabilized trainable V7 case-study reaches</w:t>
+        <w:t xml:space="preserve">, while the fresh trainable V7 Colab rerun reaches</w:t>
       </w:r>
       <w:r>
         <w:t xml:space="preserve"> </w:t>
@@ -6803,10 +7158,13 @@
           <w:b/>
           <w:bCs/>
         </w:rPr>
-        <w:t xml:space="preserve">65.02%</w:t>
-      </w:r>
-      <w:r>
-        <w:t xml:space="preserve">.</w:t>
+        <w:t xml:space="preserve">72.53%</w:t>
+      </w:r>
+      <w:r>
+        <w:t xml:space="preserve"> </w:t>
+      </w:r>
+      <w:r>
+        <w:t xml:space="preserve">test accuracy.</w:t>
       </w:r>
     </w:p>
     <w:p>
@@ -6888,7 +7246,7 @@
         <w:pStyle w:val="FirstParagraph"/>
       </w:pPr>
       <w:r>
-        <w:t xml:space="preserve">Future work should focus on strengthening the benchmark rather than chasing an unsupported generic quantum-advantage claim: (1) add at least one stronger modern classical baseline, (2) add one broader validation axis such as low-data scaling or a second dataset, and (3) obtain a fresh artifact-backed rerun for the trainable V7 path if the engineering case-study is to remain prominent in the final submission.</w:t>
+        <w:t xml:space="preserve">Future work should focus on strengthening the benchmark rather than chasing an unsupported generic quantum-advantage claim: (1) add at least one stronger modern classical baseline, (2) add one broader validation axis such as low-data scaling or a second dataset, and (3) only consider extra trainable-quantum seeds if they are justified by paper impact and remaining compute budget.</w:t>
       </w:r>
     </w:p>
     <w:p>
@@ -7276,7 +7634,7 @@
         <w:rPr>
           <w:rStyle w:val="VerbatimChar"/>
         </w:rPr>
-        <w:t xml:space="preserve">train_v7_colab.ipynb</w:t>
+        <w:t xml:space="preserve">colab_v7_rerun_clean.ipynb</w:t>
       </w:r>
     </w:p>
     <w:p>

--- a/paper/draft.docx
+++ b/paper/draft.docx
@@ -43,7 +43,7 @@
         <w:rPr>
           <w:rStyle w:val="VerbatimChar"/>
         </w:rPr>
-        <w:t xml:space="preserve">thesis_cnniiii</w:t>
+        <w:t xml:space="preserve">resnet18_cifar_gray</w:t>
       </w:r>
       <w:r>
         <w:t xml:space="preserve">:</w:t>
@@ -55,7 +55,7 @@
         <w:rPr>
           <w:rStyle w:val="VerbatimChar"/>
         </w:rPr>
-        <w:t xml:space="preserve">85.26 ± 0.97</w:t>
+        <w:t xml:space="preserve">88.13 ± 0.82</w:t>
       </w:r>
       <w:r>
         <w:t xml:space="preserve"> </w:t>
@@ -76,7 +76,7 @@
         <w:rPr>
           <w:rStyle w:val="VerbatimChar"/>
         </w:rPr>
-        <w:t xml:space="preserve">classical_conv</w:t>
+        <w:t xml:space="preserve">thesis_cnniiii</w:t>
       </w:r>
       <w:r>
         <w:t xml:space="preserve">:</w:t>
@@ -88,7 +88,7 @@
         <w:rPr>
           <w:rStyle w:val="VerbatimChar"/>
         </w:rPr>
-        <w:t xml:space="preserve">81.40 ± 1.06</w:t>
+        <w:t xml:space="preserve">85.26 ± 0.97</w:t>
       </w:r>
       <w:r>
         <w:t xml:space="preserve"> </w:t>
@@ -109,7 +109,7 @@
         <w:rPr>
           <w:rStyle w:val="VerbatimChar"/>
         </w:rPr>
-        <w:t xml:space="preserve">param_linear</w:t>
+        <w:t xml:space="preserve">classical_conv</w:t>
       </w:r>
       <w:r>
         <w:t xml:space="preserve">:</w:t>
@@ -121,7 +121,7 @@
         <w:rPr>
           <w:rStyle w:val="VerbatimChar"/>
         </w:rPr>
-        <w:t xml:space="preserve">81.12 ± 2.27</w:t>
+        <w:t xml:space="preserve">81.40 ± 1.06</w:t>
       </w:r>
       <w:r>
         <w:t xml:space="preserve"> </w:t>
@@ -142,7 +142,7 @@
         <w:rPr>
           <w:rStyle w:val="VerbatimChar"/>
         </w:rPr>
-        <w:t xml:space="preserve">non_trainable_quantum</w:t>
+        <w:t xml:space="preserve">param_linear</w:t>
       </w:r>
       <w:r>
         <w:t xml:space="preserve">:</w:t>
@@ -154,7 +154,7 @@
         <w:rPr>
           <w:rStyle w:val="VerbatimChar"/>
         </w:rPr>
-        <w:t xml:space="preserve">80.40 ± 0.69</w:t>
+        <w:t xml:space="preserve">81.12 ± 2.27</w:t>
       </w:r>
       <w:r>
         <w:t xml:space="preserve"> </w:t>
@@ -175,7 +175,7 @@
         <w:rPr>
           <w:rStyle w:val="VerbatimChar"/>
         </w:rPr>
-        <w:t xml:space="preserve">thesis_hqnn2</w:t>
+        <w:t xml:space="preserve">non_trainable_quantum</w:t>
       </w:r>
       <w:r>
         <w:t xml:space="preserve">:</w:t>
@@ -187,7 +187,7 @@
         <w:rPr>
           <w:rStyle w:val="VerbatimChar"/>
         </w:rPr>
-        <w:t xml:space="preserve">78.61 ± 0.69</w:t>
+        <w:t xml:space="preserve">80.40 ± 0.69</w:t>
       </w:r>
       <w:r>
         <w:t xml:space="preserve"> </w:t>
@@ -205,22 +205,13 @@
         </w:numPr>
       </w:pPr>
       <w:r>
-        <w:t xml:space="preserve">fresh</w:t>
-      </w:r>
-      <w:r>
-        <w:t xml:space="preserve"> </w:t>
-      </w:r>
-      <w:r>
         <w:rPr>
           <w:rStyle w:val="VerbatimChar"/>
         </w:rPr>
-        <w:t xml:space="preserve">V7 trainable quantum</w:t>
-      </w:r>
-      <w:r>
-        <w:t xml:space="preserve"> </w:t>
-      </w:r>
-      <w:r>
-        <w:t xml:space="preserve">Colab rerun:</w:t>
+        <w:t xml:space="preserve">thesis_hqnn2</w:t>
+      </w:r>
+      <w:r>
+        <w:t xml:space="preserve">:</w:t>
       </w:r>
       <w:r>
         <w:t xml:space="preserve"> </w:t>
@@ -229,7 +220,7 @@
         <w:rPr>
           <w:rStyle w:val="VerbatimChar"/>
         </w:rPr>
-        <w:t xml:space="preserve">72.53%</w:t>
+        <w:t xml:space="preserve">78.61 ± 0.69</w:t>
       </w:r>
       <w:r>
         <w:t xml:space="preserve"> </w:t>
@@ -247,6 +238,48 @@
         </w:numPr>
       </w:pPr>
       <w:r>
+        <w:t xml:space="preserve">fresh</w:t>
+      </w:r>
+      <w:r>
+        <w:t xml:space="preserve"> </w:t>
+      </w:r>
+      <w:r>
+        <w:rPr>
+          <w:rStyle w:val="VerbatimChar"/>
+        </w:rPr>
+        <w:t xml:space="preserve">V7 trainable quantum</w:t>
+      </w:r>
+      <w:r>
+        <w:t xml:space="preserve"> </w:t>
+      </w:r>
+      <w:r>
+        <w:t xml:space="preserve">Colab rerun:</w:t>
+      </w:r>
+      <w:r>
+        <w:t xml:space="preserve"> </w:t>
+      </w:r>
+      <w:r>
+        <w:rPr>
+          <w:rStyle w:val="VerbatimChar"/>
+        </w:rPr>
+        <w:t xml:space="preserve">72.53%</w:t>
+      </w:r>
+      <w:r>
+        <w:t xml:space="preserve"> </w:t>
+      </w:r>
+      <w:r>
+        <w:t xml:space="preserve">test</w:t>
+      </w:r>
+    </w:p>
+    <w:p>
+      <w:pPr>
+        <w:pStyle w:val="Compact"/>
+        <w:numPr>
+          <w:ilvl w:val="0"/>
+          <w:numId w:val="1001"/>
+        </w:numPr>
+      </w:pPr>
+      <w:r>
         <w:t xml:space="preserve">older documented</w:t>
       </w:r>
       <w:r>
@@ -376,7 +409,7 @@
         <w:pStyle w:val="FirstParagraph"/>
       </w:pPr>
       <w:r>
-        <w:t xml:space="preserve">We present a reproducible benchmark extension of a master's-thesis study on quanvolutional neural networks for Ottoman-Turkish handwritten character recognition, a difficult 44-class low-data task with 3,894 grayscale samples. The study combines two complementary views of the problem: thesis-faithful model reproductions and current-local matched-budget ablations. Across multi-seed evaluation, the strongest reproduced evidence currently favors classical baselines rather than quantum variants. In the thesis-faithful family, the strongest reproduced model is</w:t>
+        <w:t xml:space="preserve">We present a reproducible benchmark extension of a master's-thesis study on quanvolutional neural networks for Ottoman-Turkish handwritten character recognition, a difficult 44-class low-data task with 3,894 grayscale samples. The study combines three complementary views of the problem: thesis-faithful model reproductions, current-local matched-budget ablations, and a stronger modern-classical upper bound. Across multi-seed evaluation, the strongest reproduced evidence currently favors classical baselines rather than quantum variants. In the thesis-faithful family, the strongest reproduced model is</w:t>
       </w:r>
       <w:r>
         <w:t xml:space="preserve"> </w:t>
@@ -501,7 +534,19 @@
         <w:t xml:space="preserve">80.40 ± 0.69%</w:t>
       </w:r>
       <w:r>
-        <w:t xml:space="preserve">. A fresh Colab rerun of the stabilized trainable V7 path improves the trainable-quantum case-study result to</w:t>
+        <w:t xml:space="preserve">. A stronger modern-classical baseline,</w:t>
+      </w:r>
+      <w:r>
+        <w:t xml:space="preserve"> </w:t>
+      </w:r>
+      <w:r>
+        <w:rPr>
+          <w:rStyle w:val="VerbatimChar"/>
+        </w:rPr>
+        <w:t xml:space="preserve">resnet18_cifar_gray</w:t>
+      </w:r>
+      <w:r>
+        <w:t xml:space="preserve">, reaches</w:t>
       </w:r>
       <w:r>
         <w:t xml:space="preserve"> </w:t>
@@ -511,13 +556,10 @@
           <w:b/>
           <w:bCs/>
         </w:rPr>
-        <w:t xml:space="preserve">72.53%</w:t>
-      </w:r>
-      <w:r>
-        <w:t xml:space="preserve"> </w:t>
-      </w:r>
-      <w:r>
-        <w:t xml:space="preserve">test accuracy, up from the previously documented</w:t>
+        <w:t xml:space="preserve">88.13 ± 0.82%</w:t>
+      </w:r>
+      <w:r>
+        <w:t xml:space="preserve">. A fresh Colab rerun of the stabilized trainable V7 path improves the trainable-quantum case-study result to</w:t>
       </w:r>
       <w:r>
         <w:t xml:space="preserve"> </w:t>
@@ -527,10 +569,26 @@
           <w:b/>
           <w:bCs/>
         </w:rPr>
+        <w:t xml:space="preserve">72.53%</w:t>
+      </w:r>
+      <w:r>
+        <w:t xml:space="preserve"> </w:t>
+      </w:r>
+      <w:r>
+        <w:t xml:space="preserve">test accuracy, up from the previously documented</w:t>
+      </w:r>
+      <w:r>
+        <w:t xml:space="preserve"> </w:t>
+      </w:r>
+      <w:r>
+        <w:rPr>
+          <w:b/>
+          <w:bCs/>
+        </w:rPr>
         <w:t xml:space="preserve">65.02%</w:t>
       </w:r>
       <w:r>
-        <w:t xml:space="preserve">, but still below the strongest classical baselines. We therefore do not claim a quantum advantage on this task. Instead, the scientific value of the work lies in three contributions: (1) a fair comparative benchmark that separates thesis-faithful and matched-budget families, (2) a trainable-quantum engineering case-study showing how information bottlenecks, gradient collapse, and optimizer/precision mistakes affect hybrid training, and (3) the documentation of a practical incompatibility between PyTorch AMP float16 autocasting and variational quantum circuit backpropagation at the quantum boundary.</w:t>
+        <w:t xml:space="preserve">, but still below the strongest classical baselines. We therefore do not claim a quantum advantage on this task. Instead, the scientific value of the work lies in three contributions: (1) a fair comparative benchmark that separates thesis-faithful, matched-budget, and modern-classical families, (2) a trainable-quantum engineering case-study showing how information bottlenecks, gradient collapse, and optimizer/precision mistakes affect hybrid training, and (3) the documentation of a practical incompatibility between PyTorch AMP float16 autocasting and variational quantum circuit backpropagation at the quantum boundary.</w:t>
       </w:r>
     </w:p>
     <w:p>
@@ -657,7 +715,7 @@
         <w:t xml:space="preserve">thesis_cnniiii</w:t>
       </w:r>
       <w:r>
-        <w:t xml:space="preserve">), and the best current-local matched-budget model is also classical (</w:t>
+        <w:t xml:space="preserve">), the best current-local matched-budget model is also classical (</w:t>
       </w:r>
       <w:r>
         <w:rPr>
@@ -666,7 +724,16 @@
         <w:t xml:space="preserve">classical_conv</w:t>
       </w:r>
       <w:r>
-        <w:t xml:space="preserve">). This makes the work more honest and more informative than a selective "quantum win" narrative.</w:t>
+        <w:t xml:space="preserve">), and a stronger modern-classical upper bound (</w:t>
+      </w:r>
+      <w:r>
+        <w:rPr>
+          <w:rStyle w:val="VerbatimChar"/>
+        </w:rPr>
+        <w:t xml:space="preserve">resnet18_cifar_gray</w:t>
+      </w:r>
+      <w:r>
+        <w:t xml:space="preserve">) extends that conclusion further. This makes the work more honest and more informative than a selective "quantum win" narrative.</w:t>
       </w:r>
     </w:p>
     <w:p>
@@ -7246,7 +7313,7 @@
         <w:pStyle w:val="FirstParagraph"/>
       </w:pPr>
       <w:r>
-        <w:t xml:space="preserve">Future work should focus on strengthening the benchmark rather than chasing an unsupported generic quantum-advantage claim: (1) add at least one stronger modern classical baseline, (2) add one broader validation axis such as low-data scaling or a second dataset, and (3) only consider extra trainable-quantum seeds if they are justified by paper impact and remaining compute budget.</w:t>
+        <w:t xml:space="preserve">Future work should focus on strengthening the benchmark rather than chasing an unsupported generic quantum-advantage claim: (1) add one broader validation axis such as low-data scaling or a second dataset, (2) consider a transfer-learning-style classical upper bound only if reviewer pressure justifies it, and (3) only consider extra trainable-quantum seeds if they are justified by paper impact and remaining compute budget.</w:t>
       </w:r>
     </w:p>
     <w:p>

--- a/paper/draft.docx
+++ b/paper/draft.docx
@@ -2,7 +2,7 @@
 <file path=word/document.xml><?xml version="1.0" encoding="utf-8"?>
 <w:document xmlns:w="http://schemas.openxmlformats.org/wordprocessingml/2006/main" xmlns:m="http://schemas.openxmlformats.org/officeDocument/2006/math" xmlns:r="http://schemas.openxmlformats.org/officeDocument/2006/relationships" xmlns:o="urn:schemas-microsoft-com:office:office" xmlns:v="urn:schemas-microsoft-com:vml" xmlns:w10="urn:schemas-microsoft-com:office:word" xmlns:a="http://schemas.openxmlformats.org/drawingml/2006/main" xmlns:pic="http://schemas.openxmlformats.org/drawingml/2006/picture" xmlns:wp="http://schemas.openxmlformats.org/drawingml/2006/wordprocessingDrawing">
   <w:body>
-    <w:bookmarkStart w:id="63" w:name="X07ce4adcf8848b6eb68d64d0f510081f6eb1659"/>
+    <w:bookmarkStart w:id="75" w:name="X07ce4adcf8848b6eb68d64d0f510081f6eb1659"/>
     <w:p>
       <w:pPr>
         <w:pStyle w:val="Heading1"/>
@@ -11,24 +11,264 @@
         <w:t xml:space="preserve">Fair Benchmarking and Engineering Lessons for Quanvolutional Neural Networks on Ottoman-Turkish Handwritten Character Recognition</w:t>
       </w:r>
     </w:p>
-    <w:p>
-      <w:pPr>
-        <w:pStyle w:val="BlockText"/>
-      </w:pPr>
-      <w:r>
-        <w:t xml:space="preserve">Editorial status note, April 7, 2026:</w:t>
-      </w:r>
-      <w:r>
-        <w:t xml:space="preserve"> </w:t>
-      </w:r>
-      <w:r>
-        <w:t xml:space="preserve">This draft still reflects the older V7-centered manuscript state and is not submission-ready in its current form.</w:t>
-      </w:r>
-      <w:r>
-        <w:t xml:space="preserve"> </w:t>
-      </w:r>
-      <w:r>
-        <w:t xml:space="preserve">The current benchmark picture is now:</w:t>
+    <w:bookmarkStart w:id="9" w:name="authors"/>
+    <w:p>
+      <w:pPr>
+        <w:pStyle w:val="Heading2"/>
+      </w:pPr>
+      <w:r>
+        <w:t xml:space="preserve">Authors</w:t>
+      </w:r>
+    </w:p>
+    <w:p>
+      <w:pPr>
+        <w:pStyle w:val="FirstParagraph"/>
+      </w:pPr>
+      <w:r>
+        <w:t xml:space="preserve">Necati Incekara</w:t>
+      </w:r>
+    </w:p>
+    <w:p>
+      <w:r>
+        <w:pict>
+          <v:rect style="width:0;height:1.5pt" o:hralign="center" o:hrstd="t" o:hr="t"/>
+        </w:pict>
+      </w:r>
+    </w:p>
+    <w:bookmarkEnd w:id="9"/>
+    <w:bookmarkStart w:id="10" w:name="abstract"/>
+    <w:p>
+      <w:pPr>
+        <w:pStyle w:val="Heading2"/>
+      </w:pPr>
+      <w:r>
+        <w:t xml:space="preserve">Abstract</w:t>
+      </w:r>
+    </w:p>
+    <w:p>
+      <w:pPr>
+        <w:pStyle w:val="FirstParagraph"/>
+      </w:pPr>
+      <w:r>
+        <w:t xml:space="preserve">We present a reproducible benchmark and engineering study of quanvolutional neural networks for Ottoman-Turkish handwritten character recognition, a 44-class low-data OCR task with 3,894 grayscale samples. The study separates five evidence axes: thesis-faithful reproductions, current-local matched-budget ablations, a stronger modern-classical upper bound, low-data scaling, and a trainable-quantum engineering case-study. Across three-seed full-data evaluation, the strongest reproduced evidence favors classical baselines. The best thesis-faithful model, a CNN-IIII reproduction (</w:t>
+      </w:r>
+      <w:r>
+        <w:rPr>
+          <w:rStyle w:val="VerbatimChar"/>
+        </w:rPr>
+        <w:t xml:space="preserve">thesis_cnniiii</w:t>
+      </w:r>
+      <w:r>
+        <w:t xml:space="preserve">), reaches</w:t>
+      </w:r>
+      <w:r>
+        <w:t xml:space="preserve"> </w:t>
+      </w:r>
+      <w:r>
+        <w:rPr>
+          <w:b/>
+          <w:bCs/>
+        </w:rPr>
+        <w:t xml:space="preserve">85.26 ± 0.97%</w:t>
+      </w:r>
+      <w:r>
+        <w:t xml:space="preserve"> </w:t>
+      </w:r>
+      <w:r>
+        <w:t xml:space="preserve">test accuracy, while the best thesis-faithful quantum reproduction, HQNN-II (</w:t>
+      </w:r>
+      <w:r>
+        <w:rPr>
+          <w:rStyle w:val="VerbatimChar"/>
+        </w:rPr>
+        <w:t xml:space="preserve">thesis_hqnn2</w:t>
+      </w:r>
+      <w:r>
+        <w:t xml:space="preserve">), reaches</w:t>
+      </w:r>
+      <w:r>
+        <w:t xml:space="preserve"> </w:t>
+      </w:r>
+      <w:r>
+        <w:rPr>
+          <w:b/>
+          <w:bCs/>
+        </w:rPr>
+        <w:t xml:space="preserve">78.61 ± 0.69%</w:t>
+      </w:r>
+      <w:r>
+        <w:t xml:space="preserve">. In the current-local matched-budget family, the classical convolutional baseline (</w:t>
+      </w:r>
+      <w:r>
+        <w:rPr>
+          <w:rStyle w:val="VerbatimChar"/>
+        </w:rPr>
+        <w:t xml:space="preserve">classical_conv</w:t>
+      </w:r>
+      <w:r>
+        <w:t xml:space="preserve">) reaches</w:t>
+      </w:r>
+      <w:r>
+        <w:t xml:space="preserve"> </w:t>
+      </w:r>
+      <w:r>
+        <w:rPr>
+          <w:b/>
+          <w:bCs/>
+        </w:rPr>
+        <w:t xml:space="preserve">81.40 ± 1.06%</w:t>
+      </w:r>
+      <w:r>
+        <w:t xml:space="preserve">, the linear classical replacement (</w:t>
+      </w:r>
+      <w:r>
+        <w:rPr>
+          <w:rStyle w:val="VerbatimChar"/>
+        </w:rPr>
+        <w:t xml:space="preserve">param_linear</w:t>
+      </w:r>
+      <w:r>
+        <w:t xml:space="preserve">) reaches</w:t>
+      </w:r>
+      <w:r>
+        <w:t xml:space="preserve"> </w:t>
+      </w:r>
+      <w:r>
+        <w:rPr>
+          <w:b/>
+          <w:bCs/>
+        </w:rPr>
+        <w:t xml:space="preserve">81.12 ± 2.27%</w:t>
+      </w:r>
+      <w:r>
+        <w:t xml:space="preserve">, and the Henderson-style non-trainable quantum baseline reaches</w:t>
+      </w:r>
+      <w:r>
+        <w:t xml:space="preserve"> </w:t>
+      </w:r>
+      <w:r>
+        <w:rPr>
+          <w:b/>
+          <w:bCs/>
+        </w:rPr>
+        <w:t xml:space="preserve">80.40 ± 0.69%</w:t>
+      </w:r>
+      <w:r>
+        <w:t xml:space="preserve">. A stronger grayscale ResNet-18 baseline (</w:t>
+      </w:r>
+      <w:r>
+        <w:rPr>
+          <w:rStyle w:val="VerbatimChar"/>
+        </w:rPr>
+        <w:t xml:space="preserve">resnet18_cifar_gray</w:t>
+      </w:r>
+      <w:r>
+        <w:t xml:space="preserve">) reaches</w:t>
+      </w:r>
+      <w:r>
+        <w:t xml:space="preserve"> </w:t>
+      </w:r>
+      <w:r>
+        <w:rPr>
+          <w:b/>
+          <w:bCs/>
+        </w:rPr>
+        <w:t xml:space="preserve">88.13 ± 0.82%</w:t>
+      </w:r>
+      <w:r>
+        <w:t xml:space="preserve">. The May 2026 low-data confirmation adds a narrower result: within the current-local family, the non-trainable quantum baseline exceeds the classical convolutional baseline on three-seed mean test accuracy across 10/25/50/100% training fractions, while the thesis-faithful low-data pilot remains classical-favored. April 2026 reruns of the stabilized trainable V7 path place the single-run trainable-quantum case-study range at</w:t>
+      </w:r>
+      <w:r>
+        <w:t xml:space="preserve"> </w:t>
+      </w:r>
+      <w:r>
+        <w:rPr>
+          <w:b/>
+          <w:bCs/>
+        </w:rPr>
+        <w:t xml:space="preserve">65.88--72.53%</w:t>
+      </w:r>
+      <w:r>
+        <w:t xml:space="preserve"> </w:t>
+      </w:r>
+      <w:r>
+        <w:t xml:space="preserve">test accuracy. We therefore do not claim generic quantum advantage. The contribution is instead an artifact-backed benchmark with family separation, a specific low-data competitiveness signal for one non-trainable quantum baseline, and concrete engineering lessons about information bottlenecks, gradient collapse, and AMP precision failures at the quantum boundary.</w:t>
+      </w:r>
+    </w:p>
+    <w:p>
+      <w:pPr>
+        <w:pStyle w:val="BodyText"/>
+      </w:pPr>
+      <w:r>
+        <w:rPr>
+          <w:b/>
+          <w:bCs/>
+        </w:rPr>
+        <w:t xml:space="preserve">Keywords:</w:t>
+      </w:r>
+      <w:r>
+        <w:t xml:space="preserve"> </w:t>
+      </w:r>
+      <w:r>
+        <w:t xml:space="preserve">Quantum Machine Learning, Quanvolutional Neural Networks, Hybrid Quantum-Classical Computing, Ottoman Script Recognition, Variational Quantum Circuits, Gradient Stabilization, Barren Plateaus</w:t>
+      </w:r>
+    </w:p>
+    <w:p>
+      <w:r>
+        <w:pict>
+          <v:rect style="width:0;height:1.5pt" o:hralign="center" o:hrstd="t" o:hr="t"/>
+        </w:pict>
+      </w:r>
+    </w:p>
+    <w:bookmarkEnd w:id="10"/>
+    <w:bookmarkStart w:id="15" w:name="Xe3d0fc0bea9a42ce7605565d0964033d7f6ee47"/>
+    <w:p>
+      <w:pPr>
+        <w:pStyle w:val="Heading2"/>
+      </w:pPr>
+      <w:r>
+        <w:t xml:space="preserve">1. Introduction</w:t>
+      </w:r>
+    </w:p>
+    <w:p>
+      <w:pPr>
+        <w:pStyle w:val="FirstParagraph"/>
+      </w:pPr>
+      <w:r>
+        <w:t xml:space="preserve">Quantum machine learning (QML) has emerged as a promising paradigm for leveraging quantum computational properties in pattern recognition tasks [1,2]. Among various QML architectures, quanvolutional neural networks---which replace or augment classical convolutional filters with parameterized quantum circuits (PQCs)---have attracted significant research attention since their introduction by Henderson et al. [3]. However, the practical deployment of quanvolutional layers faces substantial engineering and theoretical challenges that are often underreported in the literature.</w:t>
+      </w:r>
+    </w:p>
+    <w:p>
+      <w:pPr>
+        <w:pStyle w:val="BodyText"/>
+      </w:pPr>
+      <w:r>
+        <w:t xml:space="preserve">Recent QML benchmarking work warns that experimental design, small simulation scales, and performance narratives can make quantum model comparisons difficult to interpret [11]. In this work, we adopt a reproducibility-first methodology, documenting architectural failures alongside the configurations that eventually train.</w:t>
+      </w:r>
+    </w:p>
+    <w:p>
+      <w:pPr>
+        <w:pStyle w:val="BodyText"/>
+      </w:pPr>
+      <w:r>
+        <w:t xml:space="preserve">We apply quanvolutional neural networks to Ottoman-Turkish handwritten character recognition, a historically significant and technically challenging classification problem. The Ottoman script comprises 44 distinct character classes with significant morphological variation and limited training data (3,894 samples), making it an ideal testbed for evaluating quantum feature extractors under resource-constrained conditions.</w:t>
+      </w:r>
+    </w:p>
+    <w:bookmarkStart w:id="11" w:name="X7ac903b8a0261d964949c5e2ce578627c6e5d69"/>
+    <w:p>
+      <w:pPr>
+        <w:pStyle w:val="Heading3"/>
+      </w:pPr>
+      <w:r>
+        <w:t xml:space="preserve">1.1 Research Questions</w:t>
+      </w:r>
+    </w:p>
+    <w:p>
+      <w:pPr>
+        <w:pStyle w:val="FirstParagraph"/>
+      </w:pPr>
+      <w:r>
+        <w:t xml:space="preserve">The study is organized around three research questions:</w:t>
       </w:r>
     </w:p>
     <w:p>
@@ -41,27 +281,16 @@
       </w:pPr>
       <w:r>
         <w:rPr>
-          <w:rStyle w:val="VerbatimChar"/>
-        </w:rPr>
-        <w:t xml:space="preserve">resnet18_cifar_gray</w:t>
-      </w:r>
-      <w:r>
-        <w:t xml:space="preserve">:</w:t>
-      </w:r>
-      <w:r>
-        <w:t xml:space="preserve"> </w:t>
-      </w:r>
-      <w:r>
-        <w:rPr>
-          <w:rStyle w:val="VerbatimChar"/>
-        </w:rPr>
-        <w:t xml:space="preserve">88.13 ± 0.82</w:t>
-      </w:r>
-      <w:r>
-        <w:t xml:space="preserve"> </w:t>
-      </w:r>
-      <w:r>
-        <w:t xml:space="preserve">test</w:t>
+          <w:b/>
+          <w:bCs/>
+        </w:rPr>
+        <w:t xml:space="preserve">RQ1:</w:t>
+      </w:r>
+      <w:r>
+        <w:t xml:space="preserve"> </w:t>
+      </w:r>
+      <w:r>
+        <w:t xml:space="preserve">Under a reproducible full-data protocol, do thesis-faithful or matched-budget quantum variants outperform their strongest classical counterparts on this Ottoman-Turkish OCR task?</w:t>
       </w:r>
     </w:p>
     <w:p>
@@ -74,27 +303,16 @@
       </w:pPr>
       <w:r>
         <w:rPr>
-          <w:rStyle w:val="VerbatimChar"/>
-        </w:rPr>
-        <w:t xml:space="preserve">thesis_cnniiii</w:t>
-      </w:r>
-      <w:r>
-        <w:t xml:space="preserve">:</w:t>
-      </w:r>
-      <w:r>
-        <w:t xml:space="preserve"> </w:t>
-      </w:r>
-      <w:r>
-        <w:rPr>
-          <w:rStyle w:val="VerbatimChar"/>
-        </w:rPr>
-        <w:t xml:space="preserve">85.26 ± 0.97</w:t>
-      </w:r>
-      <w:r>
-        <w:t xml:space="preserve"> </w:t>
-      </w:r>
-      <w:r>
-        <w:t xml:space="preserve">test</w:t>
+          <w:b/>
+          <w:bCs/>
+        </w:rPr>
+        <w:t xml:space="preserve">RQ2:</w:t>
+      </w:r>
+      <w:r>
+        <w:t xml:space="preserve"> </w:t>
+      </w:r>
+      <w:r>
+        <w:t xml:space="preserve">Does reducing only the training split reveal a low-data regime in which a quantum variant becomes competitive with its paired classical baseline?</w:t>
       </w:r>
     </w:p>
     <w:p>
@@ -107,556 +325,26 @@
       </w:pPr>
       <w:r>
         <w:rPr>
-          <w:rStyle w:val="VerbatimChar"/>
-        </w:rPr>
-        <w:t xml:space="preserve">classical_conv</w:t>
-      </w:r>
-      <w:r>
-        <w:t xml:space="preserve">:</w:t>
-      </w:r>
-      <w:r>
-        <w:t xml:space="preserve"> </w:t>
-      </w:r>
-      <w:r>
-        <w:rPr>
-          <w:rStyle w:val="VerbatimChar"/>
-        </w:rPr>
-        <w:t xml:space="preserve">81.40 ± 1.06</w:t>
-      </w:r>
-      <w:r>
-        <w:t xml:space="preserve"> </w:t>
-      </w:r>
-      <w:r>
-        <w:t xml:space="preserve">test</w:t>
-      </w:r>
-    </w:p>
-    <w:p>
-      <w:pPr>
-        <w:pStyle w:val="Compact"/>
-        <w:numPr>
-          <w:ilvl w:val="0"/>
-          <w:numId w:val="1001"/>
-        </w:numPr>
-      </w:pPr>
-      <w:r>
-        <w:rPr>
-          <w:rStyle w:val="VerbatimChar"/>
-        </w:rPr>
-        <w:t xml:space="preserve">param_linear</w:t>
-      </w:r>
-      <w:r>
-        <w:t xml:space="preserve">:</w:t>
-      </w:r>
-      <w:r>
-        <w:t xml:space="preserve"> </w:t>
-      </w:r>
-      <w:r>
-        <w:rPr>
-          <w:rStyle w:val="VerbatimChar"/>
-        </w:rPr>
-        <w:t xml:space="preserve">81.12 ± 2.27</w:t>
-      </w:r>
-      <w:r>
-        <w:t xml:space="preserve"> </w:t>
-      </w:r>
-      <w:r>
-        <w:t xml:space="preserve">test</w:t>
-      </w:r>
-    </w:p>
-    <w:p>
-      <w:pPr>
-        <w:pStyle w:val="Compact"/>
-        <w:numPr>
-          <w:ilvl w:val="0"/>
-          <w:numId w:val="1001"/>
-        </w:numPr>
-      </w:pPr>
-      <w:r>
-        <w:rPr>
-          <w:rStyle w:val="VerbatimChar"/>
-        </w:rPr>
-        <w:t xml:space="preserve">non_trainable_quantum</w:t>
-      </w:r>
-      <w:r>
-        <w:t xml:space="preserve">:</w:t>
-      </w:r>
-      <w:r>
-        <w:t xml:space="preserve"> </w:t>
-      </w:r>
-      <w:r>
-        <w:rPr>
-          <w:rStyle w:val="VerbatimChar"/>
-        </w:rPr>
-        <w:t xml:space="preserve">80.40 ± 0.69</w:t>
-      </w:r>
-      <w:r>
-        <w:t xml:space="preserve"> </w:t>
-      </w:r>
-      <w:r>
-        <w:t xml:space="preserve">test</w:t>
-      </w:r>
-    </w:p>
-    <w:p>
-      <w:pPr>
-        <w:pStyle w:val="Compact"/>
-        <w:numPr>
-          <w:ilvl w:val="0"/>
-          <w:numId w:val="1001"/>
-        </w:numPr>
-      </w:pPr>
-      <w:r>
-        <w:rPr>
-          <w:rStyle w:val="VerbatimChar"/>
-        </w:rPr>
-        <w:t xml:space="preserve">thesis_hqnn2</w:t>
-      </w:r>
-      <w:r>
-        <w:t xml:space="preserve">:</w:t>
-      </w:r>
-      <w:r>
-        <w:t xml:space="preserve"> </w:t>
-      </w:r>
-      <w:r>
-        <w:rPr>
-          <w:rStyle w:val="VerbatimChar"/>
-        </w:rPr>
-        <w:t xml:space="preserve">78.61 ± 0.69</w:t>
-      </w:r>
-      <w:r>
-        <w:t xml:space="preserve"> </w:t>
-      </w:r>
-      <w:r>
-        <w:t xml:space="preserve">test</w:t>
-      </w:r>
-    </w:p>
-    <w:p>
-      <w:pPr>
-        <w:pStyle w:val="Compact"/>
-        <w:numPr>
-          <w:ilvl w:val="0"/>
-          <w:numId w:val="1001"/>
-        </w:numPr>
-      </w:pPr>
-      <w:r>
-        <w:t xml:space="preserve">fresh</w:t>
-      </w:r>
-      <w:r>
-        <w:t xml:space="preserve"> </w:t>
-      </w:r>
-      <w:r>
-        <w:rPr>
-          <w:rStyle w:val="VerbatimChar"/>
-        </w:rPr>
-        <w:t xml:space="preserve">V7 trainable quantum</w:t>
-      </w:r>
-      <w:r>
-        <w:t xml:space="preserve"> </w:t>
-      </w:r>
-      <w:r>
-        <w:t xml:space="preserve">Colab rerun:</w:t>
-      </w:r>
-      <w:r>
-        <w:t xml:space="preserve"> </w:t>
-      </w:r>
-      <w:r>
-        <w:rPr>
-          <w:rStyle w:val="VerbatimChar"/>
-        </w:rPr>
-        <w:t xml:space="preserve">72.53%</w:t>
-      </w:r>
-      <w:r>
-        <w:t xml:space="preserve"> </w:t>
-      </w:r>
-      <w:r>
-        <w:t xml:space="preserve">test</w:t>
-      </w:r>
-    </w:p>
-    <w:p>
-      <w:pPr>
-        <w:pStyle w:val="Compact"/>
-        <w:numPr>
-          <w:ilvl w:val="0"/>
-          <w:numId w:val="1001"/>
-        </w:numPr>
-      </w:pPr>
-      <w:r>
-        <w:t xml:space="preserve">older documented</w:t>
-      </w:r>
-      <w:r>
-        <w:t xml:space="preserve"> </w:t>
-      </w:r>
-      <w:r>
-        <w:rPr>
-          <w:rStyle w:val="VerbatimChar"/>
-        </w:rPr>
-        <w:t xml:space="preserve">V7 trainable quantum</w:t>
-      </w:r>
-      <w:r>
-        <w:t xml:space="preserve">:</w:t>
-      </w:r>
-      <w:r>
-        <w:t xml:space="preserve"> </w:t>
-      </w:r>
-      <w:r>
-        <w:rPr>
-          <w:rStyle w:val="VerbatimChar"/>
-        </w:rPr>
-        <w:t xml:space="preserve">65.02%</w:t>
-      </w:r>
-      <w:r>
-        <w:t xml:space="preserve"> </w:t>
-      </w:r>
-      <w:r>
-        <w:t xml:space="preserve">test</w:t>
-      </w:r>
-      <w:r>
-        <w:t xml:space="preserve"> </w:t>
-      </w:r>
-      <w:r>
-        <w:t xml:space="preserve">Therefore the paper must now be rewritten as a fair benchmark + engineering-lessons manuscript, not as a V7 accuracy-win manuscript.</w:t>
-      </w:r>
-      <w:r>
-        <w:t xml:space="preserve"> </w:t>
-      </w:r>
-      <w:r>
-        <w:t xml:space="preserve">Before using this draft for submission, reconcile claims against</w:t>
-      </w:r>
-      <w:r>
-        <w:t xml:space="preserve"> </w:t>
-      </w:r>
-      <w:r>
-        <w:rPr>
-          <w:rStyle w:val="VerbatimChar"/>
-        </w:rPr>
-        <w:t xml:space="preserve">docs/SUBMISSION_BENCHMARK_2026-03-25.md</w:t>
-      </w:r>
-      <w:r>
-        <w:t xml:space="preserve">,</w:t>
-      </w:r>
-      <w:r>
-        <w:t xml:space="preserve"> </w:t>
-      </w:r>
-      <w:r>
-        <w:rPr>
-          <w:rStyle w:val="VerbatimChar"/>
-        </w:rPr>
-        <w:t xml:space="preserve">docs/PUBLICATION_STRATEGY_2026-03-22.md</w:t>
-      </w:r>
-      <w:r>
-        <w:t xml:space="preserve">,</w:t>
-      </w:r>
-      <w:r>
-        <w:t xml:space="preserve"> </w:t>
-      </w:r>
-      <w:r>
-        <w:rPr>
-          <w:rStyle w:val="VerbatimChar"/>
-        </w:rPr>
-        <w:t xml:space="preserve">docs/EXPERIMENTS.md</w:t>
-      </w:r>
-      <w:r>
-        <w:t xml:space="preserve">, and</w:t>
-      </w:r>
-      <w:r>
-        <w:t xml:space="preserve"> </w:t>
-      </w:r>
-      <w:r>
-        <w:rPr>
-          <w:rStyle w:val="VerbatimChar"/>
-        </w:rPr>
-        <w:t xml:space="preserve">experiments/*.json</w:t>
-      </w:r>
-      <w:r>
-        <w:t xml:space="preserve">.</w:t>
-      </w:r>
-    </w:p>
-    <w:bookmarkStart w:id="9" w:name="authors"/>
-    <w:p>
-      <w:pPr>
-        <w:pStyle w:val="Heading2"/>
-      </w:pPr>
-      <w:r>
-        <w:t xml:space="preserve">Authors</w:t>
-      </w:r>
-    </w:p>
-    <w:p>
-      <w:pPr>
-        <w:pStyle w:val="FirstParagraph"/>
-      </w:pPr>
-      <w:r>
-        <w:t xml:space="preserve">Necati Incekara</w:t>
-      </w:r>
-    </w:p>
-    <w:p>
-      <w:r>
-        <w:pict>
-          <v:rect style="width:0;height:1.5pt" o:hralign="center" o:hrstd="t" o:hr="t"/>
-        </w:pict>
-      </w:r>
-    </w:p>
-    <w:bookmarkEnd w:id="9"/>
-    <w:bookmarkStart w:id="10" w:name="abstract"/>
-    <w:p>
-      <w:pPr>
-        <w:pStyle w:val="Heading2"/>
-      </w:pPr>
-      <w:r>
-        <w:t xml:space="preserve">Abstract</w:t>
-      </w:r>
-    </w:p>
-    <w:p>
-      <w:pPr>
-        <w:pStyle w:val="FirstParagraph"/>
-      </w:pPr>
-      <w:r>
-        <w:t xml:space="preserve">We present a reproducible benchmark extension of a master's-thesis study on quanvolutional neural networks for Ottoman-Turkish handwritten character recognition, a difficult 44-class low-data task with 3,894 grayscale samples. The study combines three complementary views of the problem: thesis-faithful model reproductions, current-local matched-budget ablations, and a stronger modern-classical upper bound. Across multi-seed evaluation, the strongest reproduced evidence currently favors classical baselines rather than quantum variants. In the thesis-faithful family, the strongest reproduced model is</w:t>
-      </w:r>
-      <w:r>
-        <w:t xml:space="preserve"> </w:t>
-      </w:r>
-      <w:r>
-        <w:rPr>
-          <w:rStyle w:val="VerbatimChar"/>
-        </w:rPr>
-        <w:t xml:space="preserve">thesis_cnniiii</w:t>
-      </w:r>
-      <w:r>
-        <w:t xml:space="preserve"> </w:t>
-      </w:r>
-      <w:r>
-        <w:t xml:space="preserve">with</w:t>
-      </w:r>
-      <w:r>
-        <w:t xml:space="preserve"> </w:t>
-      </w:r>
-      <w:r>
-        <w:rPr>
           <w:b/>
           <w:bCs/>
         </w:rPr>
-        <w:t xml:space="preserve">85.26 ± 0.97%</w:t>
-      </w:r>
-      <w:r>
-        <w:t xml:space="preserve"> </w:t>
-      </w:r>
-      <w:r>
-        <w:t xml:space="preserve">test accuracy, while the best reproduced thesis-faithful quantum baseline,</w:t>
-      </w:r>
-      <w:r>
-        <w:t xml:space="preserve"> </w:t>
-      </w:r>
-      <w:r>
-        <w:rPr>
-          <w:rStyle w:val="VerbatimChar"/>
-        </w:rPr>
-        <w:t xml:space="preserve">thesis_hqnn2</w:t>
-      </w:r>
-      <w:r>
-        <w:t xml:space="preserve">, reaches</w:t>
-      </w:r>
-      <w:r>
-        <w:t xml:space="preserve"> </w:t>
-      </w:r>
-      <w:r>
-        <w:rPr>
-          <w:b/>
-          <w:bCs/>
-        </w:rPr>
-        <w:t xml:space="preserve">78.61 ± 0.69%</w:t>
-      </w:r>
-      <w:r>
-        <w:t xml:space="preserve">. In the current-local matched-budget family,</w:t>
-      </w:r>
-      <w:r>
-        <w:t xml:space="preserve"> </w:t>
-      </w:r>
-      <w:r>
-        <w:rPr>
-          <w:rStyle w:val="VerbatimChar"/>
-        </w:rPr>
-        <w:t xml:space="preserve">classical_conv</w:t>
-      </w:r>
-      <w:r>
-        <w:t xml:space="preserve"> </w:t>
-      </w:r>
-      <w:r>
-        <w:t xml:space="preserve">reaches</w:t>
-      </w:r>
-      <w:r>
-        <w:t xml:space="preserve"> </w:t>
-      </w:r>
-      <w:r>
-        <w:rPr>
-          <w:b/>
-          <w:bCs/>
-        </w:rPr>
-        <w:t xml:space="preserve">81.40 ± 1.06%</w:t>
-      </w:r>
-      <w:r>
-        <w:t xml:space="preserve">,</w:t>
-      </w:r>
-      <w:r>
-        <w:t xml:space="preserve"> </w:t>
-      </w:r>
-      <w:r>
-        <w:rPr>
-          <w:rStyle w:val="VerbatimChar"/>
-        </w:rPr>
-        <w:t xml:space="preserve">param_linear</w:t>
-      </w:r>
-      <w:r>
-        <w:t xml:space="preserve"> </w:t>
-      </w:r>
-      <w:r>
-        <w:t xml:space="preserve">reaches</w:t>
-      </w:r>
-      <w:r>
-        <w:t xml:space="preserve"> </w:t>
-      </w:r>
-      <w:r>
-        <w:rPr>
-          <w:b/>
-          <w:bCs/>
-        </w:rPr>
-        <w:t xml:space="preserve">81.12 ± 2.27%</w:t>
-      </w:r>
-      <w:r>
-        <w:t xml:space="preserve">, and the Henderson-style non-trainable quantum baseline reaches</w:t>
-      </w:r>
-      <w:r>
-        <w:t xml:space="preserve"> </w:t>
-      </w:r>
-      <w:r>
-        <w:rPr>
-          <w:b/>
-          <w:bCs/>
-        </w:rPr>
-        <w:t xml:space="preserve">80.40 ± 0.69%</w:t>
-      </w:r>
-      <w:r>
-        <w:t xml:space="preserve">. A stronger modern-classical baseline,</w:t>
-      </w:r>
-      <w:r>
-        <w:t xml:space="preserve"> </w:t>
-      </w:r>
-      <w:r>
-        <w:rPr>
-          <w:rStyle w:val="VerbatimChar"/>
-        </w:rPr>
-        <w:t xml:space="preserve">resnet18_cifar_gray</w:t>
-      </w:r>
-      <w:r>
-        <w:t xml:space="preserve">, reaches</w:t>
-      </w:r>
-      <w:r>
-        <w:t xml:space="preserve"> </w:t>
-      </w:r>
-      <w:r>
-        <w:rPr>
-          <w:b/>
-          <w:bCs/>
-        </w:rPr>
-        <w:t xml:space="preserve">88.13 ± 0.82%</w:t>
-      </w:r>
-      <w:r>
-        <w:t xml:space="preserve">. A fresh Colab rerun of the stabilized trainable V7 path improves the trainable-quantum case-study result to</w:t>
-      </w:r>
-      <w:r>
-        <w:t xml:space="preserve"> </w:t>
-      </w:r>
-      <w:r>
-        <w:rPr>
-          <w:b/>
-          <w:bCs/>
-        </w:rPr>
-        <w:t xml:space="preserve">72.53%</w:t>
-      </w:r>
-      <w:r>
-        <w:t xml:space="preserve"> </w:t>
-      </w:r>
-      <w:r>
-        <w:t xml:space="preserve">test accuracy, up from the previously documented</w:t>
-      </w:r>
-      <w:r>
-        <w:t xml:space="preserve"> </w:t>
-      </w:r>
-      <w:r>
-        <w:rPr>
-          <w:b/>
-          <w:bCs/>
-        </w:rPr>
-        <w:t xml:space="preserve">65.02%</w:t>
-      </w:r>
-      <w:r>
-        <w:t xml:space="preserve">, but still below the strongest classical baselines. We therefore do not claim a quantum advantage on this task. Instead, the scientific value of the work lies in three contributions: (1) a fair comparative benchmark that separates thesis-faithful, matched-budget, and modern-classical families, (2) a trainable-quantum engineering case-study showing how information bottlenecks, gradient collapse, and optimizer/precision mistakes affect hybrid training, and (3) the documentation of a practical incompatibility between PyTorch AMP float16 autocasting and variational quantum circuit backpropagation at the quantum boundary.</w:t>
-      </w:r>
-    </w:p>
-    <w:p>
-      <w:pPr>
-        <w:pStyle w:val="BodyText"/>
-      </w:pPr>
-      <w:r>
-        <w:rPr>
-          <w:b/>
-          <w:bCs/>
-        </w:rPr>
-        <w:t xml:space="preserve">Keywords:</w:t>
-      </w:r>
-      <w:r>
-        <w:t xml:space="preserve"> </w:t>
-      </w:r>
-      <w:r>
-        <w:t xml:space="preserve">Quantum Machine Learning, Quanvolutional Neural Networks, Hybrid Quantum-Classical Computing, Ottoman Script Recognition, Variational Quantum Circuits, Gradient Stabilization, Barren Plateaus</w:t>
-      </w:r>
-    </w:p>
-    <w:p>
-      <w:r>
-        <w:pict>
-          <v:rect style="width:0;height:1.5pt" o:hralign="center" o:hrstd="t" o:hr="t"/>
-        </w:pict>
-      </w:r>
-    </w:p>
-    <w:bookmarkEnd w:id="10"/>
-    <w:bookmarkStart w:id="14" w:name="Xe3d0fc0bea9a42ce7605565d0964033d7f6ee47"/>
-    <w:p>
-      <w:pPr>
-        <w:pStyle w:val="Heading2"/>
-      </w:pPr>
-      <w:r>
-        <w:t xml:space="preserve">1. Introduction</w:t>
-      </w:r>
-    </w:p>
-    <w:p>
-      <w:pPr>
-        <w:pStyle w:val="FirstParagraph"/>
-      </w:pPr>
-      <w:r>
-        <w:t xml:space="preserve">Quantum machine learning (QML) has emerged as a promising paradigm for leveraging quantum computational properties in pattern recognition tasks [1,2]. Among various QML architectures, quanvolutional neural networks---which replace or augment classical convolutional filters with parameterized quantum circuits (PQCs)---have attracted significant research attention since their introduction by Henderson et al. [3]. However, the practical deployment of quanvolutional layers faces substantial engineering and theoretical challenges that are often underreported in the literature.</w:t>
-      </w:r>
-    </w:p>
-    <w:p>
-      <w:pPr>
-        <w:pStyle w:val="BodyText"/>
-      </w:pPr>
-      <w:r>
-        <w:t xml:space="preserve">A central concern in the QML community is the preponderance of positive results: papers demonstrating quantum enhancement while omitting systematic failure analysis [see Bowles et al., 2024]. This "positive bias" undermines reproducibility and obscures the true practical limits of near-term quantum machine learning. In this work, we deliberately adopt a failure-first methodology, documenting every architectural failure in detail alongside our eventual successes.</w:t>
-      </w:r>
-    </w:p>
-    <w:p>
-      <w:pPr>
-        <w:pStyle w:val="BodyText"/>
-      </w:pPr>
-      <w:r>
-        <w:t xml:space="preserve">We apply quanvolutional neural networks to Ottoman-Turkish handwritten character recognition, a historically significant and technically challenging classification problem. The Ottoman script comprises 44 distinct character classes with significant morphological variation and limited training data (3,894 samples), making it an ideal testbed for evaluating quantum feature extractors under resource-constrained conditions.</w:t>
-      </w:r>
-    </w:p>
-    <w:bookmarkStart w:id="11" w:name="Xcbf0c7d4d40e2aab761c8359a194795f53f734e"/>
+        <w:t xml:space="preserve">RQ3:</w:t>
+      </w:r>
+      <w:r>
+        <w:t xml:space="preserve"> </w:t>
+      </w:r>
+      <w:r>
+        <w:t xml:space="preserve">Which architecture, gradient-flow, and numerical-precision constraints determine whether a trainable quanvolutional model can learn at all?</w:t>
+      </w:r>
+    </w:p>
+    <w:bookmarkEnd w:id="11"/>
+    <w:bookmarkStart w:id="12" w:name="X38c0090fba248af42d8d3e465c85ee5ac4d0e16"/>
     <w:p>
       <w:pPr>
         <w:pStyle w:val="Heading3"/>
       </w:pPr>
       <w:r>
-        <w:t xml:space="preserve">1.1 Contributions</w:t>
+        <w:t xml:space="preserve">1.2 Contributions</w:t>
       </w:r>
     </w:p>
     <w:p>
@@ -679,13 +367,13 @@
           <w:b/>
           <w:bCs/>
         </w:rPr>
-        <w:t xml:space="preserve">Reproducible Benchmark Structure.</w:t>
-      </w:r>
-      <w:r>
-        <w:t xml:space="preserve"> </w:t>
-      </w:r>
-      <w:r>
-        <w:t xml:space="preserve">We organize the study into two analytically separate families: thesis-faithful reproductions and current-local matched-budget ablations. This prevents misleading direct comparisons between differently sized or differently motivated models and yields an artifact-backed benchmark picture for the repository.</w:t>
+        <w:t xml:space="preserve">Artifact-Backed Benchmark Protocol.</w:t>
+      </w:r>
+      <w:r>
+        <w:t xml:space="preserve"> </w:t>
+      </w:r>
+      <w:r>
+        <w:t xml:space="preserve">We organize the study into analytically separate evidence axes: thesis-faithful reproductions, current-local matched-budget ablations, a modern-classical upper bound, low-data scaling, and the trainable-quantum engineering case-study. This prevents misleading direct comparisons between differently sized or differently motivated models.</w:t>
       </w:r>
     </w:p>
     <w:p>
@@ -700,40 +388,13 @@
           <w:b/>
           <w:bCs/>
         </w:rPr>
-        <w:t xml:space="preserve">Negative-Result Benchmark Evidence.</w:t>
-      </w:r>
-      <w:r>
-        <w:t xml:space="preserve"> </w:t>
-      </w:r>
-      <w:r>
-        <w:t xml:space="preserve">We show that the strongest reproduced evidence on this 44-class task currently favors classical baselines. The best thesis-faithful model is classical (</w:t>
-      </w:r>
-      <w:r>
-        <w:rPr>
-          <w:rStyle w:val="VerbatimChar"/>
-        </w:rPr>
-        <w:t xml:space="preserve">thesis_cnniiii</w:t>
-      </w:r>
-      <w:r>
-        <w:t xml:space="preserve">), the best current-local matched-budget model is also classical (</w:t>
-      </w:r>
-      <w:r>
-        <w:rPr>
-          <w:rStyle w:val="VerbatimChar"/>
-        </w:rPr>
-        <w:t xml:space="preserve">classical_conv</w:t>
-      </w:r>
-      <w:r>
-        <w:t xml:space="preserve">), and a stronger modern-classical upper bound (</w:t>
-      </w:r>
-      <w:r>
-        <w:rPr>
-          <w:rStyle w:val="VerbatimChar"/>
-        </w:rPr>
-        <w:t xml:space="preserve">resnet18_cifar_gray</w:t>
-      </w:r>
-      <w:r>
-        <w:t xml:space="preserve">) extends that conclusion further. This makes the work more honest and more informative than a selective "quantum win" narrative.</w:t>
+        <w:t xml:space="preserve">Full-Data Negative Result With Low-Data Qualification.</w:t>
+      </w:r>
+      <w:r>
+        <w:t xml:space="preserve"> </w:t>
+      </w:r>
+      <w:r>
+        <w:t xml:space="preserve">We show that the strongest multi-seed full-data evidence on this 44-class task favors classical baselines in both thesis-faithful and current-local matched-budget families. A separate low-data confirmation produces a specific current-local non-trainable quantum competitiveness signal, but not a generic quantum-win narrative.</w:t>
       </w:r>
     </w:p>
     <w:p>
@@ -748,7 +409,7 @@
           <w:b/>
           <w:bCs/>
         </w:rPr>
-        <w:t xml:space="preserve">Information Bottleneck and Gradient Stabilization Analysis.</w:t>
+        <w:t xml:space="preserve">Trainable-Quanvolution Engineering Analysis.</w:t>
       </w:r>
       <w:r>
         <w:t xml:space="preserve"> </w:t>
@@ -769,23 +430,23 @@
           <w:b/>
           <w:bCs/>
         </w:rPr>
-        <w:t xml:space="preserve">AMP--PennyLane Incompatibility Documentation.</w:t>
-      </w:r>
-      <w:r>
-        <w:t xml:space="preserve"> </w:t>
-      </w:r>
-      <w:r>
-        <w:t xml:space="preserve">We identify and document a concrete failure mode in which PyTorch AMP float16 autocasting corrupts variational quantum circuit backpropagation unless float32 is restored at the quantum boundary and optimizer stepping remains GradScaler-aware.</w:t>
-      </w:r>
-    </w:p>
-    <w:bookmarkEnd w:id="11"/>
-    <w:bookmarkStart w:id="12" w:name="X97f9738d2e9e0056174234bde6e8a252fc751a3"/>
+        <w:t xml:space="preserve">Precision-Boundary Failure Mode.</w:t>
+      </w:r>
+      <w:r>
+        <w:t xml:space="preserve"> </w:t>
+      </w:r>
+      <w:r>
+        <w:t xml:space="preserve">We document a concrete failure mode in which PyTorch AMP float16 autocasting corrupts variational quantum circuit backpropagation unless float32 is restored at the quantum boundary and optimizer stepping remains GradScaler-aware.</w:t>
+      </w:r>
+    </w:p>
+    <w:bookmarkEnd w:id="12"/>
+    <w:bookmarkStart w:id="13" w:name="X4c112b938c9652ab96bcc45ec6c332f0819cc8a"/>
     <w:p>
       <w:pPr>
         <w:pStyle w:val="Heading3"/>
       </w:pPr>
       <w:r>
-        <w:t xml:space="preserve">1.2 Relation To The Thesis</w:t>
+        <w:t xml:space="preserve">1.3 Relation To The Thesis</w:t>
       </w:r>
     </w:p>
     <w:p>
@@ -852,14 +513,14 @@
         <w:t xml:space="preserve">Under this framing, the thesis remains scientifically valuable as the origin of the task definition and the first model family, while the paper provides the stricter reproducibility, benchmarking, and engineering analysis needed for publication.</w:t>
       </w:r>
     </w:p>
-    <w:bookmarkEnd w:id="12"/>
-    <w:bookmarkStart w:id="13" w:name="X25ab42087c6954e689a26dce9edf91841fe7833"/>
+    <w:bookmarkEnd w:id="13"/>
+    <w:bookmarkStart w:id="14" w:name="Xc53a2fd285324344f06da573622ad5f8cea4127"/>
     <w:p>
       <w:pPr>
         <w:pStyle w:val="Heading3"/>
       </w:pPr>
       <w:r>
-        <w:t xml:space="preserve">1.3 Paper Organization</w:t>
+        <w:t xml:space="preserve">1.4 Paper Organization</w:t>
       </w:r>
     </w:p>
     <w:p>
@@ -867,7 +528,7 @@
         <w:pStyle w:val="FirstParagraph"/>
       </w:pPr>
       <w:r>
-        <w:t xml:space="preserve">Section 2 reviews related work. Section 3 describes the dataset, architectures, and training pipelines. Section 4 presents the benchmark results, separating thesis-faithful reproductions, current-local matched-budget ablations, and the trainable-quantum engineering case-study. Section 5 discusses the scientific implications of the benchmark picture. Section 6 concludes with realistic publication takeaways and future work.</w:t>
+        <w:t xml:space="preserve">Section 2 reviews related work. Section 3 describes the dataset, benchmark families, architectures, and training pipeline. Section 4 presents the results in the order of the research questions: full-data benchmark families, low-data scaling, and the trainable-quantum engineering case-study. Section 5 discusses scientific implications and limitations. Section 6 concludes with future work.</w:t>
       </w:r>
     </w:p>
     <w:p>
@@ -877,9 +538,9 @@
         </w:pict>
       </w:r>
     </w:p>
-    <w:bookmarkEnd w:id="13"/>
     <w:bookmarkEnd w:id="14"/>
-    <w:bookmarkStart w:id="19" w:name="Xe831035363742a0c7957cffd683edc86db2e5da"/>
+    <w:bookmarkEnd w:id="15"/>
+    <w:bookmarkStart w:id="20" w:name="Xe831035363742a0c7957cffd683edc86db2e5da"/>
     <w:p>
       <w:pPr>
         <w:pStyle w:val="Heading2"/>
@@ -888,7 +549,7 @@
         <w:t xml:space="preserve">2. Related Work</w:t>
       </w:r>
     </w:p>
-    <w:bookmarkStart w:id="15" w:name="X0308f0002e6626838cb69ba507e91935cd3bc92"/>
+    <w:bookmarkStart w:id="16" w:name="X0308f0002e6626838cb69ba507e91935cd3bc92"/>
     <w:p>
       <w:pPr>
         <w:pStyle w:val="Heading3"/>
@@ -902,7 +563,7 @@
         <w:pStyle w:val="FirstParagraph"/>
       </w:pPr>
       <w:r>
-        <w:t xml:space="preserve">Henderson et al. [3] introduced quanvolutional neural networks, demonstrating that random non-trainable quantum circuits can be used as fixed feature extractors before a classical classifier. That formulation remains important because it motivates the non-trainable preprocessing baselines used both in our thesis-faithful reproductions and in our current-local Henderson-style comparisons. Later work such as Hur et al. [4] explored trainable quantum convolutional variants for classical data classification, opening the question of whether learned quantum parameters provide a practical benefit over random or classical replacements.</w:t>
+        <w:t xml:space="preserve">Henderson et al. [3] introduced quanvolutional neural networks, demonstrating that random non-trainable quantum circuits can be used as fixed feature extractors before a classical classifier. That formulation remains important because it motivates the non-trainable preprocessing baselines used both in our thesis-faithful reproductions and in our current-local Henderson-style comparisons. Later work such as Hur et al. [4] explored trainable quantum convolutional variants for classical data classification, while broader reviews summarize the wider quantum-classifier and image-classification landscape [5,6]. This opens the practical question of whether learned or fixed quantum parameters provide measurable benefit over random or classical replacements.</w:t>
       </w:r>
     </w:p>
     <w:p>
@@ -913,8 +574,8 @@
         <w:t xml:space="preserve">Our study differs from most one-family quanvolution papers in that it does not treat all quantum models as interchangeable. Instead, it distinguishes between: (1) thesis-faithful reproductions of earlier CNN/HQNN designs, (2) current-local matched-budget ablations designed for fair comparison, and (3) a trainable-quantum engineering case-study. This separation is necessary because different quanvolutional setups answer different scientific questions.</w:t>
       </w:r>
     </w:p>
-    <w:bookmarkEnd w:id="15"/>
-    <w:bookmarkStart w:id="16" w:name="X7c78a2a2d0cd58e61c416a330f8214e7cc051f9"/>
+    <w:bookmarkEnd w:id="16"/>
+    <w:bookmarkStart w:id="17" w:name="X7c78a2a2d0cd58e61c416a330f8214e7cc051f9"/>
     <w:p>
       <w:pPr>
         <w:pStyle w:val="Heading3"/>
@@ -939,8 +600,8 @@
         <w:t xml:space="preserve">Our paper adopts this more conservative benchmark philosophy. Instead of asking only whether a quantum model can beat a weak historical baseline, we ask a stricter question: what remains true after multi-seed reruns, artifact-backed reporting, family separation, and comparison against matched classical alternatives? This places the present work closer to a reproducibility and failure-analysis contribution than to a pure performance-claim paper.</w:t>
       </w:r>
     </w:p>
-    <w:bookmarkEnd w:id="16"/>
-    <w:bookmarkStart w:id="17" w:name="Xa993f5d3003ecfd2f2a8511e7fd0d94d9f0a55b"/>
+    <w:bookmarkEnd w:id="17"/>
+    <w:bookmarkStart w:id="18" w:name="Xa993f5d3003ecfd2f2a8511e7fd0d94d9f0a55b"/>
     <w:p>
       <w:pPr>
         <w:pStyle w:val="Heading3"/>
@@ -965,8 +626,8 @@
         <w:t xml:space="preserve">The engineering side of hybrid classical-quantum training is much less standardized than the theoretical side. Mixed precision training, optimizer scheduling, gradient scaling, and skip-routing are routine concerns in classical deep learning but remain underreported in hybrid pipelines. Our work contributes in this space by treating the V1--V7 line as an explicit engineering study: which design choices make quanvolution trainable, which ones cause collapse, and which precision assumptions silently break the entire run.</w:t>
       </w:r>
     </w:p>
-    <w:bookmarkEnd w:id="17"/>
-    <w:bookmarkStart w:id="18" w:name="X716166ba9f5f807b9c2d309402adedde0f40954"/>
+    <w:bookmarkEnd w:id="18"/>
+    <w:bookmarkStart w:id="19" w:name="X716166ba9f5f807b9c2d309402adedde0f40954"/>
     <w:p>
       <w:pPr>
         <w:pStyle w:val="Heading3"/>
@@ -980,7 +641,7 @@
         <w:pStyle w:val="FirstParagraph"/>
       </w:pPr>
       <w:r>
-        <w:t xml:space="preserve">Ottoman-Turkish handwriting recognition is an active research area given the historical significance of Ottoman documents [9]. Classical deep learning approaches have achieved moderate success on limited datasets. The script's 44 character classes with significant intra-class variation and limited training data (~88 samples/class average) present challenges representative of real-world QML deployment scenarios with data-scarce settings.</w:t>
+        <w:t xml:space="preserve">Ottoman script recognition is an active research area given the historical significance of Ottoman documents, with prior work spanning online handwritten character recognition and printed-document OCR [9,12]. The script's 44 character classes with significant intra-class variation and limited training data (~88 samples/class average) present challenges representative of real-world QML deployment scenarios with data-scarce settings.</w:t>
       </w:r>
     </w:p>
     <w:p>
@@ -989,18 +650,6 @@
       </w:pPr>
       <w:r>
         <w:t xml:space="preserve">This paper builds directly on a master's-thesis study conducted on the same OCR problem. The thesis established the task framing and the initial CNN/HQNN comparison space; the present work extends it by introducing reproducible reruns, multi-seed reporting, stricter model-family separation, and a trainable-quantum engineering analysis. In that sense, the thesis is the foundation of the paper rather than a discarded precursor.</w:t>
-      </w:r>
-    </w:p>
-    <w:p>
-      <w:pPr>
-        <w:pStyle w:val="BodyText"/>
-      </w:pPr>
-      <w:r>
-        <w:rPr>
-          <w:i/>
-          <w:iCs/>
-        </w:rPr>
-        <w:t xml:space="preserve">[References [9] and [11] to be completed with full citations]</w:t>
       </w:r>
     </w:p>
     <w:p>
@@ -1010,9 +659,9 @@
         </w:pict>
       </w:r>
     </w:p>
-    <w:bookmarkEnd w:id="18"/>
     <w:bookmarkEnd w:id="19"/>
-    <w:bookmarkStart w:id="37" w:name="Xeaf7af16e3e46fe44e45519dfa10bf831051975"/>
+    <w:bookmarkEnd w:id="20"/>
+    <w:bookmarkStart w:id="39" w:name="Xeaf7af16e3e46fe44e45519dfa10bf831051975"/>
     <w:p>
       <w:pPr>
         <w:pStyle w:val="Heading2"/>
@@ -1021,7 +670,7 @@
         <w:t xml:space="preserve">3. Methodology</w:t>
       </w:r>
     </w:p>
-    <w:bookmarkStart w:id="22" w:name="Xfa7360ee2fb3fd168a401880b7dd367ea6c0dec"/>
+    <w:bookmarkStart w:id="24" w:name="Xfa7360ee2fb3fd168a401880b7dd367ea6c0dec"/>
     <w:p>
       <w:pPr>
         <w:pStyle w:val="Heading3"/>
@@ -1036,6 +685,24 @@
       </w:pPr>
       <w:r>
         <w:t xml:space="preserve">The Ottoman-Turkish Handwritten Character Dataset consists of 32x32 grayscale character images across 44 classes. The original directory structure contains 3,428 training files and 466 test files. Under the current parser, one malformed training filename is skipped, so the effective loaded benchmark uses 3,427 training samples and 466 test samples. The original thesis train/test separation is preserved rather than re-sampled from scratch, allowing direct continuity between thesis-era results and the present paper.</w:t>
+      </w:r>
+    </w:p>
+    <w:p>
+      <w:pPr>
+        <w:pStyle w:val="BodyText"/>
+      </w:pPr>
+      <w:r>
+        <w:rPr>
+          <w:b/>
+          <w:bCs/>
+        </w:rPr>
+        <w:t xml:space="preserve">Table 1.</w:t>
+      </w:r>
+      <w:r>
+        <w:t xml:space="preserve"> </w:t>
+      </w:r>
+      <w:r>
+        <w:t xml:space="preserve">Dataset summary under the current parser and fixed thesis-era train/test split.</w:t>
       </w:r>
     </w:p>
     <w:tbl>
@@ -1252,7 +919,7 @@
         <w:t xml:space="preserve">The class distribution is substantially imbalanced, so the benchmark should be interpreted as a challenging small-data heritage OCR problem rather than as a balanced large-scale vision benchmark. This is one reason we report multi-seed performance and keep benchmark families analytically separate.</w:t>
       </w:r>
     </w:p>
-    <w:bookmarkStart w:id="20" w:name="X284ff8918ca519ae3ebf3053f3ca8f17a9749a6"/>
+    <w:bookmarkStart w:id="21" w:name="X284ff8918ca519ae3ebf3053f3ca8f17a9749a6"/>
     <w:p>
       <w:pPr>
         <w:pStyle w:val="Heading4"/>
@@ -1329,8 +996,8 @@
         <w:t xml:space="preserve">artifact-backed JSON logs are treated as the primary result source.</w:t>
       </w:r>
     </w:p>
-    <w:bookmarkEnd w:id="20"/>
-    <w:bookmarkStart w:id="21" w:name="X1a5c038794f1b1b12c53b231b4e80b4d60d0f32"/>
+    <w:bookmarkEnd w:id="21"/>
+    <w:bookmarkStart w:id="22" w:name="X1a5c038794f1b1b12c53b231b4e80b4d60d0f32"/>
     <w:p>
       <w:pPr>
         <w:pStyle w:val="Heading4"/>
@@ -1344,7 +1011,7 @@
         <w:pStyle w:val="FirstParagraph"/>
       </w:pPr>
       <w:r>
-        <w:t xml:space="preserve">The methodology separates three families of evidence:</w:t>
+        <w:t xml:space="preserve">The methodology separates five evidence axes:</w:t>
       </w:r>
     </w:p>
     <w:p>
@@ -1404,6 +1071,50 @@
           <w:b/>
           <w:bCs/>
         </w:rPr>
+        <w:t xml:space="preserve">Modern-classical upper bound:</w:t>
+      </w:r>
+      <w:r>
+        <w:t xml:space="preserve"> </w:t>
+      </w:r>
+      <w:r>
+        <w:t xml:space="preserve">a stronger contemporary classical baseline used as a reviewer-resilience check.</w:t>
+      </w:r>
+    </w:p>
+    <w:p>
+      <w:pPr>
+        <w:pStyle w:val="Compact"/>
+        <w:numPr>
+          <w:ilvl w:val="0"/>
+          <w:numId w:val="1005"/>
+        </w:numPr>
+      </w:pPr>
+      <w:r>
+        <w:rPr>
+          <w:b/>
+          <w:bCs/>
+        </w:rPr>
+        <w:t xml:space="preserve">Low-data scaling:</w:t>
+      </w:r>
+      <w:r>
+        <w:t xml:space="preserve"> </w:t>
+      </w:r>
+      <w:r>
+        <w:t xml:space="preserve">deterministic label-stratified reductions of the training split while validation and test splits remain fixed.</w:t>
+      </w:r>
+    </w:p>
+    <w:p>
+      <w:pPr>
+        <w:pStyle w:val="Compact"/>
+        <w:numPr>
+          <w:ilvl w:val="0"/>
+          <w:numId w:val="1005"/>
+        </w:numPr>
+      </w:pPr>
+      <w:r>
+        <w:rPr>
+          <w:b/>
+          <w:bCs/>
+        </w:rPr>
         <w:t xml:space="preserve">Trainable-quantum engineering case-study:</w:t>
       </w:r>
       <w:r>
@@ -1421,9 +1132,396 @@
         <w:t xml:space="preserve">This separation is methodologically important. A thesis-faithful HQNN model and a current-local Henderson-style non-trainable quantum baseline are both "quantum" models, but they do not answer the same question and should not be merged into a single ranking row.</w:t>
       </w:r>
     </w:p>
-    <w:bookmarkEnd w:id="21"/>
     <w:bookmarkEnd w:id="22"/>
-    <w:bookmarkStart w:id="26" w:name="Xd24d25d0d37078fb699e99c813f15dc5100ed65"/>
+    <w:bookmarkStart w:id="23" w:name="Xf092eb2acda2e799c5128cf5d37e1e930cb89b3"/>
+    <w:p>
+      <w:pPr>
+        <w:pStyle w:val="Heading4"/>
+      </w:pPr>
+      <w:r>
+        <w:t xml:space="preserve">3.1.3 Model Nomenclature</w:t>
+      </w:r>
+    </w:p>
+    <w:p>
+      <w:pPr>
+        <w:pStyle w:val="FirstParagraph"/>
+      </w:pPr>
+      <w:r>
+        <w:t xml:space="preserve">The repository retains implementation-oriented model identifiers for reproducibility. In the results, these identifiers correspond to the following paper-level roles:</w:t>
+      </w:r>
+    </w:p>
+    <w:p>
+      <w:pPr>
+        <w:pStyle w:val="BodyText"/>
+      </w:pPr>
+      <w:r>
+        <w:rPr>
+          <w:b/>
+          <w:bCs/>
+        </w:rPr>
+        <w:t xml:space="preserve">Table 2.</w:t>
+      </w:r>
+      <w:r>
+        <w:t xml:space="preserve"> </w:t>
+      </w:r>
+      <w:r>
+        <w:t xml:space="preserve">Mapping from repository model identifiers to paper-level benchmark roles.</w:t>
+      </w:r>
+    </w:p>
+    <w:tbl>
+      <w:tblPr>
+        <w:tblStyle w:val="Table"/>
+        <w:tblW w:type="auto" w:w="0"/>
+        <w:tblLook w:firstRow="1" w:lastRow="0" w:firstColumn="0" w:lastColumn="0" w:noHBand="0" w:noVBand="0" w:val="0020"/>
+      </w:tblPr>
+      <w:tblGrid>
+        <w:gridCol w:w="2640"/>
+        <w:gridCol w:w="2640"/>
+        <w:gridCol w:w="2640"/>
+      </w:tblGrid>
+      <w:tr>
+        <w:trPr>
+          <w:tblHeader w:val="on"/>
+        </w:trPr>
+        <w:tc>
+          <w:tcPr/>
+          <w:p>
+            <w:pPr>
+              <w:pStyle w:val="Compact"/>
+            </w:pPr>
+            <w:r>
+              <w:t xml:space="preserve">Repository identifier</w:t>
+            </w:r>
+          </w:p>
+        </w:tc>
+        <w:tc>
+          <w:tcPr/>
+          <w:p>
+            <w:pPr>
+              <w:pStyle w:val="Compact"/>
+            </w:pPr>
+            <w:r>
+              <w:t xml:space="preserve">Paper-level role</w:t>
+            </w:r>
+          </w:p>
+        </w:tc>
+        <w:tc>
+          <w:tcPr/>
+          <w:p>
+            <w:pPr>
+              <w:pStyle w:val="Compact"/>
+            </w:pPr>
+            <w:r>
+              <w:t xml:space="preserve">Benchmark family</w:t>
+            </w:r>
+          </w:p>
+        </w:tc>
+      </w:tr>
+      <w:tr>
+        <w:tc>
+          <w:tcPr/>
+          <w:p>
+            <w:pPr>
+              <w:pStyle w:val="Compact"/>
+            </w:pPr>
+            <w:r>
+              <w:rPr>
+                <w:rStyle w:val="VerbatimChar"/>
+              </w:rPr>
+              <w:t xml:space="preserve">thesis_cnniiii</w:t>
+            </w:r>
+          </w:p>
+        </w:tc>
+        <w:tc>
+          <w:tcPr/>
+          <w:p>
+            <w:pPr>
+              <w:pStyle w:val="Compact"/>
+            </w:pPr>
+            <w:r>
+              <w:t xml:space="preserve">strongest thesis-faithful classical CNN reproduction</w:t>
+            </w:r>
+          </w:p>
+        </w:tc>
+        <w:tc>
+          <w:tcPr/>
+          <w:p>
+            <w:pPr>
+              <w:pStyle w:val="Compact"/>
+            </w:pPr>
+            <w:r>
+              <w:t xml:space="preserve">thesis-faithful</w:t>
+            </w:r>
+          </w:p>
+        </w:tc>
+      </w:tr>
+      <w:tr>
+        <w:tc>
+          <w:tcPr/>
+          <w:p>
+            <w:pPr>
+              <w:pStyle w:val="Compact"/>
+            </w:pPr>
+            <w:r>
+              <w:rPr>
+                <w:rStyle w:val="VerbatimChar"/>
+              </w:rPr>
+              <w:t xml:space="preserve">thesis_cnn3</w:t>
+            </w:r>
+          </w:p>
+        </w:tc>
+        <w:tc>
+          <w:tcPr/>
+          <w:p>
+            <w:pPr>
+              <w:pStyle w:val="Compact"/>
+            </w:pPr>
+            <w:r>
+              <w:t xml:space="preserve">weaker thesis-faithful classical CNN anchor</w:t>
+            </w:r>
+          </w:p>
+        </w:tc>
+        <w:tc>
+          <w:tcPr/>
+          <w:p>
+            <w:pPr>
+              <w:pStyle w:val="Compact"/>
+            </w:pPr>
+            <w:r>
+              <w:t xml:space="preserve">thesis-faithful</w:t>
+            </w:r>
+          </w:p>
+        </w:tc>
+      </w:tr>
+      <w:tr>
+        <w:tc>
+          <w:tcPr/>
+          <w:p>
+            <w:pPr>
+              <w:pStyle w:val="Compact"/>
+            </w:pPr>
+            <w:r>
+              <w:rPr>
+                <w:rStyle w:val="VerbatimChar"/>
+              </w:rPr>
+              <w:t xml:space="preserve">thesis_hqnn2</w:t>
+            </w:r>
+          </w:p>
+        </w:tc>
+        <w:tc>
+          <w:tcPr/>
+          <w:p>
+            <w:pPr>
+              <w:pStyle w:val="Compact"/>
+            </w:pPr>
+            <w:r>
+              <w:t xml:space="preserve">strongest thesis-faithful quantum reproduction</w:t>
+            </w:r>
+          </w:p>
+        </w:tc>
+        <w:tc>
+          <w:tcPr/>
+          <w:p>
+            <w:pPr>
+              <w:pStyle w:val="Compact"/>
+            </w:pPr>
+            <w:r>
+              <w:t xml:space="preserve">thesis-faithful</w:t>
+            </w:r>
+          </w:p>
+        </w:tc>
+      </w:tr>
+      <w:tr>
+        <w:tc>
+          <w:tcPr/>
+          <w:p>
+            <w:pPr>
+              <w:pStyle w:val="Compact"/>
+            </w:pPr>
+            <w:r>
+              <w:rPr>
+                <w:rStyle w:val="VerbatimChar"/>
+              </w:rPr>
+              <w:t xml:space="preserve">classical_conv</w:t>
+            </w:r>
+          </w:p>
+        </w:tc>
+        <w:tc>
+          <w:tcPr/>
+          <w:p>
+            <w:pPr>
+              <w:pStyle w:val="Compact"/>
+            </w:pPr>
+            <w:r>
+              <w:t xml:space="preserve">current-local classical convolutional matched-budget baseline</w:t>
+            </w:r>
+          </w:p>
+        </w:tc>
+        <w:tc>
+          <w:tcPr/>
+          <w:p>
+            <w:pPr>
+              <w:pStyle w:val="Compact"/>
+            </w:pPr>
+            <w:r>
+              <w:t xml:space="preserve">current-local</w:t>
+            </w:r>
+          </w:p>
+        </w:tc>
+      </w:tr>
+      <w:tr>
+        <w:tc>
+          <w:tcPr/>
+          <w:p>
+            <w:pPr>
+              <w:pStyle w:val="Compact"/>
+            </w:pPr>
+            <w:r>
+              <w:rPr>
+                <w:rStyle w:val="VerbatimChar"/>
+              </w:rPr>
+              <w:t xml:space="preserve">param_linear</w:t>
+            </w:r>
+          </w:p>
+        </w:tc>
+        <w:tc>
+          <w:tcPr/>
+          <w:p>
+            <w:pPr>
+              <w:pStyle w:val="Compact"/>
+            </w:pPr>
+            <w:r>
+              <w:t xml:space="preserve">current-local linear classical replacement for the quantum block</w:t>
+            </w:r>
+          </w:p>
+        </w:tc>
+        <w:tc>
+          <w:tcPr/>
+          <w:p>
+            <w:pPr>
+              <w:pStyle w:val="Compact"/>
+            </w:pPr>
+            <w:r>
+              <w:t xml:space="preserve">current-local</w:t>
+            </w:r>
+          </w:p>
+        </w:tc>
+      </w:tr>
+      <w:tr>
+        <w:tc>
+          <w:tcPr/>
+          <w:p>
+            <w:pPr>
+              <w:pStyle w:val="Compact"/>
+            </w:pPr>
+            <w:r>
+              <w:rPr>
+                <w:rStyle w:val="VerbatimChar"/>
+              </w:rPr>
+              <w:t xml:space="preserve">non_trainable_quantum</w:t>
+            </w:r>
+          </w:p>
+        </w:tc>
+        <w:tc>
+          <w:tcPr/>
+          <w:p>
+            <w:pPr>
+              <w:pStyle w:val="Compact"/>
+            </w:pPr>
+            <w:r>
+              <w:t xml:space="preserve">current-local Henderson-style non-trainable quantum preprocessing baseline</w:t>
+            </w:r>
+          </w:p>
+        </w:tc>
+        <w:tc>
+          <w:tcPr/>
+          <w:p>
+            <w:pPr>
+              <w:pStyle w:val="Compact"/>
+            </w:pPr>
+            <w:r>
+              <w:t xml:space="preserve">current-local</w:t>
+            </w:r>
+          </w:p>
+        </w:tc>
+      </w:tr>
+      <w:tr>
+        <w:tc>
+          <w:tcPr/>
+          <w:p>
+            <w:pPr>
+              <w:pStyle w:val="Compact"/>
+            </w:pPr>
+            <w:r>
+              <w:rPr>
+                <w:rStyle w:val="VerbatimChar"/>
+              </w:rPr>
+              <w:t xml:space="preserve">resnet18_cifar_gray</w:t>
+            </w:r>
+          </w:p>
+        </w:tc>
+        <w:tc>
+          <w:tcPr/>
+          <w:p>
+            <w:pPr>
+              <w:pStyle w:val="Compact"/>
+            </w:pPr>
+            <w:r>
+              <w:t xml:space="preserve">stronger grayscale ResNet-18 classical upper bound</w:t>
+            </w:r>
+          </w:p>
+        </w:tc>
+        <w:tc>
+          <w:tcPr/>
+          <w:p>
+            <w:pPr>
+              <w:pStyle w:val="Compact"/>
+            </w:pPr>
+            <w:r>
+              <w:t xml:space="preserve">modern-classical</w:t>
+            </w:r>
+          </w:p>
+        </w:tc>
+      </w:tr>
+      <w:tr>
+        <w:tc>
+          <w:tcPr/>
+          <w:p>
+            <w:pPr>
+              <w:pStyle w:val="Compact"/>
+            </w:pPr>
+            <w:r>
+              <w:t xml:space="preserve">V7 trainable quantum</w:t>
+            </w:r>
+          </w:p>
+        </w:tc>
+        <w:tc>
+          <w:tcPr/>
+          <w:p>
+            <w:pPr>
+              <w:pStyle w:val="Compact"/>
+            </w:pPr>
+            <w:r>
+              <w:t xml:space="preserve">stabilized trainable-quantum engineering case-study</w:t>
+            </w:r>
+          </w:p>
+        </w:tc>
+        <w:tc>
+          <w:tcPr/>
+          <w:p>
+            <w:pPr>
+              <w:pStyle w:val="Compact"/>
+            </w:pPr>
+            <w:r>
+              <w:t xml:space="preserve">trainable-quantum</w:t>
+            </w:r>
+          </w:p>
+        </w:tc>
+      </w:tr>
+    </w:tbl>
+    <w:bookmarkEnd w:id="23"/>
+    <w:bookmarkEnd w:id="24"/>
+    <w:bookmarkStart w:id="28" w:name="Xd24d25d0d37078fb699e99c813f15dc5100ed65"/>
     <w:p>
       <w:pPr>
         <w:pStyle w:val="Heading3"/>
@@ -1484,7 +1582,7 @@
         <w:t xml:space="preserve">The primary trainable circuit uses the data re-uploading strategy [10]:</w:t>
       </w:r>
     </w:p>
-    <w:bookmarkStart w:id="23" w:name="X601f804f2a624677f04ff14ad4bd429902dc6c0"/>
+    <w:bookmarkStart w:id="25" w:name="X601f804f2a624677f04ff14ad4bd429902dc6c0"/>
     <w:p>
       <w:pPr>
         <w:pStyle w:val="Heading4"/>
@@ -1580,8 +1678,8 @@
         <w:t xml:space="preserve">.</w:t>
       </w:r>
     </w:p>
-    <w:bookmarkEnd w:id="23"/>
-    <w:bookmarkStart w:id="24" w:name="Xeb9e2d54c2b8c8c41c2276f34c6e4c31c2f3346"/>
+    <w:bookmarkEnd w:id="25"/>
+    <w:bookmarkStart w:id="26" w:name="Xeb9e2d54c2b8c8c41c2276f34c6e4c31c2f3346"/>
     <w:p>
       <w:pPr>
         <w:pStyle w:val="Heading4"/>
@@ -1613,8 +1711,8 @@
         <w:t xml:space="preserve">template with 3 layers, providing 36 trainable parameters with guaranteed expressibility bounds.</w:t>
       </w:r>
     </w:p>
-    <w:bookmarkEnd w:id="24"/>
-    <w:bookmarkStart w:id="25" w:name="X88bf02ee6c23637b522ca710de3680e1f279f78"/>
+    <w:bookmarkEnd w:id="26"/>
+    <w:bookmarkStart w:id="27" w:name="X88bf02ee6c23637b522ca710de3680e1f279f78"/>
     <w:p>
       <w:pPr>
         <w:pStyle w:val="Heading4"/>
@@ -1631,9 +1729,9 @@
         <w:t xml:space="preserve">RY and RZ rotations with CZ entangling gates: 16 trainable parameters. Designed for compatibility with near-term NISQ devices.</w:t>
       </w:r>
     </w:p>
-    <w:bookmarkEnd w:id="25"/>
-    <w:bookmarkEnd w:id="26"/>
-    <w:bookmarkStart w:id="31" w:name="Xfad9a6f46b87994c38874518f3b5bc88a6756b8"/>
+    <w:bookmarkEnd w:id="27"/>
+    <w:bookmarkEnd w:id="28"/>
+    <w:bookmarkStart w:id="33" w:name="Xfad9a6f46b87994c38874518f3b5bc88a6756b8"/>
     <w:p>
       <w:pPr>
         <w:pStyle w:val="Heading3"/>
@@ -1650,7 +1748,7 @@
         <w:t xml:space="preserve">The V7 architecture is described in detail because it is the main trainable-quantum engineering case-study in the paper. It is not the strongest benchmark model overall, but it is the most informative architecture for analyzing how trainable quanvolution behaves under realistic optimization constraints.</w:t>
       </w:r>
     </w:p>
-    <w:bookmarkStart w:id="27" w:name="X17afd725b5b0aa00b4392dfd81cab8cfeff5d3e"/>
+    <w:bookmarkStart w:id="29" w:name="X17afd725b5b0aa00b4392dfd81cab8cfeff5d3e"/>
     <w:p>
       <w:pPr>
         <w:pStyle w:val="Heading4"/>
@@ -1714,8 +1812,8 @@
         <w:t xml:space="preserve">GroupNorm is used throughout instead of BatchNorm for stability with small effective batch sizes in the quantum regime.</w:t>
       </w:r>
     </w:p>
-    <w:bookmarkEnd w:id="27"/>
-    <w:bookmarkStart w:id="28" w:name="X9b380a4c53d1f69d0f42a81751c928356ba39f3"/>
+    <w:bookmarkEnd w:id="29"/>
+    <w:bookmarkStart w:id="30" w:name="X9b380a4c53d1f69d0f42a81751c928356ba39f3"/>
     <w:p>
       <w:pPr>
         <w:pStyle w:val="Heading4"/>
@@ -1796,8 +1894,8 @@
         <w:t xml:space="preserve">16 circuit evaluations per image (93.75% reduction from V1's 256).</w:t>
       </w:r>
     </w:p>
-    <w:bookmarkEnd w:id="28"/>
-    <w:bookmarkStart w:id="29" w:name="Xafd2544c14a8c813f29e7e8a4aaff54ec3ad49b"/>
+    <w:bookmarkEnd w:id="30"/>
+    <w:bookmarkStart w:id="31" w:name="Xafd2544c14a8c813f29e7e8a4aaff54ec3ad49b"/>
     <w:p>
       <w:pPr>
         <w:pStyle w:val="Heading4"/>
@@ -1910,8 +2008,8 @@
         <w:t xml:space="preserve">Squeeze-and-excitation attention recalibrates channel-wise responses post-quantum, allowing the network to weight informative quantum measurements.</w:t>
       </w:r>
     </w:p>
-    <w:bookmarkEnd w:id="29"/>
-    <w:bookmarkStart w:id="30" w:name="X27bc189b59d1d0c5974ab173e61b19fff21203e"/>
+    <w:bookmarkEnd w:id="31"/>
+    <w:bookmarkStart w:id="32" w:name="X27bc189b59d1d0c5974ab173e61b19fff21203e"/>
     <w:p>
       <w:pPr>
         <w:pStyle w:val="Heading4"/>
@@ -1994,9 +2092,9 @@
         <w:t xml:space="preserve">87,798 (25 quantum + 87,773 classical).</w:t>
       </w:r>
     </w:p>
-    <w:bookmarkEnd w:id="30"/>
-    <w:bookmarkEnd w:id="31"/>
-    <w:bookmarkStart w:id="35" w:name="X1bbc021b1a99eddd638220db5b72e13872864cc"/>
+    <w:bookmarkEnd w:id="32"/>
+    <w:bookmarkEnd w:id="33"/>
+    <w:bookmarkStart w:id="37" w:name="X1bbc021b1a99eddd638220db5b72e13872864cc"/>
     <w:p>
       <w:pPr>
         <w:pStyle w:val="Heading3"/>
@@ -2005,7 +2103,7 @@
         <w:t xml:space="preserve">3.4 Training Pipeline</w:t>
       </w:r>
     </w:p>
-    <w:bookmarkStart w:id="32" w:name="X64587adde5909fcc73f974a32342c25396df012"/>
+    <w:bookmarkStart w:id="34" w:name="X64587adde5909fcc73f974a32342c25396df012"/>
     <w:p>
       <w:pPr>
         <w:pStyle w:val="Heading4"/>
@@ -2020,6 +2118,24 @@
       </w:pPr>
       <w:r>
         <w:t xml:space="preserve">Quantum and classical parameters are optimized separately to account for their different loss landscape geometries:</w:t>
+      </w:r>
+    </w:p>
+    <w:p>
+      <w:pPr>
+        <w:pStyle w:val="BodyText"/>
+      </w:pPr>
+      <w:r>
+        <w:rPr>
+          <w:b/>
+          <w:bCs/>
+        </w:rPr>
+        <w:t xml:space="preserve">Table 3.</w:t>
+      </w:r>
+      <w:r>
+        <w:t xml:space="preserve"> </w:t>
+      </w:r>
+      <w:r>
+        <w:t xml:space="preserve">Optimizer configuration for the trainable V7 engineering case-study.</w:t>
       </w:r>
     </w:p>
     <w:tbl>
@@ -2248,8 +2364,8 @@
         <w:t xml:space="preserve">for classical.</w:t>
       </w:r>
     </w:p>
-    <w:bookmarkEnd w:id="32"/>
-    <w:bookmarkStart w:id="33" w:name="X7c23ed90e47c5d4a38ca6a88c37df3acfc50afc"/>
+    <w:bookmarkEnd w:id="34"/>
+    <w:bookmarkStart w:id="35" w:name="X7c23ed90e47c5d4a38ca6a88c37df3acfc50afc"/>
     <w:p>
       <w:pPr>
         <w:pStyle w:val="Heading4"/>
@@ -2346,8 +2462,8 @@
         <w:t xml:space="preserve">Replaces BatchNorm throughout</w:t>
       </w:r>
     </w:p>
-    <w:bookmarkEnd w:id="33"/>
-    <w:bookmarkStart w:id="34" w:name="Xccb1f26de778605cf445e53ff3fa5b71041c558"/>
+    <w:bookmarkEnd w:id="35"/>
+    <w:bookmarkStart w:id="36" w:name="Xccb1f26de778605cf445e53ff3fa5b71041c558"/>
     <w:p>
       <w:pPr>
         <w:pStyle w:val="Heading4"/>
@@ -2482,9 +2598,9 @@
         <w:t xml:space="preserve">) caused irreversible model corruption in V7 Run 1 by applying NaN gradients to all parameters.</w:t>
       </w:r>
     </w:p>
-    <w:bookmarkEnd w:id="34"/>
-    <w:bookmarkEnd w:id="35"/>
-    <w:bookmarkStart w:id="36" w:name="Xa110cc5fafc2a810272ca14613e29bc9c9e0344"/>
+    <w:bookmarkEnd w:id="36"/>
+    <w:bookmarkEnd w:id="37"/>
+    <w:bookmarkStart w:id="38" w:name="Xa110cc5fafc2a810272ca14613e29bc9c9e0344"/>
     <w:p>
       <w:pPr>
         <w:pStyle w:val="Heading3"/>
@@ -2649,7 +2765,7 @@
         <w:t xml:space="preserve"> </w:t>
       </w:r>
       <w:r>
-        <w:t xml:space="preserve">configuration depends on benchmark family; the fresh V7 Colab rerun shown in this paper uses batch size 128 and reaches its reported result after a 10-epoch budget on L4</w:t>
+        <w:t xml:space="preserve">configuration depends on benchmark family; the April 2026 V7 Colab reruns shown in this paper use batch size 128 and report after a 10-epoch budget on L4</w:t>
       </w:r>
     </w:p>
     <w:p>
@@ -2659,9 +2775,9 @@
         </w:pict>
       </w:r>
     </w:p>
-    <w:bookmarkEnd w:id="36"/>
-    <w:bookmarkEnd w:id="37"/>
-    <w:bookmarkStart w:id="51" w:name="X53709fa5153a4a4de327f15c577ea87486ba4d4"/>
+    <w:bookmarkEnd w:id="38"/>
+    <w:bookmarkEnd w:id="39"/>
+    <w:bookmarkStart w:id="59" w:name="X53709fa5153a4a4de327f15c577ea87486ba4d4"/>
     <w:p>
       <w:pPr>
         <w:pStyle w:val="Heading2"/>
@@ -2670,7 +2786,7 @@
         <w:t xml:space="preserve">4. Experimental Results</w:t>
       </w:r>
     </w:p>
-    <w:bookmarkStart w:id="38" w:name="X69c15b762d782ff2060e09b497e8ab4807efdc1"/>
+    <w:bookmarkStart w:id="40" w:name="X69c15b762d782ff2060e09b497e8ab4807efdc1"/>
     <w:p>
       <w:pPr>
         <w:pStyle w:val="Heading3"/>
@@ -2684,7 +2800,7 @@
         <w:pStyle w:val="FirstParagraph"/>
       </w:pPr>
       <w:r>
-        <w:t xml:space="preserve">The benchmark picture must be read in three layers rather than as a single flat leaderboard:</w:t>
+        <w:t xml:space="preserve">The benchmark picture must be read in separate layers rather than as a single flat leaderboard:</w:t>
       </w:r>
     </w:p>
     <w:p>
@@ -2744,6 +2860,50 @@
           <w:b/>
           <w:bCs/>
         </w:rPr>
+        <w:t xml:space="preserve">Modern-classical upper bound:</w:t>
+      </w:r>
+      <w:r>
+        <w:t xml:space="preserve"> </w:t>
+      </w:r>
+      <w:r>
+        <w:t xml:space="preserve">a stronger classical model that tests reviewer risk beyond thesis-era architectures.</w:t>
+      </w:r>
+    </w:p>
+    <w:p>
+      <w:pPr>
+        <w:pStyle w:val="Compact"/>
+        <w:numPr>
+          <w:ilvl w:val="0"/>
+          <w:numId w:val="1010"/>
+        </w:numPr>
+      </w:pPr>
+      <w:r>
+        <w:rPr>
+          <w:b/>
+          <w:bCs/>
+        </w:rPr>
+        <w:t xml:space="preserve">Low-data scaling axis:</w:t>
+      </w:r>
+      <w:r>
+        <w:t xml:space="preserve"> </w:t>
+      </w:r>
+      <w:r>
+        <w:t xml:space="preserve">a validation axis that reduces only the training split and keeps validation/test fixed.</w:t>
+      </w:r>
+    </w:p>
+    <w:p>
+      <w:pPr>
+        <w:pStyle w:val="Compact"/>
+        <w:numPr>
+          <w:ilvl w:val="0"/>
+          <w:numId w:val="1010"/>
+        </w:numPr>
+      </w:pPr>
+      <w:r>
+        <w:rPr>
+          <w:b/>
+          <w:bCs/>
+        </w:rPr>
         <w:t xml:space="preserve">Trainable-quantum case-study:</w:t>
       </w:r>
       <w:r>
@@ -2753,14 +2913,32 @@
         <w:t xml:space="preserve">the V1--V7 engineering path, which is valuable scientifically even though it is not the strongest benchmark family.</w:t>
       </w:r>
     </w:p>
-    <w:bookmarkEnd w:id="38"/>
-    <w:bookmarkStart w:id="39" w:name="X645b65c649412ced6681951dfeea96fcc837894"/>
+    <w:bookmarkEnd w:id="40"/>
+    <w:bookmarkStart w:id="41" w:name="X645b65c649412ced6681951dfeea96fcc837894"/>
     <w:p>
       <w:pPr>
         <w:pStyle w:val="Heading3"/>
       </w:pPr>
       <w:r>
         <w:t xml:space="preserve">4.2 Thesis-Faithful Family</w:t>
+      </w:r>
+    </w:p>
+    <w:p>
+      <w:pPr>
+        <w:pStyle w:val="FirstParagraph"/>
+      </w:pPr>
+      <w:r>
+        <w:rPr>
+          <w:b/>
+          <w:bCs/>
+        </w:rPr>
+        <w:t xml:space="preserve">Table 4.</w:t>
+      </w:r>
+      <w:r>
+        <w:t xml:space="preserve"> </w:t>
+      </w:r>
+      <w:r>
+        <w:t xml:space="preserve">Thesis-faithful full-data benchmark results across three seeds.</w:t>
       </w:r>
     </w:p>
     <w:tbl>
@@ -2788,7 +2966,7 @@
               <w:pStyle w:val="Compact"/>
             </w:pPr>
             <w:r>
-              <w:t xml:space="preserve">Model</w:t>
+              <w:t xml:space="preserve">Model (repository identifier)</w:t>
             </w:r>
           </w:p>
         </w:tc>
@@ -3151,14 +3329,32 @@
         <w:t xml:space="preserve">model.</w:t>
       </w:r>
     </w:p>
-    <w:bookmarkEnd w:id="39"/>
-    <w:bookmarkStart w:id="40" w:name="X9a7b2ddd3badb18103d56acfc775a36c6433169"/>
+    <w:bookmarkEnd w:id="41"/>
+    <w:bookmarkStart w:id="42" w:name="X9a7b2ddd3badb18103d56acfc775a36c6433169"/>
     <w:p>
       <w:pPr>
         <w:pStyle w:val="Heading3"/>
       </w:pPr>
       <w:r>
         <w:t xml:space="preserve">4.3 Current-Local Matched-Budget Family</w:t>
+      </w:r>
+    </w:p>
+    <w:p>
+      <w:pPr>
+        <w:pStyle w:val="FirstParagraph"/>
+      </w:pPr>
+      <w:r>
+        <w:rPr>
+          <w:b/>
+          <w:bCs/>
+        </w:rPr>
+        <w:t xml:space="preserve">Table 5.</w:t>
+      </w:r>
+      <w:r>
+        <w:t xml:space="preserve"> </w:t>
+      </w:r>
+      <w:r>
+        <w:t xml:space="preserve">Current-local matched-budget full-data benchmark results across three seeds.</w:t>
       </w:r>
     </w:p>
     <w:tbl>
@@ -3186,7 +3382,7 @@
               <w:pStyle w:val="Compact"/>
             </w:pPr>
             <w:r>
-              <w:t xml:space="preserve">Model</w:t>
+              <w:t xml:space="preserve">Model (repository identifier)</w:t>
             </w:r>
           </w:p>
         </w:tc>
@@ -3522,14 +3718,14 @@
         <w:t xml:space="preserve">protocol, the answer is no. The Henderson-style non-trainable quantum baseline is stable, but it does not exceed the strongest classical matched-budget alternatives.</w:t>
       </w:r>
     </w:p>
-    <w:bookmarkEnd w:id="40"/>
-    <w:bookmarkStart w:id="43" w:name="X79d32a99c646d6d71507c1d1bfd9749eca778e6"/>
+    <w:bookmarkEnd w:id="42"/>
+    <w:bookmarkStart w:id="43" w:name="X1770d7ff52059fbae5e1f0226010532bdb42e49"/>
     <w:p>
       <w:pPr>
         <w:pStyle w:val="Heading3"/>
       </w:pPr>
       <w:r>
-        <w:t xml:space="preserve">4.4 Trainable-Quantum Engineering Case-Study</w:t>
+        <w:t xml:space="preserve">4.4 Modern-Classical Upper Bound</w:t>
       </w:r>
     </w:p>
     <w:p>
@@ -3537,16 +3733,72 @@
         <w:pStyle w:val="FirstParagraph"/>
       </w:pPr>
       <w:r>
-        <w:t xml:space="preserve">The V1--V7 line remains scientifically useful, but it should be interpreted as an engineering case-study rather than as the main benchmark winner. Its value lies in showing what failed, what became trainable, and why. The April 2026 Colab rerun materially improves the stabilized V7 result, so the engineering story should now be told using both the older documented run and the fresh rerun.</w:t>
-      </w:r>
-    </w:p>
-    <w:bookmarkStart w:id="41" w:name="Xa83841ea7deaedf2d63facc5928abab67f1aa5e"/>
-    <w:p>
-      <w:pPr>
-        <w:pStyle w:val="Heading4"/>
-      </w:pPr>
-      <w:r>
-        <w:t xml:space="preserve">4.4.1 Architectural Evolution Summary</w:t>
+        <w:t xml:space="preserve">The modern-classical upper bound is not thesis-faithful and not matched-budget; it is included to test whether the study remains credible against a stronger contemporary classical vision baseline. Under the same fixed data split,</w:t>
+      </w:r>
+      <w:r>
+        <w:t xml:space="preserve"> </w:t>
+      </w:r>
+      <w:r>
+        <w:rPr>
+          <w:rStyle w:val="VerbatimChar"/>
+        </w:rPr>
+        <w:t xml:space="preserve">resnet18_cifar_gray</w:t>
+      </w:r>
+      <w:r>
+        <w:t xml:space="preserve"> </w:t>
+      </w:r>
+      <w:r>
+        <w:t xml:space="preserve">reaches</w:t>
+      </w:r>
+      <w:r>
+        <w:t xml:space="preserve"> </w:t>
+      </w:r>
+      <w:r>
+        <w:rPr>
+          <w:b/>
+          <w:bCs/>
+        </w:rPr>
+        <w:t xml:space="preserve">92.98 ± 0.29%</w:t>
+      </w:r>
+      <w:r>
+        <w:t xml:space="preserve"> </w:t>
+      </w:r>
+      <w:r>
+        <w:t xml:space="preserve">best validation accuracy and</w:t>
+      </w:r>
+      <w:r>
+        <w:t xml:space="preserve"> </w:t>
+      </w:r>
+      <w:r>
+        <w:rPr>
+          <w:b/>
+          <w:bCs/>
+        </w:rPr>
+        <w:t xml:space="preserve">88.13 ± 0.82%</w:t>
+      </w:r>
+      <w:r>
+        <w:t xml:space="preserve"> </w:t>
+      </w:r>
+      <w:r>
+        <w:t xml:space="preserve">test accuracy across three seeds.</w:t>
+      </w:r>
+    </w:p>
+    <w:p>
+      <w:pPr>
+        <w:pStyle w:val="BodyText"/>
+      </w:pPr>
+      <w:r>
+        <w:rPr>
+          <w:b/>
+          <w:bCs/>
+        </w:rPr>
+        <w:t xml:space="preserve">Table 6.</w:t>
+      </w:r>
+      <w:r>
+        <w:t xml:space="preserve"> </w:t>
+      </w:r>
+      <w:r>
+        <w:t xml:space="preserve">Modern-classical upper-bound result under the same fixed split.</w:t>
       </w:r>
     </w:p>
     <w:tbl>
@@ -3574,6 +3826,1099 @@
               <w:pStyle w:val="Compact"/>
             </w:pPr>
             <w:r>
+              <w:t xml:space="preserve">Model (repository identifier)</w:t>
+            </w:r>
+          </w:p>
+        </w:tc>
+        <w:tc>
+          <w:tcPr/>
+          <w:p>
+            <w:pPr>
+              <w:pStyle w:val="Compact"/>
+              <w:jc w:val="right"/>
+            </w:pPr>
+            <w:r>
+              <w:t xml:space="preserve">Runs</w:t>
+            </w:r>
+          </w:p>
+        </w:tc>
+        <w:tc>
+          <w:tcPr/>
+          <w:p>
+            <w:pPr>
+              <w:pStyle w:val="Compact"/>
+              <w:jc w:val="right"/>
+            </w:pPr>
+            <w:r>
+              <w:t xml:space="preserve">Best Val</w:t>
+            </w:r>
+          </w:p>
+        </w:tc>
+        <w:tc>
+          <w:tcPr/>
+          <w:p>
+            <w:pPr>
+              <w:pStyle w:val="Compact"/>
+              <w:jc w:val="right"/>
+            </w:pPr>
+            <w:r>
+              <w:t xml:space="preserve">Test</w:t>
+            </w:r>
+          </w:p>
+        </w:tc>
+        <w:tc>
+          <w:tcPr/>
+          <w:p>
+            <w:pPr>
+              <w:pStyle w:val="Compact"/>
+              <w:jc w:val="right"/>
+            </w:pPr>
+            <w:r>
+              <w:t xml:space="preserve">Params</w:t>
+            </w:r>
+          </w:p>
+        </w:tc>
+        <w:tc>
+          <w:tcPr/>
+          <w:p>
+            <w:pPr>
+              <w:pStyle w:val="Compact"/>
+            </w:pPr>
+            <w:r>
+              <w:t xml:space="preserve">Interpretation</w:t>
+            </w:r>
+          </w:p>
+        </w:tc>
+      </w:tr>
+      <w:tr>
+        <w:tc>
+          <w:tcPr/>
+          <w:p>
+            <w:pPr>
+              <w:pStyle w:val="Compact"/>
+            </w:pPr>
+            <w:r>
+              <w:rPr>
+                <w:rStyle w:val="VerbatimChar"/>
+              </w:rPr>
+              <w:t xml:space="preserve">resnet18_cifar_gray</w:t>
+            </w:r>
+          </w:p>
+        </w:tc>
+        <w:tc>
+          <w:tcPr/>
+          <w:p>
+            <w:pPr>
+              <w:pStyle w:val="Compact"/>
+              <w:jc w:val="right"/>
+            </w:pPr>
+            <w:r>
+              <w:t xml:space="preserve">3</w:t>
+            </w:r>
+          </w:p>
+        </w:tc>
+        <w:tc>
+          <w:tcPr/>
+          <w:p>
+            <w:pPr>
+              <w:pStyle w:val="Compact"/>
+              <w:jc w:val="right"/>
+            </w:pPr>
+            <w:r>
+              <w:rPr>
+                <w:b/>
+                <w:bCs/>
+              </w:rPr>
+              <w:t xml:space="preserve">92.98 ± 0.29</w:t>
+            </w:r>
+          </w:p>
+        </w:tc>
+        <w:tc>
+          <w:tcPr/>
+          <w:p>
+            <w:pPr>
+              <w:pStyle w:val="Compact"/>
+              <w:jc w:val="right"/>
+            </w:pPr>
+            <w:r>
+              <w:rPr>
+                <w:b/>
+                <w:bCs/>
+              </w:rPr>
+              <w:t xml:space="preserve">88.13 ± 0.82</w:t>
+            </w:r>
+          </w:p>
+        </w:tc>
+        <w:tc>
+          <w:tcPr/>
+          <w:p>
+            <w:pPr>
+              <w:pStyle w:val="Compact"/>
+              <w:jc w:val="right"/>
+            </w:pPr>
+            <w:r>
+              <w:t xml:space="preserve">11,190,252</w:t>
+            </w:r>
+          </w:p>
+        </w:tc>
+        <w:tc>
+          <w:tcPr/>
+          <w:p>
+            <w:pPr>
+              <w:pStyle w:val="Compact"/>
+            </w:pPr>
+            <w:r>
+              <w:t xml:space="preserve">strongest reproduced model; modern-classical upper bound, not a thesis-faithful or matched-budget row</w:t>
+            </w:r>
+          </w:p>
+        </w:tc>
+      </w:tr>
+    </w:tbl>
+    <w:p>
+      <w:pPr>
+        <w:pStyle w:val="BodyText"/>
+      </w:pPr>
+      <w:r>
+        <w:t xml:space="preserve">This result strengthens the paper's negative-result framing. It shows that the classical-favored hierarchy is not an artifact of comparing only against weak or outdated classical baselines.</w:t>
+      </w:r>
+    </w:p>
+    <w:bookmarkEnd w:id="43"/>
+    <w:bookmarkStart w:id="47" w:name="X0560c57ae9645c8fec1a5ed0082123bfb522e19"/>
+    <w:p>
+      <w:pPr>
+        <w:pStyle w:val="Heading3"/>
+      </w:pPr>
+      <w:r>
+        <w:t xml:space="preserve">4.5 Low-Data Scaling Confirmation</w:t>
+      </w:r>
+    </w:p>
+    <w:p>
+      <w:pPr>
+        <w:pStyle w:val="FirstParagraph"/>
+      </w:pPr>
+      <w:r>
+        <w:t xml:space="preserve">The low-data axis asks whether the quantum variants become more competitive when only the training split is reduced. Validation and test splits remain fixed; only the training subset is selected deterministically with label stratification. The seed-42 pilot uses</w:t>
+      </w:r>
+      <w:r>
+        <w:t xml:space="preserve"> </w:t>
+      </w:r>
+      <w:r>
+        <w:rPr>
+          <w:rStyle w:val="VerbatimChar"/>
+        </w:rPr>
+        <w:t xml:space="preserve">low_data_pilot_v1</w:t>
+      </w:r>
+      <w:r>
+        <w:t xml:space="preserve">; the current-local confirmation adds Colab L4 seeds 43 and 44 under</w:t>
+      </w:r>
+      <w:r>
+        <w:t xml:space="preserve"> </w:t>
+      </w:r>
+      <w:r>
+        <w:rPr>
+          <w:rStyle w:val="VerbatimChar"/>
+        </w:rPr>
+        <w:t xml:space="preserve">low_data_confirm_v1</w:t>
+      </w:r>
+      <w:r>
+        <w:t xml:space="preserve">. Aggregate summaries are stored in</w:t>
+      </w:r>
+      <w:r>
+        <w:t xml:space="preserve"> </w:t>
+      </w:r>
+      <w:r>
+        <w:rPr>
+          <w:rStyle w:val="VerbatimChar"/>
+        </w:rPr>
+        <w:t xml:space="preserve">experiments/low_data_summary.json</w:t>
+      </w:r>
+      <w:r>
+        <w:t xml:space="preserve"> </w:t>
+      </w:r>
+      <w:r>
+        <w:t xml:space="preserve">and</w:t>
+      </w:r>
+      <w:r>
+        <w:t xml:space="preserve"> </w:t>
+      </w:r>
+      <w:r>
+        <w:rPr>
+          <w:rStyle w:val="VerbatimChar"/>
+        </w:rPr>
+        <w:t xml:space="preserve">docs/LOW_DATA_SUMMARY.md</w:t>
+      </w:r>
+      <w:r>
+        <w:t xml:space="preserve">.</w:t>
+      </w:r>
+    </w:p>
+    <w:p>
+      <w:pPr>
+        <w:pStyle w:val="BodyText"/>
+      </w:pPr>
+      <w:r>
+        <w:drawing>
+          <wp:inline>
+            <wp:extent cx="5334000" cy="1690312"/>
+            <wp:effectExtent b="0" l="0" r="0" t="0"/>
+            <wp:docPr descr="Low-data scaling results" title="" id="45" name="Picture"/>
+            <a:graphic>
+              <a:graphicData uri="http://schemas.openxmlformats.org/drawingml/2006/picture">
+                <pic:pic>
+                  <pic:nvPicPr>
+                    <pic:cNvPr descr="figures/low_data_scaling.png" id="46" name="Picture"/>
+                    <pic:cNvPicPr>
+                      <a:picLocks noChangeArrowheads="1" noChangeAspect="1"/>
+                    </pic:cNvPicPr>
+                  </pic:nvPicPr>
+                  <pic:blipFill>
+                    <a:blip r:embed="rId44"/>
+                    <a:stretch>
+                      <a:fillRect/>
+                    </a:stretch>
+                  </pic:blipFill>
+                  <pic:spPr bwMode="auto">
+                    <a:xfrm>
+                      <a:off x="0" y="0"/>
+                      <a:ext cx="5334000" cy="1690312"/>
+                    </a:xfrm>
+                    <a:prstGeom prst="rect">
+                      <a:avLst/>
+                    </a:prstGeom>
+                    <a:noFill/>
+                    <a:ln w="9525">
+                      <a:noFill/>
+                      <a:headEnd/>
+                      <a:tailEnd/>
+                    </a:ln>
+                  </pic:spPr>
+                </pic:pic>
+              </a:graphicData>
+            </a:graphic>
+          </wp:inline>
+        </w:drawing>
+      </w:r>
+    </w:p>
+    <w:p>
+      <w:pPr>
+        <w:pStyle w:val="BodyText"/>
+      </w:pPr>
+      <w:r>
+        <w:rPr>
+          <w:b/>
+          <w:bCs/>
+        </w:rPr>
+        <w:t xml:space="preserve">Figure 1.</w:t>
+      </w:r>
+      <w:r>
+        <w:t xml:space="preserve"> </w:t>
+      </w:r>
+      <w:r>
+        <w:t xml:space="preserve">Low-data scaling results by benchmark family. The current-local panel reports three-seed means with standard deviations for</w:t>
+      </w:r>
+      <w:r>
+        <w:t xml:space="preserve"> </w:t>
+      </w:r>
+      <w:r>
+        <w:rPr>
+          <w:rStyle w:val="VerbatimChar"/>
+        </w:rPr>
+        <w:t xml:space="preserve">classical_conv</w:t>
+      </w:r>
+      <w:r>
+        <w:t xml:space="preserve"> </w:t>
+      </w:r>
+      <w:r>
+        <w:t xml:space="preserve">and</w:t>
+      </w:r>
+      <w:r>
+        <w:t xml:space="preserve"> </w:t>
+      </w:r>
+      <w:r>
+        <w:rPr>
+          <w:rStyle w:val="VerbatimChar"/>
+        </w:rPr>
+        <w:t xml:space="preserve">non_trainable_quantum</w:t>
+      </w:r>
+      <w:r>
+        <w:t xml:space="preserve">; the thesis-faithful panel reports the available seed-42 pilot for</w:t>
+      </w:r>
+      <w:r>
+        <w:t xml:space="preserve"> </w:t>
+      </w:r>
+      <w:r>
+        <w:rPr>
+          <w:rStyle w:val="VerbatimChar"/>
+        </w:rPr>
+        <w:t xml:space="preserve">thesis_cnniiii</w:t>
+      </w:r>
+      <w:r>
+        <w:t xml:space="preserve"> </w:t>
+      </w:r>
+      <w:r>
+        <w:t xml:space="preserve">and</w:t>
+      </w:r>
+      <w:r>
+        <w:t xml:space="preserve"> </w:t>
+      </w:r>
+      <w:r>
+        <w:rPr>
+          <w:rStyle w:val="VerbatimChar"/>
+        </w:rPr>
+        <w:t xml:space="preserve">thesis_hqnn2</w:t>
+      </w:r>
+      <w:r>
+        <w:t xml:space="preserve">. The gap panel uses classical minus quantum test accuracy, so negative current-local gaps indicate the non-trainable quantum baseline is ahead for that paired comparison.</w:t>
+      </w:r>
+    </w:p>
+    <w:p>
+      <w:pPr>
+        <w:pStyle w:val="BodyText"/>
+      </w:pPr>
+      <w:r>
+        <w:rPr>
+          <w:b/>
+          <w:bCs/>
+        </w:rPr>
+        <w:t xml:space="preserve">Table 7.</w:t>
+      </w:r>
+      <w:r>
+        <w:t xml:space="preserve"> </w:t>
+      </w:r>
+      <w:r>
+        <w:t xml:space="preserve">Low-data scaling results. Current-local rows are three-seed means; thesis-faithful rows are seed-42 pilot evidence.</w:t>
+      </w:r>
+    </w:p>
+    <w:tbl>
+      <w:tblPr>
+        <w:tblStyle w:val="Table"/>
+        <w:tblW w:type="auto" w:w="0"/>
+        <w:tblLook w:firstRow="1" w:lastRow="0" w:firstColumn="0" w:lastColumn="0" w:noHBand="0" w:noVBand="0" w:val="0020"/>
+      </w:tblPr>
+      <w:tblGrid>
+        <w:gridCol w:w="1584"/>
+        <w:gridCol w:w="1584"/>
+        <w:gridCol w:w="1584"/>
+        <w:gridCol w:w="1584"/>
+        <w:gridCol w:w="1584"/>
+      </w:tblGrid>
+      <w:tr>
+        <w:trPr>
+          <w:tblHeader w:val="on"/>
+        </w:trPr>
+        <w:tc>
+          <w:tcPr/>
+          <w:p>
+            <w:pPr>
+              <w:pStyle w:val="Compact"/>
+            </w:pPr>
+            <w:r>
+              <w:t xml:space="preserve">Family</w:t>
+            </w:r>
+          </w:p>
+        </w:tc>
+        <w:tc>
+          <w:tcPr/>
+          <w:p>
+            <w:pPr>
+              <w:pStyle w:val="Compact"/>
+              <w:jc w:val="right"/>
+            </w:pPr>
+            <w:r>
+              <w:t xml:space="preserve">Fraction</w:t>
+            </w:r>
+          </w:p>
+        </w:tc>
+        <w:tc>
+          <w:tcPr/>
+          <w:p>
+            <w:pPr>
+              <w:pStyle w:val="Compact"/>
+              <w:jc w:val="right"/>
+            </w:pPr>
+            <w:r>
+              <w:t xml:space="preserve">Classical Test</w:t>
+            </w:r>
+          </w:p>
+        </w:tc>
+        <w:tc>
+          <w:tcPr/>
+          <w:p>
+            <w:pPr>
+              <w:pStyle w:val="Compact"/>
+              <w:jc w:val="right"/>
+            </w:pPr>
+            <w:r>
+              <w:t xml:space="preserve">Quantum Test</w:t>
+            </w:r>
+          </w:p>
+        </w:tc>
+        <w:tc>
+          <w:tcPr/>
+          <w:p>
+            <w:pPr>
+              <w:pStyle w:val="Compact"/>
+            </w:pPr>
+            <w:r>
+              <w:t xml:space="preserve">Interpretation</w:t>
+            </w:r>
+          </w:p>
+        </w:tc>
+      </w:tr>
+      <w:tr>
+        <w:tc>
+          <w:tcPr/>
+          <w:p>
+            <w:pPr>
+              <w:pStyle w:val="Compact"/>
+            </w:pPr>
+            <w:r>
+              <w:t xml:space="preserve">current-local</w:t>
+            </w:r>
+          </w:p>
+        </w:tc>
+        <w:tc>
+          <w:tcPr/>
+          <w:p>
+            <w:pPr>
+              <w:pStyle w:val="Compact"/>
+              <w:jc w:val="right"/>
+            </w:pPr>
+            <w:r>
+              <w:t xml:space="preserve">0.10</w:t>
+            </w:r>
+          </w:p>
+        </w:tc>
+        <w:tc>
+          <w:tcPr/>
+          <w:p>
+            <w:pPr>
+              <w:pStyle w:val="Compact"/>
+              <w:jc w:val="right"/>
+            </w:pPr>
+            <w:r>
+              <w:rPr>
+                <w:rStyle w:val="VerbatimChar"/>
+              </w:rPr>
+              <w:t xml:space="preserve">classical_conv</w:t>
+            </w:r>
+            <w:r>
+              <w:t xml:space="preserve">: 48.42 ± 2.31%</w:t>
+            </w:r>
+          </w:p>
+        </w:tc>
+        <w:tc>
+          <w:tcPr/>
+          <w:p>
+            <w:pPr>
+              <w:pStyle w:val="Compact"/>
+              <w:jc w:val="right"/>
+            </w:pPr>
+            <w:r>
+              <w:rPr>
+                <w:rStyle w:val="VerbatimChar"/>
+              </w:rPr>
+              <w:t xml:space="preserve">non_trainable_quantum</w:t>
+            </w:r>
+            <w:r>
+              <w:t xml:space="preserve">: 50.71 ± 2.93%</w:t>
+            </w:r>
+          </w:p>
+        </w:tc>
+        <w:tc>
+          <w:tcPr/>
+          <w:p>
+            <w:pPr>
+              <w:pStyle w:val="Compact"/>
+            </w:pPr>
+            <w:r>
+              <w:t xml:space="preserve">quantum ahead by 2.29 points</w:t>
+            </w:r>
+          </w:p>
+        </w:tc>
+      </w:tr>
+      <w:tr>
+        <w:tc>
+          <w:tcPr/>
+          <w:p>
+            <w:pPr>
+              <w:pStyle w:val="Compact"/>
+            </w:pPr>
+            <w:r>
+              <w:t xml:space="preserve">current-local</w:t>
+            </w:r>
+          </w:p>
+        </w:tc>
+        <w:tc>
+          <w:tcPr/>
+          <w:p>
+            <w:pPr>
+              <w:pStyle w:val="Compact"/>
+              <w:jc w:val="right"/>
+            </w:pPr>
+            <w:r>
+              <w:t xml:space="preserve">0.25</w:t>
+            </w:r>
+          </w:p>
+        </w:tc>
+        <w:tc>
+          <w:tcPr/>
+          <w:p>
+            <w:pPr>
+              <w:pStyle w:val="Compact"/>
+              <w:jc w:val="right"/>
+            </w:pPr>
+            <w:r>
+              <w:rPr>
+                <w:rStyle w:val="VerbatimChar"/>
+              </w:rPr>
+              <w:t xml:space="preserve">classical_conv</w:t>
+            </w:r>
+            <w:r>
+              <w:t xml:space="preserve">: 66.24 ± 1.78%</w:t>
+            </w:r>
+          </w:p>
+        </w:tc>
+        <w:tc>
+          <w:tcPr/>
+          <w:p>
+            <w:pPr>
+              <w:pStyle w:val="Compact"/>
+              <w:jc w:val="right"/>
+            </w:pPr>
+            <w:r>
+              <w:rPr>
+                <w:rStyle w:val="VerbatimChar"/>
+              </w:rPr>
+              <w:t xml:space="preserve">non_trainable_quantum</w:t>
+            </w:r>
+            <w:r>
+              <w:t xml:space="preserve">: 69.88 ± 0.99%</w:t>
+            </w:r>
+          </w:p>
+        </w:tc>
+        <w:tc>
+          <w:tcPr/>
+          <w:p>
+            <w:pPr>
+              <w:pStyle w:val="Compact"/>
+            </w:pPr>
+            <w:r>
+              <w:t xml:space="preserve">quantum ahead by 3.64 points</w:t>
+            </w:r>
+          </w:p>
+        </w:tc>
+      </w:tr>
+      <w:tr>
+        <w:tc>
+          <w:tcPr/>
+          <w:p>
+            <w:pPr>
+              <w:pStyle w:val="Compact"/>
+            </w:pPr>
+            <w:r>
+              <w:t xml:space="preserve">current-local</w:t>
+            </w:r>
+          </w:p>
+        </w:tc>
+        <w:tc>
+          <w:tcPr/>
+          <w:p>
+            <w:pPr>
+              <w:pStyle w:val="Compact"/>
+              <w:jc w:val="right"/>
+            </w:pPr>
+            <w:r>
+              <w:t xml:space="preserve">0.50</w:t>
+            </w:r>
+          </w:p>
+        </w:tc>
+        <w:tc>
+          <w:tcPr/>
+          <w:p>
+            <w:pPr>
+              <w:pStyle w:val="Compact"/>
+              <w:jc w:val="right"/>
+            </w:pPr>
+            <w:r>
+              <w:rPr>
+                <w:rStyle w:val="VerbatimChar"/>
+              </w:rPr>
+              <w:t xml:space="preserve">classical_conv</w:t>
+            </w:r>
+            <w:r>
+              <w:t xml:space="preserve">: 75.61 ± 1.02%</w:t>
+            </w:r>
+          </w:p>
+        </w:tc>
+        <w:tc>
+          <w:tcPr/>
+          <w:p>
+            <w:pPr>
+              <w:pStyle w:val="Compact"/>
+              <w:jc w:val="right"/>
+            </w:pPr>
+            <w:r>
+              <w:rPr>
+                <w:rStyle w:val="VerbatimChar"/>
+              </w:rPr>
+              <w:t xml:space="preserve">non_trainable_quantum</w:t>
+            </w:r>
+            <w:r>
+              <w:t xml:space="preserve">: 76.75 ± 0.50%</w:t>
+            </w:r>
+          </w:p>
+        </w:tc>
+        <w:tc>
+          <w:tcPr/>
+          <w:p>
+            <w:pPr>
+              <w:pStyle w:val="Compact"/>
+            </w:pPr>
+            <w:r>
+              <w:t xml:space="preserve">quantum ahead by 1.14 points</w:t>
+            </w:r>
+          </w:p>
+        </w:tc>
+      </w:tr>
+      <w:tr>
+        <w:tc>
+          <w:tcPr/>
+          <w:p>
+            <w:pPr>
+              <w:pStyle w:val="Compact"/>
+            </w:pPr>
+            <w:r>
+              <w:t xml:space="preserve">current-local</w:t>
+            </w:r>
+          </w:p>
+        </w:tc>
+        <w:tc>
+          <w:tcPr/>
+          <w:p>
+            <w:pPr>
+              <w:pStyle w:val="Compact"/>
+              <w:jc w:val="right"/>
+            </w:pPr>
+            <w:r>
+              <w:t xml:space="preserve">1.00</w:t>
+            </w:r>
+          </w:p>
+        </w:tc>
+        <w:tc>
+          <w:tcPr/>
+          <w:p>
+            <w:pPr>
+              <w:pStyle w:val="Compact"/>
+              <w:jc w:val="right"/>
+            </w:pPr>
+            <w:r>
+              <w:rPr>
+                <w:rStyle w:val="VerbatimChar"/>
+              </w:rPr>
+              <w:t xml:space="preserve">classical_conv</w:t>
+            </w:r>
+            <w:r>
+              <w:t xml:space="preserve">: 80.47 ± 0.57%</w:t>
+            </w:r>
+          </w:p>
+        </w:tc>
+        <w:tc>
+          <w:tcPr/>
+          <w:p>
+            <w:pPr>
+              <w:pStyle w:val="Compact"/>
+              <w:jc w:val="right"/>
+            </w:pPr>
+            <w:r>
+              <w:rPr>
+                <w:rStyle w:val="VerbatimChar"/>
+              </w:rPr>
+              <w:t xml:space="preserve">non_trainable_quantum</w:t>
+            </w:r>
+            <w:r>
+              <w:t xml:space="preserve">: 80.76 ± 0.99%</w:t>
+            </w:r>
+          </w:p>
+        </w:tc>
+        <w:tc>
+          <w:tcPr/>
+          <w:p>
+            <w:pPr>
+              <w:pStyle w:val="Compact"/>
+            </w:pPr>
+            <w:r>
+              <w:t xml:space="preserve">quantum ahead by 0.29 points</w:t>
+            </w:r>
+          </w:p>
+        </w:tc>
+      </w:tr>
+      <w:tr>
+        <w:tc>
+          <w:tcPr/>
+          <w:p>
+            <w:pPr>
+              <w:pStyle w:val="Compact"/>
+            </w:pPr>
+            <w:r>
+              <w:t xml:space="preserve">thesis-faithful</w:t>
+            </w:r>
+          </w:p>
+        </w:tc>
+        <w:tc>
+          <w:tcPr/>
+          <w:p>
+            <w:pPr>
+              <w:pStyle w:val="Compact"/>
+              <w:jc w:val="right"/>
+            </w:pPr>
+            <w:r>
+              <w:t xml:space="preserve">0.10</w:t>
+            </w:r>
+          </w:p>
+        </w:tc>
+        <w:tc>
+          <w:tcPr/>
+          <w:p>
+            <w:pPr>
+              <w:pStyle w:val="Compact"/>
+              <w:jc w:val="right"/>
+            </w:pPr>
+            <w:r>
+              <w:rPr>
+                <w:rStyle w:val="VerbatimChar"/>
+              </w:rPr>
+              <w:t xml:space="preserve">thesis_cnniiii</w:t>
+            </w:r>
+            <w:r>
+              <w:t xml:space="preserve">: 65.88%</w:t>
+            </w:r>
+          </w:p>
+        </w:tc>
+        <w:tc>
+          <w:tcPr/>
+          <w:p>
+            <w:pPr>
+              <w:pStyle w:val="Compact"/>
+              <w:jc w:val="right"/>
+            </w:pPr>
+            <w:r>
+              <w:rPr>
+                <w:rStyle w:val="VerbatimChar"/>
+              </w:rPr>
+              <w:t xml:space="preserve">thesis_hqnn2</w:t>
+            </w:r>
+            <w:r>
+              <w:t xml:space="preserve">: 50.43%</w:t>
+            </w:r>
+          </w:p>
+        </w:tc>
+        <w:tc>
+          <w:tcPr/>
+          <w:p>
+            <w:pPr>
+              <w:pStyle w:val="Compact"/>
+            </w:pPr>
+            <w:r>
+              <w:t xml:space="preserve">seed-42 pilot; classical ahead by 15.45 points</w:t>
+            </w:r>
+          </w:p>
+        </w:tc>
+      </w:tr>
+      <w:tr>
+        <w:tc>
+          <w:tcPr/>
+          <w:p>
+            <w:pPr>
+              <w:pStyle w:val="Compact"/>
+            </w:pPr>
+            <w:r>
+              <w:t xml:space="preserve">thesis-faithful</w:t>
+            </w:r>
+          </w:p>
+        </w:tc>
+        <w:tc>
+          <w:tcPr/>
+          <w:p>
+            <w:pPr>
+              <w:pStyle w:val="Compact"/>
+              <w:jc w:val="right"/>
+            </w:pPr>
+            <w:r>
+              <w:t xml:space="preserve">0.25</w:t>
+            </w:r>
+          </w:p>
+        </w:tc>
+        <w:tc>
+          <w:tcPr/>
+          <w:p>
+            <w:pPr>
+              <w:pStyle w:val="Compact"/>
+              <w:jc w:val="right"/>
+            </w:pPr>
+            <w:r>
+              <w:rPr>
+                <w:rStyle w:val="VerbatimChar"/>
+              </w:rPr>
+              <w:t xml:space="preserve">thesis_cnniiii</w:t>
+            </w:r>
+            <w:r>
+              <w:t xml:space="preserve">: 79.61%</w:t>
+            </w:r>
+          </w:p>
+        </w:tc>
+        <w:tc>
+          <w:tcPr/>
+          <w:p>
+            <w:pPr>
+              <w:pStyle w:val="Compact"/>
+              <w:jc w:val="right"/>
+            </w:pPr>
+            <w:r>
+              <w:rPr>
+                <w:rStyle w:val="VerbatimChar"/>
+              </w:rPr>
+              <w:t xml:space="preserve">thesis_hqnn2</w:t>
+            </w:r>
+            <w:r>
+              <w:t xml:space="preserve">: 62.45%</w:t>
+            </w:r>
+          </w:p>
+        </w:tc>
+        <w:tc>
+          <w:tcPr/>
+          <w:p>
+            <w:pPr>
+              <w:pStyle w:val="Compact"/>
+            </w:pPr>
+            <w:r>
+              <w:t xml:space="preserve">seed-42 pilot; classical ahead by 17.16 points</w:t>
+            </w:r>
+          </w:p>
+        </w:tc>
+      </w:tr>
+      <w:tr>
+        <w:tc>
+          <w:tcPr/>
+          <w:p>
+            <w:pPr>
+              <w:pStyle w:val="Compact"/>
+            </w:pPr>
+            <w:r>
+              <w:t xml:space="preserve">thesis-faithful</w:t>
+            </w:r>
+          </w:p>
+        </w:tc>
+        <w:tc>
+          <w:tcPr/>
+          <w:p>
+            <w:pPr>
+              <w:pStyle w:val="Compact"/>
+              <w:jc w:val="right"/>
+            </w:pPr>
+            <w:r>
+              <w:t xml:space="preserve">0.50</w:t>
+            </w:r>
+          </w:p>
+        </w:tc>
+        <w:tc>
+          <w:tcPr/>
+          <w:p>
+            <w:pPr>
+              <w:pStyle w:val="Compact"/>
+              <w:jc w:val="right"/>
+            </w:pPr>
+            <w:r>
+              <w:rPr>
+                <w:rStyle w:val="VerbatimChar"/>
+              </w:rPr>
+              <w:t xml:space="preserve">thesis_cnniiii</w:t>
+            </w:r>
+            <w:r>
+              <w:t xml:space="preserve">: 82.40%</w:t>
+            </w:r>
+          </w:p>
+        </w:tc>
+        <w:tc>
+          <w:tcPr/>
+          <w:p>
+            <w:pPr>
+              <w:pStyle w:val="Compact"/>
+              <w:jc w:val="right"/>
+            </w:pPr>
+            <w:r>
+              <w:rPr>
+                <w:rStyle w:val="VerbatimChar"/>
+              </w:rPr>
+              <w:t xml:space="preserve">thesis_hqnn2</w:t>
+            </w:r>
+            <w:r>
+              <w:t xml:space="preserve">: 72.10%</w:t>
+            </w:r>
+          </w:p>
+        </w:tc>
+        <w:tc>
+          <w:tcPr/>
+          <w:p>
+            <w:pPr>
+              <w:pStyle w:val="Compact"/>
+            </w:pPr>
+            <w:r>
+              <w:t xml:space="preserve">seed-42 pilot; classical ahead by 10.30 points</w:t>
+            </w:r>
+          </w:p>
+        </w:tc>
+      </w:tr>
+      <w:tr>
+        <w:tc>
+          <w:tcPr/>
+          <w:p>
+            <w:pPr>
+              <w:pStyle w:val="Compact"/>
+            </w:pPr>
+            <w:r>
+              <w:t xml:space="preserve">thesis-faithful</w:t>
+            </w:r>
+          </w:p>
+        </w:tc>
+        <w:tc>
+          <w:tcPr/>
+          <w:p>
+            <w:pPr>
+              <w:pStyle w:val="Compact"/>
+              <w:jc w:val="right"/>
+            </w:pPr>
+            <w:r>
+              <w:t xml:space="preserve">1.00</w:t>
+            </w:r>
+          </w:p>
+        </w:tc>
+        <w:tc>
+          <w:tcPr/>
+          <w:p>
+            <w:pPr>
+              <w:pStyle w:val="Compact"/>
+              <w:jc w:val="right"/>
+            </w:pPr>
+            <w:r>
+              <w:rPr>
+                <w:rStyle w:val="VerbatimChar"/>
+              </w:rPr>
+              <w:t xml:space="preserve">thesis_cnniiii</w:t>
+            </w:r>
+            <w:r>
+              <w:t xml:space="preserve">: 85.19%</w:t>
+            </w:r>
+          </w:p>
+        </w:tc>
+        <w:tc>
+          <w:tcPr/>
+          <w:p>
+            <w:pPr>
+              <w:pStyle w:val="Compact"/>
+              <w:jc w:val="right"/>
+            </w:pPr>
+            <w:r>
+              <w:rPr>
+                <w:rStyle w:val="VerbatimChar"/>
+              </w:rPr>
+              <w:t xml:space="preserve">thesis_hqnn2</w:t>
+            </w:r>
+            <w:r>
+              <w:t xml:space="preserve">: 78.33%</w:t>
+            </w:r>
+          </w:p>
+        </w:tc>
+        <w:tc>
+          <w:tcPr/>
+          <w:p>
+            <w:pPr>
+              <w:pStyle w:val="Compact"/>
+            </w:pPr>
+            <w:r>
+              <w:t xml:space="preserve">seed-42 pilot; classical ahead by 6.86 points</w:t>
+            </w:r>
+          </w:p>
+        </w:tc>
+      </w:tr>
+    </w:tbl>
+    <w:p>
+      <w:pPr>
+        <w:pStyle w:val="BodyText"/>
+      </w:pPr>
+      <w:r>
+        <w:t xml:space="preserve">This low-data result is narrow. It does not overturn the multi-seed full-data hierarchy and does not support a generic quantum-advantage claim. It does, however, provide a specific low-data competitiveness signal for the current-local non-trainable quantum baseline. The effect is clearest at 10-50% training fractions and becomes very small at full data.</w:t>
+      </w:r>
+    </w:p>
+    <w:bookmarkEnd w:id="47"/>
+    <w:bookmarkStart w:id="51" w:name="Xecabc9e265a789e71d4f2863759b58f525b4766"/>
+    <w:p>
+      <w:pPr>
+        <w:pStyle w:val="Heading3"/>
+      </w:pPr>
+      <w:r>
+        <w:t xml:space="preserve">4.6 Trainable-Quantum Engineering Case-Study</w:t>
+      </w:r>
+    </w:p>
+    <w:p>
+      <w:pPr>
+        <w:pStyle w:val="FirstParagraph"/>
+      </w:pPr>
+      <w:r>
+        <w:t xml:space="preserve">The V1--V7 line remains scientifically useful as an engineering case-study rather than as the main benchmark winner. Its value lies in showing what failed, what became trainable, and why. The April 2026 Colab reruns show that the stabilized V7 path can train without NaN collapse, but they also show meaningful single-run variability. We therefore analyze V7 using the older documented run, the April 6 resumed rerun, and the April 27 clean non-resumed rerun.</w:t>
+      </w:r>
+    </w:p>
+    <w:bookmarkStart w:id="48" w:name="Xa29acb6783b5477fec94ffb9cec3d0dc86a80ab"/>
+    <w:p>
+      <w:pPr>
+        <w:pStyle w:val="Heading4"/>
+      </w:pPr>
+      <w:r>
+        <w:t xml:space="preserve">4.6.1 Architectural Evolution Summary</w:t>
+      </w:r>
+    </w:p>
+    <w:p>
+      <w:pPr>
+        <w:pStyle w:val="FirstParagraph"/>
+      </w:pPr>
+      <w:r>
+        <w:rPr>
+          <w:b/>
+          <w:bCs/>
+        </w:rPr>
+        <w:t xml:space="preserve">Table 8.</w:t>
+      </w:r>
+      <w:r>
+        <w:t xml:space="preserve"> </w:t>
+      </w:r>
+      <w:r>
+        <w:t xml:space="preserve">V1--V7 architectural evolution and trainability outcomes.</w:t>
+      </w:r>
+    </w:p>
+    <w:tbl>
+      <w:tblPr>
+        <w:tblStyle w:val="Table"/>
+        <w:tblW w:type="auto" w:w="0"/>
+        <w:tblLook w:firstRow="1" w:lastRow="0" w:firstColumn="0" w:lastColumn="0" w:noHBand="0" w:noVBand="0" w:val="0020"/>
+      </w:tblPr>
+      <w:tblGrid>
+        <w:gridCol w:w="1320"/>
+        <w:gridCol w:w="1320"/>
+        <w:gridCol w:w="1320"/>
+        <w:gridCol w:w="1320"/>
+        <w:gridCol w:w="1320"/>
+        <w:gridCol w:w="1320"/>
+      </w:tblGrid>
+      <w:tr>
+        <w:trPr>
+          <w:tblHeader w:val="on"/>
+        </w:trPr>
+        <w:tc>
+          <w:tcPr/>
+          <w:p>
+            <w:pPr>
+              <w:pStyle w:val="Compact"/>
+            </w:pPr>
+            <w:r>
               <w:t xml:space="preserve">Version</w:t>
             </w:r>
           </w:p>
@@ -4289,20 +5634,112 @@
                 <w:b/>
                 <w:bCs/>
               </w:rPr>
-              <w:t xml:space="preserve">fresh Colab L4 confirmatory rerun; 72.53% test</w:t>
+              <w:t xml:space="preserve">April 6 resumed Colab L4 rerun; 72.53% test</w:t>
+            </w:r>
+          </w:p>
+        </w:tc>
+      </w:tr>
+      <w:tr>
+        <w:tc>
+          <w:tcPr/>
+          <w:p>
+            <w:pPr>
+              <w:pStyle w:val="Compact"/>
+            </w:pPr>
+            <w:r>
+              <w:rPr>
+                <w:b/>
+                <w:bCs/>
+              </w:rPr>
+              <w:t xml:space="preserve">V7-Run4</w:t>
+            </w:r>
+          </w:p>
+        </w:tc>
+        <w:tc>
+          <w:tcPr/>
+          <w:p>
+            <w:pPr>
+              <w:pStyle w:val="Compact"/>
+            </w:pPr>
+            <w:r>
+              <w:rPr>
+                <w:b/>
+                <w:bCs/>
+              </w:rPr>
+              <w:t xml:space="preserve">8×8</w:t>
+            </w:r>
+          </w:p>
+        </w:tc>
+        <w:tc>
+          <w:tcPr/>
+          <w:p>
+            <w:pPr>
+              <w:pStyle w:val="Compact"/>
+            </w:pPr>
+            <w:r>
+              <w:rPr>
+                <w:b/>
+                <w:bCs/>
+              </w:rPr>
+              <w:t xml:space="preserve">16</w:t>
+            </w:r>
+          </w:p>
+        </w:tc>
+        <w:tc>
+          <w:tcPr/>
+          <w:p>
+            <w:pPr>
+              <w:pStyle w:val="Compact"/>
+            </w:pPr>
+            <w:r>
+              <w:rPr>
+                <w:b/>
+                <w:bCs/>
+              </w:rPr>
+              <w:t xml:space="preserve">21h 43m / 10 epochs</w:t>
+            </w:r>
+          </w:p>
+        </w:tc>
+        <w:tc>
+          <w:tcPr/>
+          <w:p>
+            <w:pPr>
+              <w:pStyle w:val="Compact"/>
+            </w:pPr>
+            <w:r>
+              <w:rPr>
+                <w:b/>
+                <w:bCs/>
+              </w:rPr>
+              <w:t xml:space="preserve">69.97%</w:t>
+            </w:r>
+          </w:p>
+        </w:tc>
+        <w:tc>
+          <w:tcPr/>
+          <w:p>
+            <w:pPr>
+              <w:pStyle w:val="Compact"/>
+            </w:pPr>
+            <w:r>
+              <w:rPr>
+                <w:b/>
+                <w:bCs/>
+              </w:rPr>
+              <w:t xml:space="preserve">April 27 clean non-resumed Colab L4 rerun; 65.88% test</w:t>
             </w:r>
           </w:p>
         </w:tc>
       </w:tr>
     </w:tbl>
-    <w:bookmarkEnd w:id="41"/>
-    <w:bookmarkStart w:id="42" w:name="Xd20f0a511df0a137201edddba69bc64f4a7e2a3"/>
+    <w:bookmarkEnd w:id="48"/>
+    <w:bookmarkStart w:id="49" w:name="X4db92dab4bbdeb027995a76112f087c340afaeb"/>
     <w:p>
       <w:pPr>
         <w:pStyle w:val="Heading4"/>
       </w:pPr>
       <w:r>
-        <w:t xml:space="preserve">4.4.2 Fresh Colab Rerun</w:t>
+        <w:t xml:space="preserve">4.6.2 April 6 Resumed Colab Rerun</w:t>
       </w:r>
     </w:p>
     <w:p>
@@ -4310,7 +5747,7 @@
         <w:pStyle w:val="FirstParagraph"/>
       </w:pPr>
       <w:r>
-        <w:t xml:space="preserve">Fresh epoch-by-epoch V7 rerun results for the</w:t>
+        <w:t xml:space="preserve">April 6 epoch-by-epoch V7 rerun results for the</w:t>
       </w:r>
       <w:r>
         <w:t xml:space="preserve"> </w:t>
@@ -4326,6 +5763,24 @@
       </w:r>
       <w:r>
         <w:t xml:space="preserve">circuit on an L4 GPU:</w:t>
+      </w:r>
+    </w:p>
+    <w:p>
+      <w:pPr>
+        <w:pStyle w:val="BodyText"/>
+      </w:pPr>
+      <w:r>
+        <w:rPr>
+          <w:b/>
+          <w:bCs/>
+        </w:rPr>
+        <w:t xml:space="preserve">Table 9.</w:t>
+      </w:r>
+      <w:r>
+        <w:t xml:space="preserve"> </w:t>
+      </w:r>
+      <w:r>
+        <w:t xml:space="preserve">April 6, 2026 resumed V7 Colab L4 rerun dynamics.</w:t>
       </w:r>
     </w:p>
     <w:tbl>
@@ -5233,7 +6688,7 @@
           <w:b/>
           <w:bCs/>
         </w:rPr>
-        <w:t xml:space="preserve">Fresh rerun test accuracy:</w:t>
+        <w:t xml:space="preserve">April 6 rerun test accuracy:</w:t>
       </w:r>
       <w:r>
         <w:t xml:space="preserve"> </w:t>
@@ -5250,7 +6705,7 @@
         <w:pStyle w:val="BodyText"/>
       </w:pPr>
       <w:r>
-        <w:t xml:space="preserve">This rerun resumed from a Drive-backed checkpoint at epoch 4 after an earlier target-triggered stop, then continued cleanly through epoch 10. The result does not overtake the strongest classical baselines, but it materially strengthens the trainable-quantum engineering case-study by showing that the stabilized V7 path is reproducible and improves substantially over the older documented</w:t>
+        <w:t xml:space="preserve">This rerun resumed from a Drive-backed checkpoint at epoch 4 after an earlier target-triggered stop, then continued cleanly through epoch 10. The result does not overtake the strongest classical baselines, but it materially strengthens the trainable-quantum engineering case-study by showing that the stabilized V7 path can improve substantially over the older documented</w:t>
       </w:r>
       <w:r>
         <w:t xml:space="preserve"> </w:t>
@@ -5283,15 +6738,167 @@
         <w:t xml:space="preserve">directory rather than the core checkpoint artifacts themselves.</w:t>
       </w:r>
     </w:p>
-    <w:bookmarkEnd w:id="42"/>
-    <w:bookmarkEnd w:id="43"/>
-    <w:bookmarkStart w:id="44" w:name="X5ad91e983b6b541f7ce683063af073d19175527"/>
+    <w:bookmarkEnd w:id="49"/>
+    <w:bookmarkStart w:id="50" w:name="Xbf8e8018e3af919b6d59162426e5a3ff8cfdde3"/>
+    <w:p>
+      <w:pPr>
+        <w:pStyle w:val="Heading4"/>
+      </w:pPr>
+      <w:r>
+        <w:t xml:space="preserve">4.6.3 April 27 Clean Non-Resumed Colab Rerun</w:t>
+      </w:r>
+    </w:p>
+    <w:p>
+      <w:pPr>
+        <w:pStyle w:val="FirstParagraph"/>
+      </w:pPr>
+      <w:r>
+        <w:t xml:space="preserve">A later clean Colab L4 run removed local V7 checkpoints before launch and trained for the full 10-epoch budget without resume. The run reached</w:t>
+      </w:r>
+      <w:r>
+        <w:t xml:space="preserve"> </w:t>
+      </w:r>
+      <w:r>
+        <w:rPr>
+          <w:rStyle w:val="VerbatimChar"/>
+        </w:rPr>
+        <w:t xml:space="preserve">69.97%</w:t>
+      </w:r>
+      <w:r>
+        <w:t xml:space="preserve"> </w:t>
+      </w:r>
+      <w:r>
+        <w:t xml:space="preserve">best validation accuracy and</w:t>
+      </w:r>
+      <w:r>
+        <w:t xml:space="preserve"> </w:t>
+      </w:r>
+      <w:r>
+        <w:rPr>
+          <w:rStyle w:val="VerbatimChar"/>
+        </w:rPr>
+        <w:t xml:space="preserve">65.88%</w:t>
+      </w:r>
+      <w:r>
+        <w:t xml:space="preserve"> </w:t>
+      </w:r>
+      <w:r>
+        <w:t xml:space="preserve">test accuracy in</w:t>
+      </w:r>
+      <w:r>
+        <w:t xml:space="preserve"> </w:t>
+      </w:r>
+      <w:r>
+        <w:rPr>
+          <w:rStyle w:val="VerbatimChar"/>
+        </w:rPr>
+        <w:t xml:space="preserve">21h 43m</w:t>
+      </w:r>
+      <w:r>
+        <w:t xml:space="preserve">. Its JSON row is stored as</w:t>
+      </w:r>
+      <w:r>
+        <w:t xml:space="preserve"> </w:t>
+      </w:r>
+      <w:r>
+        <w:rPr>
+          <w:rStyle w:val="VerbatimChar"/>
+        </w:rPr>
+        <w:t xml:space="preserve">experiments/v7_trainable_quantum_clean_20260427_l4.json</w:t>
+      </w:r>
+      <w:r>
+        <w:t xml:space="preserve">, but it is explicitly marked as reconstructed from captured</w:t>
+      </w:r>
+      <w:r>
+        <w:t xml:space="preserve"> </w:t>
+      </w:r>
+      <w:r>
+        <w:rPr>
+          <w:rStyle w:val="VerbatimChar"/>
+        </w:rPr>
+        <w:t xml:space="preserve">colab_v7_rerun_clean.ipynb</w:t>
+      </w:r>
+      <w:r>
+        <w:t xml:space="preserve"> </w:t>
+      </w:r>
+      <w:r>
+        <w:t xml:space="preserve">output because the Colab runtime disconnected before the artifact-copy cell copied the emitted JSON to Drive. The linked Drive folder contains</w:t>
+      </w:r>
+      <w:r>
+        <w:t xml:space="preserve"> </w:t>
+      </w:r>
+      <w:r>
+        <w:rPr>
+          <w:rStyle w:val="VerbatimChar"/>
+        </w:rPr>
+        <w:t xml:space="preserve">best_v7_model.pth</w:t>
+      </w:r>
+      <w:r>
+        <w:t xml:space="preserve"> </w:t>
+      </w:r>
+      <w:r>
+        <w:t xml:space="preserve">and</w:t>
+      </w:r>
+      <w:r>
+        <w:t xml:space="preserve"> </w:t>
+      </w:r>
+      <w:r>
+        <w:rPr>
+          <w:rStyle w:val="VerbatimChar"/>
+        </w:rPr>
+        <w:t xml:space="preserve">checkpoint_latest_v7.pth</w:t>
+      </w:r>
+      <w:r>
+        <w:t xml:space="preserve">, while its</w:t>
+      </w:r>
+      <w:r>
+        <w:t xml:space="preserve"> </w:t>
+      </w:r>
+      <w:r>
+        <w:rPr>
+          <w:rStyle w:val="VerbatimChar"/>
+        </w:rPr>
+        <w:t xml:space="preserve">experiments/</w:t>
+      </w:r>
+      <w:r>
+        <w:t xml:space="preserve"> </w:t>
+      </w:r>
+      <w:r>
+        <w:t xml:space="preserve">subfolder is empty.</w:t>
+      </w:r>
+    </w:p>
+    <w:p>
+      <w:pPr>
+        <w:pStyle w:val="BodyText"/>
+      </w:pPr>
+      <w:r>
+        <w:t xml:space="preserve">This clean non-resumed run confirms that V7 trains without the earlier NaN failure, but it should not be used to claim stable high performance. Instead, the April 2026 evidence now supports a conservative single-run V7 range of</w:t>
+      </w:r>
+      <w:r>
+        <w:t xml:space="preserve"> </w:t>
+      </w:r>
+      <w:r>
+        <w:rPr>
+          <w:rStyle w:val="VerbatimChar"/>
+        </w:rPr>
+        <w:t xml:space="preserve">65.88--72.53%</w:t>
+      </w:r>
+      <w:r>
+        <w:t xml:space="preserve"> </w:t>
+      </w:r>
+      <w:r>
+        <w:t xml:space="preserve">test accuracy, reinforcing the decision to frame V7 as an engineering case-study rather than a benchmark leader.</w:t>
+      </w:r>
+    </w:p>
+    <w:bookmarkEnd w:id="50"/>
+    <w:bookmarkEnd w:id="51"/>
+    <w:bookmarkStart w:id="52" w:name="Xaaf7c73cbab3cb3c76668f52160b9345f41efdc"/>
     <w:p>
       <w:pPr>
         <w:pStyle w:val="Heading3"/>
       </w:pPr>
       <w:r>
-        <w:t xml:space="preserve">4.5 Information Bottleneck Analysis</w:t>
+        <w:t xml:space="preserve">4.7 Information Bottleneck Analysis</w:t>
       </w:r>
     </w:p>
     <w:p>
@@ -5300,6 +6907,24 @@
       </w:pPr>
       <w:r>
         <w:t xml:space="preserve">Systematic reduction of feature-map dimensions reveals a critical spatial threshold:</w:t>
+      </w:r>
+    </w:p>
+    <w:p>
+      <w:pPr>
+        <w:pStyle w:val="BodyText"/>
+      </w:pPr>
+      <w:r>
+        <w:rPr>
+          <w:b/>
+          <w:bCs/>
+        </w:rPr>
+        <w:t xml:space="preserve">Table 10.</w:t>
+      </w:r>
+      <w:r>
+        <w:t xml:space="preserve"> </w:t>
+      </w:r>
+      <w:r>
+        <w:t xml:space="preserve">Information bottleneck behavior as the pre-quantum feature map is reduced.</w:t>
       </w:r>
     </w:p>
     <w:tbl>
@@ -5416,7 +7041,7 @@
               <w:pStyle w:val="Compact"/>
             </w:pPr>
             <w:r>
-              <w:t xml:space="preserve">8.75% (V4) / 72.89% (fresh V7 rerun)</w:t>
+              <w:t xml:space="preserve">8.75% (V4) / 72.89% (April 6 V7) / 69.97% (April 27 clean V7)</w:t>
             </w:r>
           </w:p>
         </w:tc>
@@ -5573,17 +7198,17 @@
         <w:t xml:space="preserve">This establishes an empirical lower bound on classical preprocessing aggressiveness in hybrid architectures: faster quantum evaluation (fewer spatial patches) comes at the cost of information bottleneck failure below the threshold.</w:t>
       </w:r>
     </w:p>
-    <w:bookmarkEnd w:id="44"/>
-    <w:bookmarkStart w:id="47" w:name="X6f702096ec1d0a4d14501df92fb2d526ee3319f"/>
+    <w:bookmarkEnd w:id="52"/>
+    <w:bookmarkStart w:id="55" w:name="Xfce504234a1720a372ac0a92d7a307aef6264d6"/>
     <w:p>
       <w:pPr>
         <w:pStyle w:val="Heading3"/>
       </w:pPr>
       <w:r>
-        <w:t xml:space="preserve">4.6 Gradient Flow Analysis</w:t>
-      </w:r>
-    </w:p>
-    <w:bookmarkStart w:id="45" w:name="v6-failure-case-66-feature-maps"/>
+        <w:t xml:space="preserve">4.8 Gradient Flow Analysis</w:t>
+      </w:r>
+    </w:p>
+    <w:bookmarkStart w:id="53" w:name="v6-failure-case-66-feature-maps"/>
     <w:p>
       <w:pPr>
         <w:pStyle w:val="Heading4"/>
@@ -5640,8 +7265,8 @@
         <w:t xml:space="preserve">Root cause: Insufficient spatial information combined with fixed 12-parameter quantum circuit and no gradient stabilization</w:t>
       </w:r>
     </w:p>
-    <w:bookmarkEnd w:id="45"/>
-    <w:bookmarkStart w:id="46" w:name="v7-gradient-health"/>
+    <w:bookmarkEnd w:id="53"/>
+    <w:bookmarkStart w:id="54" w:name="v7-gradient-health"/>
     <w:p>
       <w:pPr>
         <w:pStyle w:val="Heading4"/>
@@ -5658,15 +7283,15 @@
         <w:t xml:space="preserve">Quantum gradient magnitude across the fresh 10-epoch rerun ranged from 8.21e-04 to 5.47e-01. The early transition from very small gradients in epoch 1 to substantially larger values in later epochs again suggests a characteristic "cold start" dynamics in variational quantum circuits within hybrid architectures: the quantum block does not appear to contribute strongly at initialization, but becomes trainable after several warm-up epochs once the surrounding classical layers and scaling parameters move into a better regime.</w:t>
       </w:r>
     </w:p>
-    <w:bookmarkEnd w:id="46"/>
-    <w:bookmarkEnd w:id="47"/>
-    <w:bookmarkStart w:id="48" w:name="Xdd66c69647827740ed3bf000fa91cc0f5b5eba7"/>
+    <w:bookmarkEnd w:id="54"/>
+    <w:bookmarkEnd w:id="55"/>
+    <w:bookmarkStart w:id="56" w:name="X28bee19d86731d2de905c32531688847b706ee3"/>
     <w:p>
       <w:pPr>
         <w:pStyle w:val="Heading3"/>
       </w:pPr>
       <w:r>
-        <w:t xml:space="preserve">4.7 AMP--PennyLane Incompatibility</w:t>
+        <w:t xml:space="preserve">4.9 AMP--PennyLane Incompatibility</w:t>
       </w:r>
     </w:p>
     <w:p>
@@ -5866,14 +7491,32 @@
         <w:t xml:space="preserve">is essential for accurate diagnostics in hybrid AMP pipelines.</w:t>
       </w:r>
     </w:p>
-    <w:bookmarkEnd w:id="48"/>
-    <w:bookmarkStart w:id="49" w:name="X1a2189fc6bd9649d98d6324ff1bdcdf1578c218"/>
+    <w:bookmarkEnd w:id="56"/>
+    <w:bookmarkStart w:id="57" w:name="X0d28aa50fe2b3ace27b3e1fe5b52c7b2c8c0fc1"/>
     <w:p>
       <w:pPr>
         <w:pStyle w:val="Heading3"/>
       </w:pPr>
       <w:r>
-        <w:t xml:space="preserve">4.8 Quantum Computational Efficiency</w:t>
+        <w:t xml:space="preserve">4.10 Quantum Computational Efficiency</w:t>
+      </w:r>
+    </w:p>
+    <w:p>
+      <w:pPr>
+        <w:pStyle w:val="FirstParagraph"/>
+      </w:pPr>
+      <w:r>
+        <w:rPr>
+          <w:b/>
+          <w:bCs/>
+        </w:rPr>
+        <w:t xml:space="preserve">Table 11.</w:t>
+      </w:r>
+      <w:r>
+        <w:t xml:space="preserve"> </w:t>
+      </w:r>
+      <w:r>
+        <w:t xml:space="preserve">Quantum-call reduction from classical preprocessing and vectorization.</w:t>
       </w:r>
     </w:p>
     <w:tbl>
@@ -6138,14 +7781,32 @@
         </w:tc>
       </w:tr>
     </w:tbl>
-    <w:bookmarkEnd w:id="49"/>
-    <w:bookmarkStart w:id="50" w:name="X7e87489323f7811a54e845b94a61cbfd46c7952"/>
+    <w:bookmarkEnd w:id="57"/>
+    <w:bookmarkStart w:id="58" w:name="Xeb239d8e674e5e9eed2dfa650d82c939f372cf8"/>
     <w:p>
       <w:pPr>
         <w:pStyle w:val="Heading3"/>
       </w:pPr>
       <w:r>
-        <w:t xml:space="preserve">4.9 Comparative Interpretation</w:t>
+        <w:t xml:space="preserve">4.11 Comparative Interpretation</w:t>
+      </w:r>
+    </w:p>
+    <w:p>
+      <w:pPr>
+        <w:pStyle w:val="FirstParagraph"/>
+      </w:pPr>
+      <w:r>
+        <w:rPr>
+          <w:b/>
+          <w:bCs/>
+        </w:rPr>
+        <w:t xml:space="preserve">Table 12.</w:t>
+      </w:r>
+      <w:r>
+        <w:t xml:space="preserve"> </w:t>
+      </w:r>
+      <w:r>
+        <w:t xml:space="preserve">Cross-family interpretation table. Rows are not a single flat leaderboard because families differ in protocol role and model size.</w:t>
       </w:r>
     </w:p>
     <w:tbl>
@@ -6286,7 +7947,7 @@
               <w:pStyle w:val="Compact"/>
             </w:pPr>
             <w:r>
-              <w:t xml:space="preserve">V7 (trainable, data_reuploading, fresh rerun)</w:t>
+              <w:t xml:space="preserve">V7 (trainable, data_reuploading, April 6 resumed rerun)</w:t>
             </w:r>
           </w:p>
         </w:tc>
@@ -6330,7 +7991,64 @@
               <w:pStyle w:val="Compact"/>
             </w:pPr>
             <w:r>
-              <w:t xml:space="preserve">improved trainable engineering case-study, but still not current benchmark leader</w:t>
+              <w:t xml:space="preserve">strongest single V7 result, but still not current benchmark leader</w:t>
+            </w:r>
+          </w:p>
+        </w:tc>
+      </w:tr>
+      <w:tr>
+        <w:tc>
+          <w:tcPr/>
+          <w:p>
+            <w:pPr>
+              <w:pStyle w:val="Compact"/>
+            </w:pPr>
+            <w:r>
+              <w:t xml:space="preserve">V7 (trainable, data_reuploading, April 27 clean rerun)</w:t>
+            </w:r>
+          </w:p>
+        </w:tc>
+        <w:tc>
+          <w:tcPr/>
+          <w:p>
+            <w:pPr>
+              <w:pStyle w:val="Compact"/>
+            </w:pPr>
+            <w:r>
+              <w:t xml:space="preserve">25</w:t>
+            </w:r>
+          </w:p>
+        </w:tc>
+        <w:tc>
+          <w:tcPr/>
+          <w:p>
+            <w:pPr>
+              <w:pStyle w:val="Compact"/>
+            </w:pPr>
+            <w:r>
+              <w:t xml:space="preserve">69.97%</w:t>
+            </w:r>
+          </w:p>
+        </w:tc>
+        <w:tc>
+          <w:tcPr/>
+          <w:p>
+            <w:pPr>
+              <w:pStyle w:val="Compact"/>
+            </w:pPr>
+            <w:r>
+              <w:t xml:space="preserve">65.88%</w:t>
+            </w:r>
+          </w:p>
+        </w:tc>
+        <w:tc>
+          <w:tcPr/>
+          <w:p>
+            <w:pPr>
+              <w:pStyle w:val="Compact"/>
+            </w:pPr>
+            <w:r>
+              <w:t xml:space="preserve">clean non-resumed run reconstructed from captured notebook output after runtime disconnect</w:t>
             </w:r>
           </w:p>
         </w:tc>
@@ -6716,9 +8434,9 @@
         </w:pict>
       </w:r>
     </w:p>
-    <w:bookmarkEnd w:id="50"/>
-    <w:bookmarkEnd w:id="51"/>
-    <w:bookmarkStart w:id="57" w:name="X735612638e4e736e4693e459c258977262c0dfc"/>
+    <w:bookmarkEnd w:id="58"/>
+    <w:bookmarkEnd w:id="59"/>
+    <w:bookmarkStart w:id="66" w:name="X735612638e4e736e4693e459c258977262c0dfc"/>
     <w:p>
       <w:pPr>
         <w:pStyle w:val="Heading2"/>
@@ -6727,13 +8445,13 @@
         <w:t xml:space="preserve">5. Discussion</w:t>
       </w:r>
     </w:p>
-    <w:bookmarkStart w:id="52" w:name="X4105eea6633c59c70cc59e1d30ddf9f726d3e85"/>
+    <w:bookmarkStart w:id="60" w:name="X1c728bf6f8342e401da54e3a4fa7e213524a96c"/>
     <w:p>
       <w:pPr>
         <w:pStyle w:val="Heading3"/>
       </w:pPr>
       <w:r>
-        <w:t xml:space="preserve">5.1 What The Benchmark Now Shows</w:t>
+        <w:t xml:space="preserve">5.1 Answers To The Research Questions</w:t>
       </w:r>
     </w:p>
     <w:p>
@@ -6741,7 +8459,285 @@
         <w:pStyle w:val="FirstParagraph"/>
       </w:pPr>
       <w:r>
-        <w:t xml:space="preserve">The most important scientific update in the repository is no longer the V4-to-V7 jump alone. The stronger conclusion is that, once the benchmark is organized fairly and run with multi-seed reporting, the strongest reproduced evidence currently favors classical baselines. This is true in both benchmark families considered here:</w:t>
+        <w:t xml:space="preserve">The evidence answers the three research questions in different ways. The full-data benchmark is classical-favored, the low-data axis reveals one narrow current-local quantum competitiveness signal, and the trainable-quantum path is most valuable as an engineering case-study rather than as a performance leader.</w:t>
+      </w:r>
+    </w:p>
+    <w:p>
+      <w:pPr>
+        <w:pStyle w:val="BodyText"/>
+      </w:pPr>
+      <w:r>
+        <w:rPr>
+          <w:b/>
+          <w:bCs/>
+        </w:rPr>
+        <w:t xml:space="preserve">Table 13.</w:t>
+      </w:r>
+      <w:r>
+        <w:t xml:space="preserve"> </w:t>
+      </w:r>
+      <w:r>
+        <w:t xml:space="preserve">Summary answers to the research questions.</w:t>
+      </w:r>
+    </w:p>
+    <w:tbl>
+      <w:tblPr>
+        <w:tblStyle w:val="Table"/>
+        <w:tblW w:type="auto" w:w="0"/>
+        <w:tblLook w:firstRow="1" w:lastRow="0" w:firstColumn="0" w:lastColumn="0" w:noHBand="0" w:noVBand="0" w:val="0020"/>
+      </w:tblPr>
+      <w:tblGrid>
+        <w:gridCol w:w="2640"/>
+        <w:gridCol w:w="2640"/>
+        <w:gridCol w:w="2640"/>
+      </w:tblGrid>
+      <w:tr>
+        <w:trPr>
+          <w:tblHeader w:val="on"/>
+        </w:trPr>
+        <w:tc>
+          <w:tcPr/>
+          <w:p>
+            <w:pPr>
+              <w:pStyle w:val="Compact"/>
+            </w:pPr>
+            <w:r>
+              <w:t xml:space="preserve">Research question</w:t>
+            </w:r>
+          </w:p>
+        </w:tc>
+        <w:tc>
+          <w:tcPr/>
+          <w:p>
+            <w:pPr>
+              <w:pStyle w:val="Compact"/>
+            </w:pPr>
+            <w:r>
+              <w:t xml:space="preserve">Evidence</w:t>
+            </w:r>
+          </w:p>
+        </w:tc>
+        <w:tc>
+          <w:tcPr/>
+          <w:p>
+            <w:pPr>
+              <w:pStyle w:val="Compact"/>
+            </w:pPr>
+            <w:r>
+              <w:t xml:space="preserve">Answer</w:t>
+            </w:r>
+          </w:p>
+        </w:tc>
+      </w:tr>
+      <w:tr>
+        <w:tc>
+          <w:tcPr/>
+          <w:p>
+            <w:pPr>
+              <w:pStyle w:val="Compact"/>
+            </w:pPr>
+            <w:r>
+              <w:t xml:space="preserve">RQ1: Do quantum variants outperform their strongest classical counterparts under the full-data protocol?</w:t>
+            </w:r>
+          </w:p>
+        </w:tc>
+        <w:tc>
+          <w:tcPr/>
+          <w:p>
+            <w:pPr>
+              <w:pStyle w:val="Compact"/>
+            </w:pPr>
+            <w:r>
+              <w:t xml:space="preserve">Three-seed thesis-faithful and current-local results, plus the modern-classical upper bound</w:t>
+            </w:r>
+          </w:p>
+        </w:tc>
+        <w:tc>
+          <w:tcPr/>
+          <w:p>
+            <w:pPr>
+              <w:pStyle w:val="Compact"/>
+            </w:pPr>
+            <w:r>
+              <w:t xml:space="preserve">No.</w:t>
+            </w:r>
+            <w:r>
+              <w:t xml:space="preserve"> </w:t>
+            </w:r>
+            <w:r>
+              <w:rPr>
+                <w:rStyle w:val="VerbatimChar"/>
+              </w:rPr>
+              <w:t xml:space="preserve">thesis_cnniiii</w:t>
+            </w:r>
+            <w:r>
+              <w:t xml:space="preserve"> </w:t>
+            </w:r>
+            <w:r>
+              <w:t xml:space="preserve">exceeds</w:t>
+            </w:r>
+            <w:r>
+              <w:t xml:space="preserve"> </w:t>
+            </w:r>
+            <w:r>
+              <w:rPr>
+                <w:rStyle w:val="VerbatimChar"/>
+              </w:rPr>
+              <w:t xml:space="preserve">thesis_hqnn2</w:t>
+            </w:r>
+            <w:r>
+              <w:t xml:space="preserve">;</w:t>
+            </w:r>
+            <w:r>
+              <w:t xml:space="preserve"> </w:t>
+            </w:r>
+            <w:r>
+              <w:rPr>
+                <w:rStyle w:val="VerbatimChar"/>
+              </w:rPr>
+              <w:t xml:space="preserve">classical_conv</w:t>
+            </w:r>
+            <w:r>
+              <w:t xml:space="preserve"> </w:t>
+            </w:r>
+            <w:r>
+              <w:t xml:space="preserve">and</w:t>
+            </w:r>
+            <w:r>
+              <w:t xml:space="preserve"> </w:t>
+            </w:r>
+            <w:r>
+              <w:rPr>
+                <w:rStyle w:val="VerbatimChar"/>
+              </w:rPr>
+              <w:t xml:space="preserve">param_linear</w:t>
+            </w:r>
+            <w:r>
+              <w:t xml:space="preserve"> </w:t>
+            </w:r>
+            <w:r>
+              <w:t xml:space="preserve">exceed the current-local non-trainable quantum baseline;</w:t>
+            </w:r>
+            <w:r>
+              <w:t xml:space="preserve"> </w:t>
+            </w:r>
+            <w:r>
+              <w:rPr>
+                <w:rStyle w:val="VerbatimChar"/>
+              </w:rPr>
+              <w:t xml:space="preserve">resnet18_cifar_gray</w:t>
+            </w:r>
+            <w:r>
+              <w:t xml:space="preserve"> </w:t>
+            </w:r>
+            <w:r>
+              <w:t xml:space="preserve">is the strongest reproduced model.</w:t>
+            </w:r>
+          </w:p>
+        </w:tc>
+      </w:tr>
+      <w:tr>
+        <w:tc>
+          <w:tcPr/>
+          <w:p>
+            <w:pPr>
+              <w:pStyle w:val="Compact"/>
+            </w:pPr>
+            <w:r>
+              <w:t xml:space="preserve">RQ2: Does low-data scaling reveal a quantum-competitive regime?</w:t>
+            </w:r>
+          </w:p>
+        </w:tc>
+        <w:tc>
+          <w:tcPr/>
+          <w:p>
+            <w:pPr>
+              <w:pStyle w:val="Compact"/>
+            </w:pPr>
+            <w:r>
+              <w:t xml:space="preserve">Three-seed current-local low-data confirmation and seed-42 thesis-faithful pilot</w:t>
+            </w:r>
+          </w:p>
+        </w:tc>
+        <w:tc>
+          <w:tcPr/>
+          <w:p>
+            <w:pPr>
+              <w:pStyle w:val="Compact"/>
+            </w:pPr>
+            <w:r>
+              <w:t xml:space="preserve">Partially. The current-local non-trainable quantum baseline exceeds</w:t>
+            </w:r>
+            <w:r>
+              <w:t xml:space="preserve"> </w:t>
+            </w:r>
+            <w:r>
+              <w:rPr>
+                <w:rStyle w:val="VerbatimChar"/>
+              </w:rPr>
+              <w:t xml:space="preserve">classical_conv</w:t>
+            </w:r>
+            <w:r>
+              <w:t xml:space="preserve"> </w:t>
+            </w:r>
+            <w:r>
+              <w:t xml:space="preserve">at all tested training fractions, but the thesis-faithful low-data comparison remains classical-favored.</w:t>
+            </w:r>
+          </w:p>
+        </w:tc>
+      </w:tr>
+      <w:tr>
+        <w:tc>
+          <w:tcPr/>
+          <w:p>
+            <w:pPr>
+              <w:pStyle w:val="Compact"/>
+            </w:pPr>
+            <w:r>
+              <w:t xml:space="preserve">RQ3: What determines whether trainable quanvolution learns?</w:t>
+            </w:r>
+          </w:p>
+        </w:tc>
+        <w:tc>
+          <w:tcPr/>
+          <w:p>
+            <w:pPr>
+              <w:pStyle w:val="Compact"/>
+            </w:pPr>
+            <w:r>
+              <w:t xml:space="preserve">V1--V7 engineering path, April 2026 V7 reruns, gradient diagnostics, and AMP failure analysis</w:t>
+            </w:r>
+          </w:p>
+        </w:tc>
+        <w:tc>
+          <w:tcPr/>
+          <w:p>
+            <w:pPr>
+              <w:pStyle w:val="Compact"/>
+            </w:pPr>
+            <w:r>
+              <w:t xml:space="preserve">Trainability depends on preserving sufficient pre-quantum spatial information, stabilizing gradient flow, and preventing float16 precision from entering the quantum backpropagation boundary.</w:t>
+            </w:r>
+          </w:p>
+        </w:tc>
+      </w:tr>
+    </w:tbl>
+    <w:bookmarkEnd w:id="60"/>
+    <w:bookmarkStart w:id="61" w:name="X38572156640ac930e848096ee9faf752cb9efdf"/>
+    <w:p>
+      <w:pPr>
+        <w:pStyle w:val="Heading3"/>
+      </w:pPr>
+      <w:r>
+        <w:t xml:space="preserve">5.2 Interpreting The Benchmark Hierarchy</w:t>
+      </w:r>
+    </w:p>
+    <w:p>
+      <w:pPr>
+        <w:pStyle w:val="FirstParagraph"/>
+      </w:pPr>
+      <w:r>
+        <w:t xml:space="preserve">The strongest conclusion is that, once the benchmark is organized fairly and run with multi-seed reporting, the strongest reproduced full-data evidence favors classical baselines. This is true in both main benchmark families:</w:t>
       </w:r>
     </w:p>
     <w:p>
@@ -6830,7 +8826,7 @@
         <w:pStyle w:val="FirstParagraph"/>
       </w:pPr>
       <w:r>
-        <w:t xml:space="preserve">This does not make the quantum experiments uninformative. It simply constrains the valid claim: the current evidence supports an honest comparative benchmark and engineering analysis, not a quantum-win narrative.</w:t>
+        <w:t xml:space="preserve">This does not make the quantum experiments uninformative. It constrains the valid claim: the current full-data evidence supports an honest comparative benchmark and engineering analysis, not a quantum-win narrative.</w:t>
       </w:r>
     </w:p>
     <w:p>
@@ -6838,17 +8834,82 @@
         <w:pStyle w:val="BodyText"/>
       </w:pPr>
       <w:r>
-        <w:t xml:space="preserve">The fresh V7 rerun strengthens this conclusion rather than overturning it. The trainable quantum path is meaningfully better than its older documented version, but even after this improvement it remains well below the strongest thesis-faithful and matched-budget classical anchors. That makes V7 more useful as evidence about trainability and engineering than as evidence about benchmark leadership.</w:t>
-      </w:r>
-    </w:p>
-    <w:bookmarkEnd w:id="52"/>
-    <w:bookmarkStart w:id="53" w:name="X9ee7b493ef1a5253e7beb81b06e12465a7470ab"/>
+        <w:t xml:space="preserve">The May 2026 low-data confirmation adds nuance without overturning the full-data hierarchy. In the current-local family,</w:t>
+      </w:r>
+      <w:r>
+        <w:t xml:space="preserve"> </w:t>
+      </w:r>
+      <w:r>
+        <w:rPr>
+          <w:rStyle w:val="VerbatimChar"/>
+        </w:rPr>
+        <w:t xml:space="preserve">non_trainable_quantum</w:t>
+      </w:r>
+      <w:r>
+        <w:t xml:space="preserve"> </w:t>
+      </w:r>
+      <w:r>
+        <w:t xml:space="preserve">exceeds</w:t>
+      </w:r>
+      <w:r>
+        <w:t xml:space="preserve"> </w:t>
+      </w:r>
+      <w:r>
+        <w:rPr>
+          <w:rStyle w:val="VerbatimChar"/>
+        </w:rPr>
+        <w:t xml:space="preserve">classical_conv</w:t>
+      </w:r>
+      <w:r>
+        <w:t xml:space="preserve"> </w:t>
+      </w:r>
+      <w:r>
+        <w:t xml:space="preserve">on three-seed mean test accuracy at every tested train fraction. In the thesis-faithful family, the seed-42 low-data pilot remains clearly classical-favored, with</w:t>
+      </w:r>
+      <w:r>
+        <w:t xml:space="preserve"> </w:t>
+      </w:r>
+      <w:r>
+        <w:rPr>
+          <w:rStyle w:val="VerbatimChar"/>
+        </w:rPr>
+        <w:t xml:space="preserve">thesis_hqnn2</w:t>
+      </w:r>
+      <w:r>
+        <w:t xml:space="preserve"> </w:t>
+      </w:r>
+      <w:r>
+        <w:t xml:space="preserve">behind</w:t>
+      </w:r>
+      <w:r>
+        <w:t xml:space="preserve"> </w:t>
+      </w:r>
+      <w:r>
+        <w:rPr>
+          <w:rStyle w:val="VerbatimChar"/>
+        </w:rPr>
+        <w:t xml:space="preserve">thesis_cnniiii</w:t>
+      </w:r>
+      <w:r>
+        <w:t xml:space="preserve">. The valid claim is therefore specific: a current-local, non-trainable quantum preprocessing baseline shows low-data competitiveness against its paired classical convolutional baseline. This is not evidence that quantum models dominate the task.</w:t>
+      </w:r>
+    </w:p>
+    <w:p>
+      <w:pPr>
+        <w:pStyle w:val="BodyText"/>
+      </w:pPr>
+      <w:r>
+        <w:t xml:space="preserve">The April 2026 V7 reruns further support the engineering interpretation. The trainable quantum path is meaningfully trainable compared with earlier failed V1--V6 attempts, but even the strongest April run remains well below the strongest thesis-faithful and matched-budget classical anchors, and the clean non-resumed run is close to the older documented V7 result. V7 is therefore evidence about trainability and implementation constraints, not evidence about benchmark leadership.</w:t>
+      </w:r>
+    </w:p>
+    <w:bookmarkEnd w:id="61"/>
+    <w:bookmarkStart w:id="62" w:name="Xa90878d7a7297e1dcdf084bb8ff484fc9924b6e"/>
     <w:p>
       <w:pPr>
         <w:pStyle w:val="Heading3"/>
       </w:pPr>
       <w:r>
-        <w:t xml:space="preserve">5.2 The Quantum Preprocessing Trade-off</w:t>
+        <w:t xml:space="preserve">5.3 The Quantum Preprocessing Trade-off</w:t>
       </w:r>
     </w:p>
     <w:p>
@@ -6891,14 +8952,14 @@
         <w:t xml:space="preserve">information sufficiency, which favors larger pre-quantum feature maps.</w:t>
       </w:r>
     </w:p>
-    <w:bookmarkEnd w:id="53"/>
-    <w:bookmarkStart w:id="54" w:name="Xd5169bbd3549218ca119dab18a5e61d5fe02a32"/>
+    <w:bookmarkEnd w:id="62"/>
+    <w:bookmarkStart w:id="63" w:name="X05886f56137f66ef7f099012cdf20554c25033e"/>
     <w:p>
       <w:pPr>
         <w:pStyle w:val="Heading3"/>
       </w:pPr>
       <w:r>
-        <w:t xml:space="preserve">5.3 Engineering Challenges In Hybrid Pipelines</w:t>
+        <w:t xml:space="preserve">5.4 Engineering Challenges In Hybrid Pipelines</w:t>
       </w:r>
     </w:p>
     <w:p>
@@ -6953,14 +9014,14 @@
         <w:t xml:space="preserve">verify gradient health empirically rather than assuming that shallow circuits will train cleanly.</w:t>
       </w:r>
     </w:p>
-    <w:bookmarkEnd w:id="54"/>
-    <w:bookmarkStart w:id="55" w:name="X8bd2ec2f481f7d84352b6b5c28b2c231c8e9267"/>
+    <w:bookmarkEnd w:id="63"/>
+    <w:bookmarkStart w:id="64" w:name="Xc0624a395004c9fab5dad6d759e00ecc7f514c5"/>
     <w:p>
       <w:pPr>
         <w:pStyle w:val="Heading3"/>
       </w:pPr>
       <w:r>
-        <w:t xml:space="preserve">5.4 Why Thesis-Faithful Reproduction Still Matters</w:t>
+        <w:t xml:space="preserve">5.5 Why Thesis-Faithful Reproduction Still Matters</w:t>
       </w:r>
     </w:p>
     <w:p>
@@ -6996,14 +9057,14 @@
         <w:t xml:space="preserve">This interpretation should not be misread as "the thesis was wrong." A more accurate reading is that the thesis identified a promising comparison space, while the paper extends it with stricter protocols, clearer family separation, and more demanding evidence standards. Under those stricter rules, some thesis-era headline numbers are not recovered exactly, but the thesis remains the scientific foundation of the present study.</w:t>
       </w:r>
     </w:p>
-    <w:bookmarkEnd w:id="55"/>
-    <w:bookmarkStart w:id="56" w:name="X97a7ad5bbf88a9d3caa5af9f9cc95ec2c69b361"/>
+    <w:bookmarkEnd w:id="64"/>
+    <w:bookmarkStart w:id="65" w:name="X08c65ba4c6a095731a28e828fd86ac9c7df1e62"/>
     <w:p>
       <w:pPr>
         <w:pStyle w:val="Heading3"/>
       </w:pPr>
       <w:r>
-        <w:t xml:space="preserve">5.5 Limitations And Scope</w:t>
+        <w:t xml:space="preserve">5.6 Limitations And Scope</w:t>
       </w:r>
     </w:p>
     <w:p>
@@ -7024,7 +9085,7 @@
         <w:t xml:space="preserve"> </w:t>
       </w:r>
       <w:r>
-        <w:t xml:space="preserve">The current benchmark picture does not support a claim that quantum variants outperform the strongest reproduced classical baselines on this dataset.</w:t>
+        <w:t xml:space="preserve">The benchmark evidence does not support a claim that quantum variants outperform the strongest reproduced classical baselines on this dataset.</w:t>
       </w:r>
     </w:p>
     <w:p>
@@ -7066,7 +9127,7 @@
         <w:t xml:space="preserve"> </w:t>
       </w:r>
       <w:r>
-        <w:t xml:space="preserve">Results remain specific to Ottoman handwritten character recognition. A second dataset, low-data scaling study, or robustness axis would materially strengthen the paper.</w:t>
+        <w:t xml:space="preserve">Results remain specific to Ottoman handwritten character recognition. A second dataset, a handwriting-style transfer test, or a corruption/robustness axis would materially strengthen the paper.</w:t>
       </w:r>
     </w:p>
     <w:p>
@@ -7081,13 +9142,13 @@
           <w:b/>
           <w:bCs/>
         </w:rPr>
-        <w:t xml:space="preserve">Single-run trainable-quantum evidence.</w:t>
-      </w:r>
-      <w:r>
-        <w:t xml:space="preserve"> </w:t>
-      </w:r>
-      <w:r>
-        <w:t xml:space="preserve">The fresh V7 rerun now removes the largest training-side uncertainty, but the trainable-quantum case-study is still represented by a single fresh Colab rerun rather than a multi-seed remote study. The checkpoint files are now synced locally; the remaining artifact gap is the remote</w:t>
+        <w:t xml:space="preserve">Limited trainable-quantum statistics.</w:t>
+      </w:r>
+      <w:r>
+        <w:t xml:space="preserve"> </w:t>
+      </w:r>
+      <w:r>
+        <w:t xml:space="preserve">The April 2026 V7 evidence consists of individual Colab reruns rather than a multi-seed remote study. The clean non-resumed run was reconstructed from captured notebook output after runtime disconnect; Drive checkpoint files exist, but the copied JSON/experiment metadata is missing from the Drive</w:t>
       </w:r>
       <w:r>
         <w:t xml:space="preserve"> </w:t>
@@ -7096,13 +9157,46 @@
         <w:rPr>
           <w:rStyle w:val="VerbatimChar"/>
         </w:rPr>
-        <w:t xml:space="preserve">experiments/v7_*</w:t>
-      </w:r>
-      <w:r>
-        <w:t xml:space="preserve"> </w:t>
-      </w:r>
-      <w:r>
-        <w:t xml:space="preserve">directory and any richer run metadata it may contain.</w:t>
+        <w:t xml:space="preserve">experiments/</w:t>
+      </w:r>
+      <w:r>
+        <w:t xml:space="preserve"> </w:t>
+      </w:r>
+      <w:r>
+        <w:t xml:space="preserve">subfolder.</w:t>
+      </w:r>
+    </w:p>
+    <w:p>
+      <w:pPr>
+        <w:numPr>
+          <w:ilvl w:val="0"/>
+          <w:numId w:val="1016"/>
+        </w:numPr>
+      </w:pPr>
+      <w:r>
+        <w:rPr>
+          <w:b/>
+          <w:bCs/>
+        </w:rPr>
+        <w:t xml:space="preserve">Low-data claim scope.</w:t>
+      </w:r>
+      <w:r>
+        <w:t xml:space="preserve"> </w:t>
+      </w:r>
+      <w:r>
+        <w:t xml:space="preserve">The low-data competitiveness signal is confirmed only for the current-local non-trainable quantum baseline against</w:t>
+      </w:r>
+      <w:r>
+        <w:t xml:space="preserve"> </w:t>
+      </w:r>
+      <w:r>
+        <w:rPr>
+          <w:rStyle w:val="VerbatimChar"/>
+        </w:rPr>
+        <w:t xml:space="preserve">classical_conv</w:t>
+      </w:r>
+      <w:r>
+        <w:t xml:space="preserve">. It should not be generalized to thesis-faithful HQNN models, trainable V7, other datasets, or quantum hardware.</w:t>
       </w:r>
     </w:p>
     <w:p>
@@ -7112,9 +9206,9 @@
         </w:pict>
       </w:r>
     </w:p>
-    <w:bookmarkEnd w:id="56"/>
-    <w:bookmarkEnd w:id="57"/>
-    <w:bookmarkStart w:id="58" w:name="X6b297cc947e0db5526be369b1f0f4ddc67b2415"/>
+    <w:bookmarkEnd w:id="65"/>
+    <w:bookmarkEnd w:id="66"/>
+    <w:bookmarkStart w:id="67" w:name="X6b297cc947e0db5526be369b1f0f4ddc67b2415"/>
     <w:p>
       <w:pPr>
         <w:pStyle w:val="Heading2"/>
@@ -7128,7 +9222,7 @@
         <w:pStyle w:val="FirstParagraph"/>
       </w:pPr>
       <w:r>
-        <w:t xml:space="preserve">We presented a reproducible benchmark and engineering study of quanvolutional neural networks for Ottoman-Turkish handwritten character recognition. The strongest current evidence in the repository favors classical baselines rather than quantum variants: the best thesis-faithful reproduced model is</w:t>
+        <w:t xml:space="preserve">We presented a reproducible benchmark and engineering study of quanvolutional neural networks for Ottoman-Turkish handwritten character recognition. The answer to RQ1 is negative under the present full-data evidence: the strongest thesis-faithful reproduced model is</w:t>
       </w:r>
       <w:r>
         <w:t xml:space="preserve"> </w:t>
@@ -7215,7 +9309,7 @@
         <w:t xml:space="preserve">78.61 ± 0.69%</w:t>
       </w:r>
       <w:r>
-        <w:t xml:space="preserve">, while the fresh trainable V7 Colab rerun reaches</w:t>
+        <w:t xml:space="preserve">, while April 2026 trainable V7 Colab reruns span</w:t>
       </w:r>
       <w:r>
         <w:t xml:space="preserve"> </w:t>
@@ -7225,7 +9319,7 @@
           <w:b/>
           <w:bCs/>
         </w:rPr>
-        <w:t xml:space="preserve">72.53%</w:t>
+        <w:t xml:space="preserve">65.88--72.53%</w:t>
       </w:r>
       <w:r>
         <w:t xml:space="preserve"> </w:t>
@@ -7239,7 +9333,38 @@
         <w:pStyle w:val="BodyText"/>
       </w:pPr>
       <w:r>
-        <w:t xml:space="preserve">The paper therefore should not claim quantum superiority. Its value lies elsewhere:</w:t>
+        <w:t xml:space="preserve">The answer to RQ2 is more nuanced. The May 2026 low-data confirmation identifies a current-local competitiveness signal for the Henderson-style non-trainable quantum baseline: it exceeds</w:t>
+      </w:r>
+      <w:r>
+        <w:t xml:space="preserve"> </w:t>
+      </w:r>
+      <w:r>
+        <w:rPr>
+          <w:rStyle w:val="VerbatimChar"/>
+        </w:rPr>
+        <w:t xml:space="preserve">classical_conv</w:t>
+      </w:r>
+      <w:r>
+        <w:t xml:space="preserve"> </w:t>
+      </w:r>
+      <w:r>
+        <w:t xml:space="preserve">on three-seed mean test accuracy across the tested training fractions. The thesis-faithful low-data comparison remains classical-favored in the available seed-42 pilot.</w:t>
+      </w:r>
+    </w:p>
+    <w:p>
+      <w:pPr>
+        <w:pStyle w:val="BodyText"/>
+      </w:pPr>
+      <w:r>
+        <w:t xml:space="preserve">The answer to RQ3 is that trainable quanvolution can be made to learn, but only under a narrow set of engineering constraints. The V1--V7 path shows that pre-quantum spatial information, gradient routing, learnable scaling, and precision boundaries are not implementation details; they determine whether the hybrid model trains or collapses.</w:t>
+      </w:r>
+    </w:p>
+    <w:p>
+      <w:pPr>
+        <w:pStyle w:val="BodyText"/>
+      </w:pPr>
+      <w:r>
+        <w:t xml:space="preserve">We therefore do not claim quantum superiority. The value of the study lies elsewhere:</w:t>
       </w:r>
     </w:p>
     <w:p>
@@ -7313,7 +9438,7 @@
         <w:pStyle w:val="FirstParagraph"/>
       </w:pPr>
       <w:r>
-        <w:t xml:space="preserve">Future work should focus on strengthening the benchmark rather than chasing an unsupported generic quantum-advantage claim: (1) add one broader validation axis such as low-data scaling or a second dataset, (2) consider a transfer-learning-style classical upper bound only if reviewer pressure justifies it, and (3) only consider extra trainable-quantum seeds if they are justified by paper impact and remaining compute budget.</w:t>
+        <w:t xml:space="preserve">Future work should focus on testing the boundaries of the narrow low-data signal rather than chasing an unsupported generic quantum-advantage claim. The highest-value next steps are to test whether the current-local signal transfers to a second dataset or robustness axis, evaluate whether the signal survives alternative classical matched-budget controls, and run additional trainable-quantum seeds only if reviewer feedback specifically requires stronger V7 statistics.</w:t>
       </w:r>
     </w:p>
     <w:p>
@@ -7323,8 +9448,8 @@
         </w:pict>
       </w:r>
     </w:p>
-    <w:bookmarkEnd w:id="58"/>
-    <w:bookmarkStart w:id="59" w:name="references"/>
+    <w:bookmarkEnd w:id="67"/>
+    <w:bookmarkStart w:id="71" w:name="references"/>
     <w:p>
       <w:pPr>
         <w:pStyle w:val="Heading2"/>
@@ -7530,7 +9655,7 @@
         <w:pStyle w:val="BodyText"/>
       </w:pPr>
       <w:r>
-        <w:t xml:space="preserve">[9]</w:t>
+        <w:t xml:space="preserve">[9] Nalbant, M., Burunkaya, M., &amp; Eroglu, Y. "Online Handwritten Ottoman Character Recognition."</w:t>
       </w:r>
       <w:r>
         <w:t xml:space="preserve"> </w:t>
@@ -7540,8 +9665,25 @@
           <w:i/>
           <w:iCs/>
         </w:rPr>
-        <w:t xml:space="preserve">[Ottoman script recognition reference to be added — search: "Ottoman handwriting recognition deep learning"]</w:t>
-      </w:r>
+        <w:t xml:space="preserve">Engineering Sciences</w:t>
+      </w:r>
+      <w:r>
+        <w:t xml:space="preserve"> </w:t>
+      </w:r>
+      <w:r>
+        <w:t xml:space="preserve">4.2 (2009): 148-164.</w:t>
+      </w:r>
+      <w:r>
+        <w:t xml:space="preserve"> </w:t>
+      </w:r>
+      <w:hyperlink r:id="rId68">
+        <w:r>
+          <w:rPr>
+            <w:rStyle w:val="Hyperlink"/>
+          </w:rPr>
+          <w:t xml:space="preserve">https://doi.org/10.12739/nwsaes.v4i2.5000067152</w:t>
+        </w:r>
+      </w:hyperlink>
     </w:p>
     <w:p>
       <w:pPr>
@@ -7572,7 +9714,7 @@
         <w:pStyle w:val="BodyText"/>
       </w:pPr>
       <w:r>
-        <w:t xml:space="preserve">[11] Bowles, J., et al. "Better classical surrogate models for quantum classifiers."</w:t>
+        <w:t xml:space="preserve">[11] Bowles, J., Ahmed, S., &amp; Schuld, M. "Better than classical? The subtle art of benchmarking quantum machine learning models."</w:t>
       </w:r>
       <w:r>
         <w:t xml:space="preserve"> </w:t>
@@ -7582,7 +9724,7 @@
           <w:i/>
           <w:iCs/>
         </w:rPr>
-        <w:t xml:space="preserve">arXiv:2403.07998</w:t>
+        <w:t xml:space="preserve">arXiv:2403.07059</w:t>
       </w:r>
       <w:r>
         <w:t xml:space="preserve"> </w:t>
@@ -7590,6 +9732,52 @@
       <w:r>
         <w:t xml:space="preserve">(2024).</w:t>
       </w:r>
+      <w:r>
+        <w:t xml:space="preserve"> </w:t>
+      </w:r>
+      <w:hyperlink r:id="rId69">
+        <w:r>
+          <w:rPr>
+            <w:rStyle w:val="Hyperlink"/>
+          </w:rPr>
+          <w:t xml:space="preserve">https://doi.org/10.48550/arXiv.2403.07059</w:t>
+        </w:r>
+      </w:hyperlink>
+    </w:p>
+    <w:p>
+      <w:pPr>
+        <w:pStyle w:val="BodyText"/>
+      </w:pPr>
+      <w:r>
+        <w:t xml:space="preserve">[12] Dolek, I., &amp; Kurt, A. "Ottoman Optical Character Recognition with Deep Neural Networks."</w:t>
+      </w:r>
+      <w:r>
+        <w:t xml:space="preserve"> </w:t>
+      </w:r>
+      <w:r>
+        <w:rPr>
+          <w:i/>
+          <w:iCs/>
+        </w:rPr>
+        <w:t xml:space="preserve">Journal of the Faculty of Engineering and Architecture of Gazi University</w:t>
+      </w:r>
+      <w:r>
+        <w:t xml:space="preserve"> </w:t>
+      </w:r>
+      <w:r>
+        <w:t xml:space="preserve">38.4 (2023): 2579-2593.</w:t>
+      </w:r>
+      <w:r>
+        <w:t xml:space="preserve"> </w:t>
+      </w:r>
+      <w:hyperlink r:id="rId70">
+        <w:r>
+          <w:rPr>
+            <w:rStyle w:val="Hyperlink"/>
+          </w:rPr>
+          <w:t xml:space="preserve">https://doi.org/10.17341/gazimmfd.1062596</w:t>
+        </w:r>
+      </w:hyperlink>
     </w:p>
     <w:p>
       <w:r>
@@ -7598,14 +9786,14 @@
         </w:pict>
       </w:r>
     </w:p>
-    <w:bookmarkEnd w:id="59"/>
-    <w:bookmarkStart w:id="60" w:name="appendix-a-experimental-configuration"/>
+    <w:bookmarkEnd w:id="71"/>
+    <w:bookmarkStart w:id="72" w:name="X5ac115cbff4710e907db316879fe44fb077131d"/>
     <w:p>
       <w:pPr>
         <w:pStyle w:val="Heading2"/>
       </w:pPr>
       <w:r>
-        <w:t xml:space="preserve">Appendix A: Experimental Configuration</w:t>
+        <w:t xml:space="preserve">Appendix A: Experimental Configuration And Artifacts</w:t>
       </w:r>
     </w:p>
     <w:p>
@@ -7613,37 +9801,319 @@
         <w:pStyle w:val="FirstParagraph"/>
       </w:pPr>
       <w:r>
-        <w:rPr>
-          <w:i/>
-          <w:iCs/>
-        </w:rPr>
-        <w:t xml:space="preserve">Complete hyperparameter settings, debug output, and per-version configurations documented in</w:t>
-      </w:r>
-      <w:r>
-        <w:rPr>
-          <w:i/>
-          <w:iCs/>
-        </w:rPr>
+        <w:t xml:space="preserve">Complete hyperparameter settings, debug output, and per-version configurations are documented in</w:t>
+      </w:r>
+      <w:r>
         <w:t xml:space="preserve"> </w:t>
       </w:r>
       <w:r>
         <w:rPr>
           <w:rStyle w:val="VerbatimChar"/>
-          <w:i/>
-          <w:iCs/>
         </w:rPr>
         <w:t xml:space="preserve">docs/EXPERIMENTS.md</w:t>
       </w:r>
       <w:r>
-        <w:rPr>
-          <w:i/>
-          <w:iCs/>
-        </w:rPr>
+        <w:t xml:space="preserve">. The main machine-readable artifacts used by this draft are:</w:t>
+      </w:r>
+    </w:p>
+    <w:p>
+      <w:pPr>
+        <w:pStyle w:val="BodyText"/>
+      </w:pPr>
+      <w:r>
+        <w:rPr>
+          <w:b/>
+          <w:bCs/>
+        </w:rPr>
+        <w:t xml:space="preserve">Table 14.</w:t>
+      </w:r>
+      <w:r>
+        <w:t xml:space="preserve"> </w:t>
+      </w:r>
+      <w:r>
+        <w:t xml:space="preserve">Machine-readable artifacts backing the manuscript claims.</w:t>
+      </w:r>
+    </w:p>
+    <w:tbl>
+      <w:tblPr>
+        <w:tblStyle w:val="Table"/>
+        <w:tblW w:type="auto" w:w="0"/>
+        <w:tblLook w:firstRow="1" w:lastRow="0" w:firstColumn="0" w:lastColumn="0" w:noHBand="0" w:noVBand="0" w:val="0020"/>
+      </w:tblPr>
+      <w:tblGrid>
+        <w:gridCol w:w="3960"/>
+        <w:gridCol w:w="3960"/>
+      </w:tblGrid>
+      <w:tr>
+        <w:trPr>
+          <w:tblHeader w:val="on"/>
+        </w:trPr>
+        <w:tc>
+          <w:tcPr/>
+          <w:p>
+            <w:pPr>
+              <w:pStyle w:val="Compact"/>
+            </w:pPr>
+            <w:r>
+              <w:t xml:space="preserve">Artifact</w:t>
+            </w:r>
+          </w:p>
+        </w:tc>
+        <w:tc>
+          <w:tcPr/>
+          <w:p>
+            <w:pPr>
+              <w:pStyle w:val="Compact"/>
+            </w:pPr>
+            <w:r>
+              <w:t xml:space="preserve">Purpose</w:t>
+            </w:r>
+          </w:p>
+        </w:tc>
+      </w:tr>
+      <w:tr>
+        <w:tc>
+          <w:tcPr/>
+          <w:p>
+            <w:pPr>
+              <w:pStyle w:val="Compact"/>
+            </w:pPr>
+            <w:r>
+              <w:rPr>
+                <w:rStyle w:val="VerbatimChar"/>
+              </w:rPr>
+              <w:t xml:space="preserve">experiments/benchmark_summary.json</w:t>
+            </w:r>
+          </w:p>
+        </w:tc>
+        <w:tc>
+          <w:tcPr/>
+          <w:p>
+            <w:pPr>
+              <w:pStyle w:val="Compact"/>
+            </w:pPr>
+            <w:r>
+              <w:t xml:space="preserve">aggregate full-data benchmark summary</w:t>
+            </w:r>
+          </w:p>
+        </w:tc>
+      </w:tr>
+      <w:tr>
+        <w:tc>
+          <w:tcPr/>
+          <w:p>
+            <w:pPr>
+              <w:pStyle w:val="Compact"/>
+            </w:pPr>
+            <w:r>
+              <w:rPr>
+                <w:rStyle w:val="VerbatimChar"/>
+              </w:rPr>
+              <w:t xml:space="preserve">experiments/low_data_summary.json</w:t>
+            </w:r>
+          </w:p>
+        </w:tc>
+        <w:tc>
+          <w:tcPr/>
+          <w:p>
+            <w:pPr>
+              <w:pStyle w:val="Compact"/>
+            </w:pPr>
+            <w:r>
+              <w:t xml:space="preserve">aggregate low-data scaling summary</w:t>
+            </w:r>
+          </w:p>
+        </w:tc>
+      </w:tr>
+      <w:tr>
+        <w:tc>
+          <w:tcPr/>
+          <w:p>
+            <w:pPr>
+              <w:pStyle w:val="Compact"/>
+            </w:pPr>
+            <w:r>
+              <w:rPr>
+                <w:rStyle w:val="VerbatimChar"/>
+              </w:rPr>
+              <w:t xml:space="preserve">experiments/low_data_drive_manifest_20260502.json</w:t>
+            </w:r>
+          </w:p>
+        </w:tc>
+        <w:tc>
+          <w:tcPr/>
+          <w:p>
+            <w:pPr>
+              <w:pStyle w:val="Compact"/>
+            </w:pPr>
+            <w:r>
+              <w:t xml:space="preserve">Drive provenance manifest for Colab low-data confirmation rows</w:t>
+            </w:r>
+          </w:p>
+        </w:tc>
+      </w:tr>
+      <w:tr>
+        <w:tc>
+          <w:tcPr/>
+          <w:p>
+            <w:pPr>
+              <w:pStyle w:val="Compact"/>
+            </w:pPr>
+            <w:r>
+              <w:rPr>
+                <w:rStyle w:val="VerbatimChar"/>
+              </w:rPr>
+              <w:t xml:space="preserve">experiments/v7_trainable_quantum_rerun_20260406_l4.json</w:t>
+            </w:r>
+          </w:p>
+        </w:tc>
+        <w:tc>
+          <w:tcPr/>
+          <w:p>
+            <w:pPr>
+              <w:pStyle w:val="Compact"/>
+            </w:pPr>
+            <w:r>
+              <w:t xml:space="preserve">April 6 resumed V7 Colab rerun row</w:t>
+            </w:r>
+          </w:p>
+        </w:tc>
+      </w:tr>
+      <w:tr>
+        <w:tc>
+          <w:tcPr/>
+          <w:p>
+            <w:pPr>
+              <w:pStyle w:val="Compact"/>
+            </w:pPr>
+            <w:r>
+              <w:rPr>
+                <w:rStyle w:val="VerbatimChar"/>
+              </w:rPr>
+              <w:t xml:space="preserve">experiments/v7_trainable_quantum_clean_20260427_l4.json</w:t>
+            </w:r>
+          </w:p>
+        </w:tc>
+        <w:tc>
+          <w:tcPr/>
+          <w:p>
+            <w:pPr>
+              <w:pStyle w:val="Compact"/>
+            </w:pPr>
+            <w:r>
+              <w:t xml:space="preserve">April 27 clean V7 Colab rerun row reconstructed from captured notebook output</w:t>
+            </w:r>
+          </w:p>
+        </w:tc>
+      </w:tr>
+      <w:tr>
+        <w:tc>
+          <w:tcPr/>
+          <w:p>
+            <w:pPr>
+              <w:pStyle w:val="Compact"/>
+            </w:pPr>
+            <w:r>
+              <w:rPr>
+                <w:rStyle w:val="VerbatimChar"/>
+              </w:rPr>
+              <w:t xml:space="preserve">paper/figures/low_data_scaling.png</w:t>
+            </w:r>
+            <w:r>
+              <w:t xml:space="preserve"> </w:t>
+            </w:r>
+            <w:r>
+              <w:t xml:space="preserve">and</w:t>
+            </w:r>
+            <w:r>
+              <w:t xml:space="preserve"> </w:t>
+            </w:r>
+            <w:r>
+              <w:rPr>
+                <w:rStyle w:val="VerbatimChar"/>
+              </w:rPr>
+              <w:t xml:space="preserve">.pdf</w:t>
+            </w:r>
+          </w:p>
+        </w:tc>
+        <w:tc>
+          <w:tcPr/>
+          <w:p>
+            <w:pPr>
+              <w:pStyle w:val="Compact"/>
+            </w:pPr>
+            <w:r>
+              <w:t xml:space="preserve">paper figure generated from the low-data aggregate summary</w:t>
+            </w:r>
+          </w:p>
+        </w:tc>
+      </w:tr>
+    </w:tbl>
+    <w:p>
+      <w:pPr>
+        <w:pStyle w:val="BodyText"/>
+      </w:pPr>
+      <w:r>
+        <w:t xml:space="preserve">The principal local verification commands are:</w:t>
+      </w:r>
+    </w:p>
+    <w:p>
+      <w:pPr>
+        <w:pStyle w:val="SourceCode"/>
+      </w:pPr>
+      <w:r>
+        <w:rPr>
+          <w:rStyle w:val="VerbatimChar"/>
+        </w:rPr>
+        <w:t xml:space="preserve">python scripts/aggregate_benchmarks.py</w:t>
+      </w:r>
+      <w:r>
+        <w:br/>
+      </w:r>
+      <w:r>
+        <w:rPr>
+          <w:rStyle w:val="VerbatimChar"/>
+        </w:rPr>
+        <w:t xml:space="preserve">python scripts/plot_low_data_results.py</w:t>
+      </w:r>
+    </w:p>
+    <w:p>
+      <w:pPr>
+        <w:pStyle w:val="FirstParagraph"/>
+      </w:pPr>
+      <w:r>
+        <w:t xml:space="preserve">The low-data confirmation aggregate was generated in the Drive-backed Colab context after all seed-42/43/44 raw JSON rows were present. Re-running</w:t>
+      </w:r>
+      <w:r>
+        <w:t xml:space="preserve"> </w:t>
+      </w:r>
+      <w:r>
+        <w:rPr>
+          <w:rStyle w:val="VerbatimChar"/>
+        </w:rPr>
+        <w:t xml:space="preserve">scripts/aggregate_low_data.py</w:t>
+      </w:r>
+      <w:r>
+        <w:t xml:space="preserve"> </w:t>
+      </w:r>
+      <w:r>
+        <w:t xml:space="preserve">locally requires first syncing the Drive-only confirmation JSON rows listed in</w:t>
+      </w:r>
+      <w:r>
+        <w:t xml:space="preserve"> </w:t>
+      </w:r>
+      <w:r>
+        <w:rPr>
+          <w:rStyle w:val="VerbatimChar"/>
+        </w:rPr>
+        <w:t xml:space="preserve">experiments/low_data_drive_manifest_20260502.json</w:t>
+      </w:r>
+      <w:r>
         <w:t xml:space="preserve">.</w:t>
       </w:r>
     </w:p>
-    <w:bookmarkEnd w:id="60"/>
-    <w:bookmarkStart w:id="62" w:name="appendix-b-reproducibility"/>
+    <w:bookmarkEnd w:id="72"/>
+    <w:bookmarkStart w:id="74" w:name="appendix-b-reproducibility"/>
     <w:p>
       <w:pPr>
         <w:pStyle w:val="Heading2"/>
@@ -7670,7 +10140,7 @@
       <w:r>
         <w:t xml:space="preserve"> </w:t>
       </w:r>
-      <w:hyperlink r:id="rId61">
+      <w:hyperlink r:id="rId73">
         <w:r>
           <w:rPr>
             <w:rStyle w:val="Hyperlink"/>
@@ -7692,7 +10162,7 @@
           <w:b/>
           <w:bCs/>
         </w:rPr>
-        <w:t xml:space="preserve">Training notebook:</w:t>
+        <w:t xml:space="preserve">Training notebooks:</w:t>
       </w:r>
       <w:r>
         <w:t xml:space="preserve"> </w:t>
@@ -7701,7 +10171,31 @@
         <w:rPr>
           <w:rStyle w:val="VerbatimChar"/>
         </w:rPr>
+        <w:t xml:space="preserve">train_v7_colab.ipynb</w:t>
+      </w:r>
+      <w:r>
+        <w:t xml:space="preserve">,</w:t>
+      </w:r>
+      <w:r>
+        <w:t xml:space="preserve"> </w:t>
+      </w:r>
+      <w:r>
+        <w:rPr>
+          <w:rStyle w:val="VerbatimChar"/>
+        </w:rPr>
         <w:t xml:space="preserve">colab_v7_rerun_clean.ipynb</w:t>
+      </w:r>
+      <w:r>
+        <w:t xml:space="preserve">, and</w:t>
+      </w:r>
+      <w:r>
+        <w:t xml:space="preserve"> </w:t>
+      </w:r>
+      <w:r>
+        <w:rPr>
+          <w:rStyle w:val="VerbatimChar"/>
+        </w:rPr>
+        <w:t xml:space="preserve">colab_low_data_confirm.ipynb</w:t>
       </w:r>
     </w:p>
     <w:p>
@@ -7767,11 +10261,7 @@
         <w:t xml:space="preserve"> </w:t>
       </w:r>
       <w:r>
-        <w:rPr>
-          <w:i/>
-          <w:iCs/>
-        </w:rPr>
-        <w:t xml:space="preserve">[to be specified before submission]</w:t>
+        <w:t xml:space="preserve">full-data publication benchmarks use seeds 42, 43, and 44 with split seed 42; the low-data current-local confirmation uses seeds 42, 43, and 44 with split seed 42 and fraction seed 42; the thesis-faithful low-data rows are seed-42 pilot evidence.</w:t>
       </w:r>
     </w:p>
     <w:p>
@@ -7793,15 +10283,38 @@
         <w:t xml:space="preserve"> </w:t>
       </w:r>
       <w:r>
-        <w:rPr>
-          <w:i/>
-          <w:iCs/>
-        </w:rPr>
-        <w:t xml:space="preserve">[access instructions to be added]</w:t>
-      </w:r>
-    </w:p>
-    <w:bookmarkEnd w:id="62"/>
-    <w:bookmarkEnd w:id="63"/>
+        <w:t xml:space="preserve">local repository split under</w:t>
+      </w:r>
+      <w:r>
+        <w:t xml:space="preserve"> </w:t>
+      </w:r>
+      <w:r>
+        <w:rPr>
+          <w:rStyle w:val="VerbatimChar"/>
+        </w:rPr>
+        <w:t xml:space="preserve">set/train</w:t>
+      </w:r>
+      <w:r>
+        <w:t xml:space="preserve"> </w:t>
+      </w:r>
+      <w:r>
+        <w:t xml:space="preserve">and</w:t>
+      </w:r>
+      <w:r>
+        <w:t xml:space="preserve"> </w:t>
+      </w:r>
+      <w:r>
+        <w:rPr>
+          <w:rStyle w:val="VerbatimChar"/>
+        </w:rPr>
+        <w:t xml:space="preserve">set/test</w:t>
+      </w:r>
+      <w:r>
+        <w:t xml:space="preserve">; publication use should include dataset access instructions or an archive link.</w:t>
+      </w:r>
+    </w:p>
+    <w:bookmarkEnd w:id="74"/>
+    <w:bookmarkEnd w:id="75"/>
     <w:sectPr>
       <w:footnotePr>
         <w:numRestart w:val="eachSect"/>
@@ -7912,6 +10425,91 @@
       </w:pPr>
     </w:lvl>
   </w:abstractNum>
+  <w:abstractNum w:abstractNumId="99411">
+    <w:nsid w:val="00A99411"/>
+    <w:multiLevelType w:val="multilevel"/>
+    <w:lvl w:ilvl="0">
+      <w:start w:val="1"/>
+      <w:numFmt w:val="decimal"/>
+      <w:lvlText w:val="%1."/>
+      <w:lvlJc w:val="left"/>
+      <w:pPr>
+        <w:ind w:left="720" w:hanging="360"/>
+      </w:pPr>
+    </w:lvl>
+    <w:lvl w:ilvl="1">
+      <w:start w:val="1"/>
+      <w:numFmt w:val="decimal"/>
+      <w:lvlText w:val="%2."/>
+      <w:lvlJc w:val="left"/>
+      <w:pPr>
+        <w:ind w:left="1440" w:hanging="360"/>
+      </w:pPr>
+    </w:lvl>
+    <w:lvl w:ilvl="2">
+      <w:start w:val="1"/>
+      <w:numFmt w:val="decimal"/>
+      <w:lvlText w:val="%3."/>
+      <w:lvlJc w:val="left"/>
+      <w:pPr>
+        <w:ind w:left="2160" w:hanging="360"/>
+      </w:pPr>
+    </w:lvl>
+    <w:lvl w:ilvl="3">
+      <w:start w:val="1"/>
+      <w:numFmt w:val="decimal"/>
+      <w:lvlText w:val="%4."/>
+      <w:lvlJc w:val="left"/>
+      <w:pPr>
+        <w:ind w:left="2880" w:hanging="360"/>
+      </w:pPr>
+    </w:lvl>
+    <w:lvl w:ilvl="4">
+      <w:start w:val="1"/>
+      <w:numFmt w:val="decimal"/>
+      <w:lvlText w:val="%5."/>
+      <w:lvlJc w:val="left"/>
+      <w:pPr>
+        <w:ind w:left="3600" w:hanging="360"/>
+      </w:pPr>
+    </w:lvl>
+    <w:lvl w:ilvl="5">
+      <w:start w:val="1"/>
+      <w:numFmt w:val="decimal"/>
+      <w:lvlText w:val="%6."/>
+      <w:lvlJc w:val="left"/>
+      <w:pPr>
+        <w:ind w:left="4320" w:hanging="360"/>
+      </w:pPr>
+    </w:lvl>
+    <w:lvl w:ilvl="6">
+      <w:start w:val="1"/>
+      <w:numFmt w:val="decimal"/>
+      <w:lvlText w:val="%7."/>
+      <w:lvlJc w:val="left"/>
+      <w:pPr>
+        <w:ind w:left="5040" w:hanging="360"/>
+      </w:pPr>
+    </w:lvl>
+    <w:lvl w:ilvl="7">
+      <w:start w:val="1"/>
+      <w:numFmt w:val="decimal"/>
+      <w:lvlText w:val="%8."/>
+      <w:lvlJc w:val="left"/>
+      <w:pPr>
+        <w:ind w:left="5760" w:hanging="360"/>
+      </w:pPr>
+    </w:lvl>
+    <w:lvl w:ilvl="8">
+      <w:start w:val="1"/>
+      <w:numFmt w:val="decimal"/>
+      <w:lvlText w:val="%9."/>
+      <w:lvlJc w:val="left"/>
+      <w:pPr>
+        <w:ind w:left="6480" w:hanging="360"/>
+      </w:pPr>
+    </w:lvl>
+  </w:abstractNum>
   <w:abstractNum w:abstractNumId="991">
     <w:nsid w:val="0000A991"/>
     <w:multiLevelType w:val="multilevel"/>
@@ -8015,96 +10613,38 @@
       </w:rPr>
     </w:lvl>
   </w:abstractNum>
-  <w:abstractNum w:abstractNumId="99411">
-    <w:nsid w:val="00A99411"/>
-    <w:multiLevelType w:val="multilevel"/>
-    <w:lvl w:ilvl="0">
-      <w:start w:val="1"/>
-      <w:numFmt w:val="decimal"/>
-      <w:lvlText w:val="%1."/>
-      <w:lvlJc w:val="left"/>
-      <w:pPr>
-        <w:ind w:left="720" w:hanging="360"/>
-      </w:pPr>
-    </w:lvl>
-    <w:lvl w:ilvl="1">
-      <w:start w:val="1"/>
-      <w:numFmt w:val="decimal"/>
-      <w:lvlText w:val="%2."/>
-      <w:lvlJc w:val="left"/>
-      <w:pPr>
-        <w:ind w:left="1440" w:hanging="360"/>
-      </w:pPr>
-    </w:lvl>
-    <w:lvl w:ilvl="2">
-      <w:start w:val="1"/>
-      <w:numFmt w:val="decimal"/>
-      <w:lvlText w:val="%3."/>
-      <w:lvlJc w:val="left"/>
-      <w:pPr>
-        <w:ind w:left="2160" w:hanging="360"/>
-      </w:pPr>
-    </w:lvl>
-    <w:lvl w:ilvl="3">
-      <w:start w:val="1"/>
-      <w:numFmt w:val="decimal"/>
-      <w:lvlText w:val="%4."/>
-      <w:lvlJc w:val="left"/>
-      <w:pPr>
-        <w:ind w:left="2880" w:hanging="360"/>
-      </w:pPr>
-    </w:lvl>
-    <w:lvl w:ilvl="4">
-      <w:start w:val="1"/>
-      <w:numFmt w:val="decimal"/>
-      <w:lvlText w:val="%5."/>
-      <w:lvlJc w:val="left"/>
-      <w:pPr>
-        <w:ind w:left="3600" w:hanging="360"/>
-      </w:pPr>
-    </w:lvl>
-    <w:lvl w:ilvl="5">
-      <w:start w:val="1"/>
-      <w:numFmt w:val="decimal"/>
-      <w:lvlText w:val="%6."/>
-      <w:lvlJc w:val="left"/>
-      <w:pPr>
-        <w:ind w:left="4320" w:hanging="360"/>
-      </w:pPr>
-    </w:lvl>
-    <w:lvl w:ilvl="6">
-      <w:start w:val="1"/>
-      <w:numFmt w:val="decimal"/>
-      <w:lvlText w:val="%7."/>
-      <w:lvlJc w:val="left"/>
-      <w:pPr>
-        <w:ind w:left="5040" w:hanging="360"/>
-      </w:pPr>
-    </w:lvl>
-    <w:lvl w:ilvl="7">
-      <w:start w:val="1"/>
-      <w:numFmt w:val="decimal"/>
-      <w:lvlText w:val="%8."/>
-      <w:lvlJc w:val="left"/>
-      <w:pPr>
-        <w:ind w:left="5760" w:hanging="360"/>
-      </w:pPr>
-    </w:lvl>
-    <w:lvl w:ilvl="8">
-      <w:start w:val="1"/>
-      <w:numFmt w:val="decimal"/>
-      <w:lvlText w:val="%9."/>
-      <w:lvlJc w:val="left"/>
-      <w:pPr>
-        <w:ind w:left="6480" w:hanging="360"/>
-      </w:pPr>
-    </w:lvl>
-  </w:abstractNum>
   <w:num w:numId="1000">
     <w:abstractNumId w:val="990"/>
   </w:num>
   <w:num w:numId="1001">
-    <w:abstractNumId w:val="991"/>
+    <w:abstractNumId w:val="99411"/>
+    <w:lvlOverride w:ilvl="0">
+      <w:startOverride w:val="1"/>
+    </w:lvlOverride>
+    <w:lvlOverride w:ilvl="1">
+      <w:startOverride w:val="1"/>
+    </w:lvlOverride>
+    <w:lvlOverride w:ilvl="2">
+      <w:startOverride w:val="1"/>
+    </w:lvlOverride>
+    <w:lvlOverride w:ilvl="3">
+      <w:startOverride w:val="1"/>
+    </w:lvlOverride>
+    <w:lvlOverride w:ilvl="4">
+      <w:startOverride w:val="1"/>
+    </w:lvlOverride>
+    <w:lvlOverride w:ilvl="5">
+      <w:startOverride w:val="1"/>
+    </w:lvlOverride>
+    <w:lvlOverride w:ilvl="6">
+      <w:startOverride w:val="1"/>
+    </w:lvlOverride>
+    <w:lvlOverride w:ilvl="7">
+      <w:startOverride w:val="1"/>
+    </w:lvlOverride>
+    <w:lvlOverride w:ilvl="8">
+      <w:startOverride w:val="1"/>
+    </w:lvlOverride>
   </w:num>
   <w:num w:numId="1002">
     <w:abstractNumId w:val="99411"/>

--- a/paper/draft.docx
+++ b/paper/draft.docx
@@ -4849,6 +4849,119 @@
         <w:t xml:space="preserve">This low-data result is narrow. It does not overturn the multi-seed full-data hierarchy and does not support a generic quantum-advantage claim. It does, however, provide a specific low-data competitiveness signal for the current-local non-trainable quantum baseline. The effect is clearest at 10-50% training fractions and becomes very small at full data.</w:t>
       </w:r>
     </w:p>
+    <w:p>
+      <w:pPr>
+        <w:pStyle w:val="BodyText"/>
+      </w:pPr>
+      <w:r>
+        <w:t xml:space="preserve">Because the multi-seed rows use only three seeds, we treat all uncertainty estimates as descriptive rather than definitive. The artifact-backed statistical report in</w:t>
+      </w:r>
+      <w:r>
+        <w:t xml:space="preserve"> </w:t>
+      </w:r>
+      <w:r>
+        <w:rPr>
+          <w:rStyle w:val="VerbatimChar"/>
+        </w:rPr>
+        <w:t xml:space="preserve">docs/STATISTICAL_EVIDENCE_2026-05-17.md</w:t>
+      </w:r>
+      <w:r>
+        <w:t xml:space="preserve"> </w:t>
+      </w:r>
+      <w:r>
+        <w:t xml:space="preserve">adds 95% confidence intervals and exploratory Welch comparisons from the stored benchmark summaries. It reinforces the main full-data conclusion:</w:t>
+      </w:r>
+      <w:r>
+        <w:t xml:space="preserve"> </w:t>
+      </w:r>
+      <w:r>
+        <w:rPr>
+          <w:rStyle w:val="VerbatimChar"/>
+        </w:rPr>
+        <w:t xml:space="preserve">thesis_cnniiii</w:t>
+      </w:r>
+      <w:r>
+        <w:t xml:space="preserve"> </w:t>
+      </w:r>
+      <w:r>
+        <w:t xml:space="preserve">exceeds</w:t>
+      </w:r>
+      <w:r>
+        <w:t xml:space="preserve"> </w:t>
+      </w:r>
+      <w:r>
+        <w:rPr>
+          <w:rStyle w:val="VerbatimChar"/>
+        </w:rPr>
+        <w:t xml:space="preserve">thesis_hqnn2</w:t>
+      </w:r>
+      <w:r>
+        <w:t xml:space="preserve"> </w:t>
+      </w:r>
+      <w:r>
+        <w:t xml:space="preserve">by 6.65 test points with an exploratory 95% difference interval of [4.66, 8.64], while</w:t>
+      </w:r>
+      <w:r>
+        <w:t xml:space="preserve"> </w:t>
+      </w:r>
+      <w:r>
+        <w:rPr>
+          <w:rStyle w:val="VerbatimChar"/>
+        </w:rPr>
+        <w:t xml:space="preserve">resnet18_cifar_gray</w:t>
+      </w:r>
+      <w:r>
+        <w:t xml:space="preserve"> </w:t>
+      </w:r>
+      <w:r>
+        <w:t xml:space="preserve">exceeds</w:t>
+      </w:r>
+      <w:r>
+        <w:t xml:space="preserve"> </w:t>
+      </w:r>
+      <w:r>
+        <w:rPr>
+          <w:rStyle w:val="VerbatimChar"/>
+        </w:rPr>
+        <w:t xml:space="preserve">classical_conv</w:t>
+      </w:r>
+      <w:r>
+        <w:t xml:space="preserve"> </w:t>
+      </w:r>
+      <w:r>
+        <w:t xml:space="preserve">by 6.73 points with interval [4.53, 8.93]. In contrast, the current-local full-data difference between</w:t>
+      </w:r>
+      <w:r>
+        <w:t xml:space="preserve"> </w:t>
+      </w:r>
+      <w:r>
+        <w:rPr>
+          <w:rStyle w:val="VerbatimChar"/>
+        </w:rPr>
+        <w:t xml:space="preserve">classical_conv</w:t>
+      </w:r>
+      <w:r>
+        <w:t xml:space="preserve"> </w:t>
+      </w:r>
+      <w:r>
+        <w:t xml:space="preserve">and</w:t>
+      </w:r>
+      <w:r>
+        <w:t xml:space="preserve"> </w:t>
+      </w:r>
+      <w:r>
+        <w:rPr>
+          <w:rStyle w:val="VerbatimChar"/>
+        </w:rPr>
+        <w:t xml:space="preserve">non_trainable_quantum</w:t>
+      </w:r>
+      <w:r>
+        <w:t xml:space="preserve"> </w:t>
+      </w:r>
+      <w:r>
+        <w:t xml:space="preserve">is only 1.00 point with interval [-1.17, 3.17]. For the low-data current-local axis, the largest quantum mean lead is at the 25% fraction (3.64 points), but its exploratory interval is [-0.02, 7.30]. The statistically cautious reading is therefore a narrow low-data competitiveness signal, not a broad or definitive quantum advantage.</w:t>
+      </w:r>
+    </w:p>
     <w:bookmarkEnd w:id="47"/>
     <w:bookmarkStart w:id="51" w:name="Xecabc9e265a789e71d4f2863759b58f525b4766"/>
     <w:p>
@@ -9936,6 +10049,60 @@
               <w:rPr>
                 <w:rStyle w:val="VerbatimChar"/>
               </w:rPr>
+              <w:t xml:space="preserve">experiments/statistical_evidence_2026-05-17.json</w:t>
+            </w:r>
+          </w:p>
+        </w:tc>
+        <w:tc>
+          <w:tcPr/>
+          <w:p>
+            <w:pPr>
+              <w:pStyle w:val="Compact"/>
+            </w:pPr>
+            <w:r>
+              <w:t xml:space="preserve">generated confidence-interval and exploratory pairwise comparison report</w:t>
+            </w:r>
+          </w:p>
+        </w:tc>
+      </w:tr>
+      <w:tr>
+        <w:tc>
+          <w:tcPr/>
+          <w:p>
+            <w:pPr>
+              <w:pStyle w:val="Compact"/>
+            </w:pPr>
+            <w:r>
+              <w:rPr>
+                <w:rStyle w:val="VerbatimChar"/>
+              </w:rPr>
+              <w:t xml:space="preserve">docs/STATISTICAL_EVIDENCE_2026-05-17.md</w:t>
+            </w:r>
+          </w:p>
+        </w:tc>
+        <w:tc>
+          <w:tcPr/>
+          <w:p>
+            <w:pPr>
+              <w:pStyle w:val="Compact"/>
+            </w:pPr>
+            <w:r>
+              <w:t xml:space="preserve">human-readable statistical evidence summary</w:t>
+            </w:r>
+          </w:p>
+        </w:tc>
+      </w:tr>
+      <w:tr>
+        <w:tc>
+          <w:tcPr/>
+          <w:p>
+            <w:pPr>
+              <w:pStyle w:val="Compact"/>
+            </w:pPr>
+            <w:r>
+              <w:rPr>
+                <w:rStyle w:val="VerbatimChar"/>
+              </w:rPr>
               <w:t xml:space="preserve">experiments/low_data_drive_manifest_20260502.json</w:t>
             </w:r>
           </w:p>
@@ -10075,6 +10242,15 @@
           <w:rStyle w:val="VerbatimChar"/>
         </w:rPr>
         <w:t xml:space="preserve">python scripts/plot_low_data_results.py</w:t>
+      </w:r>
+      <w:r>
+        <w:br/>
+      </w:r>
+      <w:r>
+        <w:rPr>
+          <w:rStyle w:val="VerbatimChar"/>
+        </w:rPr>
+        <w:t xml:space="preserve">python scripts/statistical_evidence.py</w:t>
       </w:r>
     </w:p>
     <w:p>

--- a/paper/draft.docx
+++ b/paper/draft.docx
@@ -2,7 +2,7 @@
 <file path=word/document.xml><?xml version="1.0" encoding="utf-8"?>
 <w:document xmlns:w="http://schemas.openxmlformats.org/wordprocessingml/2006/main" xmlns:m="http://schemas.openxmlformats.org/officeDocument/2006/math" xmlns:r="http://schemas.openxmlformats.org/officeDocument/2006/relationships" xmlns:o="urn:schemas-microsoft-com:office:office" xmlns:v="urn:schemas-microsoft-com:vml" xmlns:w10="urn:schemas-microsoft-com:office:word" xmlns:a="http://schemas.openxmlformats.org/drawingml/2006/main" xmlns:pic="http://schemas.openxmlformats.org/drawingml/2006/picture" xmlns:wp="http://schemas.openxmlformats.org/drawingml/2006/wordprocessingDrawing">
   <w:body>
-    <w:bookmarkStart w:id="75" w:name="X07ce4adcf8848b6eb68d64d0f510081f6eb1659"/>
+    <w:bookmarkStart w:id="76" w:name="X07ce4adcf8848b6eb68d64d0f510081f6eb1659"/>
     <w:p>
       <w:pPr>
         <w:pStyle w:val="Heading1"/>
@@ -8549,7 +8549,7 @@
     </w:p>
     <w:bookmarkEnd w:id="58"/>
     <w:bookmarkEnd w:id="59"/>
-    <w:bookmarkStart w:id="66" w:name="X735612638e4e736e4693e459c258977262c0dfc"/>
+    <w:bookmarkStart w:id="67" w:name="X735612638e4e736e4693e459c258977262c0dfc"/>
     <w:p>
       <w:pPr>
         <w:pStyle w:val="Heading2"/>
@@ -9171,13 +9171,63 @@
       </w:r>
     </w:p>
     <w:bookmarkEnd w:id="64"/>
-    <w:bookmarkStart w:id="65" w:name="X08c65ba4c6a095731a28e828fd86ac9c7df1e62"/>
+    <w:bookmarkStart w:id="65" w:name="Xdbfeb02afeb66e1d579c8bcdb505cba3b8aa4fa"/>
     <w:p>
       <w:pPr>
         <w:pStyle w:val="Heading3"/>
       </w:pPr>
       <w:r>
-        <w:t xml:space="preserve">5.6 Limitations And Scope</w:t>
+        <w:t xml:space="preserve">5.6 Contribution To The Literature</w:t>
+      </w:r>
+    </w:p>
+    <w:p>
+      <w:pPr>
+        <w:pStyle w:val="FirstParagraph"/>
+      </w:pPr>
+      <w:r>
+        <w:t xml:space="preserve">The study contributes to three overlapping literatures without relying on a generic quantum-advantage claim.</w:t>
+      </w:r>
+    </w:p>
+    <w:p>
+      <w:pPr>
+        <w:pStyle w:val="BodyText"/>
+      </w:pPr>
+      <w:r>
+        <w:t xml:space="preserve">First, for quanvolutional neural networks, it provides a reproducible negative-result benchmark with explicit family separation. Instead of reporting a single quantum-versus-classical leaderboard, the paper distinguishes thesis-faithful HQNN reproductions, current-local matched-budget ablations, a modern classical upper bound, low-data scaling, and trainable-quantum engineering evidence. This directly addresses a recurring weakness in QML benchmarking: quantum improvements can be overstated when the classical reference is too weak, too small, or not matched to the actual question being asked.</w:t>
+      </w:r>
+    </w:p>
+    <w:p>
+      <w:pPr>
+        <w:pStyle w:val="BodyText"/>
+      </w:pPr>
+      <w:r>
+        <w:t xml:space="preserve">Second, for hybrid QML engineering, the V1--V7 path turns implementation failures into reusable design evidence. The results identify a concrete information bottleneck below 8x8 pre-quantum spatial resolution, show that gradient routing and learnable scaling can make a previously non-learning trainable quanvolutional path trainable, and document an AMP/PennyLane precision-boundary failure mode. These findings are useful even though the final trainable-quantum model is not the benchmark leader, because they clarify why hybrid pipelines collapse and how to make them diagnosable.</w:t>
+      </w:r>
+    </w:p>
+    <w:p>
+      <w:pPr>
+        <w:pStyle w:val="BodyText"/>
+      </w:pPr>
+      <w:r>
+        <w:t xml:space="preserve">Third, for Ottoman-Turkish OCR and cultural-heritage computing, the paper upgrades a thesis-era model comparison into a reproducible, artifact-backed benchmark on a small 44-class handwriting task. The strongest evidence remains classical-favored, but the May 2026 low-data axis adds a scoped regime result: a Henderson-style non-trainable quantum preprocessing baseline is competitive with and modestly ahead of its paired current-local classical convolutional baseline under reduced training data. This is best read as a hypothesis-generating low-data signal for future validation, not as proof of general quantum superiority.</w:t>
+      </w:r>
+    </w:p>
+    <w:p>
+      <w:pPr>
+        <w:pStyle w:val="BodyText"/>
+      </w:pPr>
+      <w:r>
+        <w:t xml:space="preserve">The literature contribution is therefore methodological and evidential: a careful benchmark that narrows what can be claimed, preserves the useful parts of the quantum hypothesis, and records engineering constraints that future hybrid QML studies can test against.</w:t>
+      </w:r>
+    </w:p>
+    <w:bookmarkEnd w:id="65"/>
+    <w:bookmarkStart w:id="66" w:name="X32a191ebc73e1ab6164a23e3f73aa4e0713b103"/>
+    <w:p>
+      <w:pPr>
+        <w:pStyle w:val="Heading3"/>
+      </w:pPr>
+      <w:r>
+        <w:t xml:space="preserve">5.7 Limitations And Scope</w:t>
       </w:r>
     </w:p>
     <w:p>
@@ -9319,9 +9369,9 @@
         </w:pict>
       </w:r>
     </w:p>
-    <w:bookmarkEnd w:id="65"/>
     <w:bookmarkEnd w:id="66"/>
-    <w:bookmarkStart w:id="67" w:name="X6b297cc947e0db5526be369b1f0f4ddc67b2415"/>
+    <w:bookmarkEnd w:id="67"/>
+    <w:bookmarkStart w:id="68" w:name="X6b297cc947e0db5526be369b1f0f4ddc67b2415"/>
     <w:p>
       <w:pPr>
         <w:pStyle w:val="Heading2"/>
@@ -9561,8 +9611,8 @@
         </w:pict>
       </w:r>
     </w:p>
-    <w:bookmarkEnd w:id="67"/>
-    <w:bookmarkStart w:id="71" w:name="references"/>
+    <w:bookmarkEnd w:id="68"/>
+    <w:bookmarkStart w:id="72" w:name="references"/>
     <w:p>
       <w:pPr>
         <w:pStyle w:val="Heading2"/>
@@ -9789,7 +9839,7 @@
       <w:r>
         <w:t xml:space="preserve"> </w:t>
       </w:r>
-      <w:hyperlink r:id="rId68">
+      <w:hyperlink r:id="rId69">
         <w:r>
           <w:rPr>
             <w:rStyle w:val="Hyperlink"/>
@@ -9848,7 +9898,7 @@
       <w:r>
         <w:t xml:space="preserve"> </w:t>
       </w:r>
-      <w:hyperlink r:id="rId69">
+      <w:hyperlink r:id="rId70">
         <w:r>
           <w:rPr>
             <w:rStyle w:val="Hyperlink"/>
@@ -9883,7 +9933,7 @@
       <w:r>
         <w:t xml:space="preserve"> </w:t>
       </w:r>
-      <w:hyperlink r:id="rId70">
+      <w:hyperlink r:id="rId71">
         <w:r>
           <w:rPr>
             <w:rStyle w:val="Hyperlink"/>
@@ -9899,8 +9949,8 @@
         </w:pict>
       </w:r>
     </w:p>
-    <w:bookmarkEnd w:id="71"/>
-    <w:bookmarkStart w:id="72" w:name="X5ac115cbff4710e907db316879fe44fb077131d"/>
+    <w:bookmarkEnd w:id="72"/>
+    <w:bookmarkStart w:id="73" w:name="X5ac115cbff4710e907db316879fe44fb077131d"/>
     <w:p>
       <w:pPr>
         <w:pStyle w:val="Heading2"/>
@@ -10288,8 +10338,8 @@
         <w:t xml:space="preserve">.</w:t>
       </w:r>
     </w:p>
-    <w:bookmarkEnd w:id="72"/>
-    <w:bookmarkStart w:id="74" w:name="appendix-b-reproducibility"/>
+    <w:bookmarkEnd w:id="73"/>
+    <w:bookmarkStart w:id="75" w:name="appendix-b-reproducibility"/>
     <w:p>
       <w:pPr>
         <w:pStyle w:val="Heading2"/>
@@ -10316,7 +10366,7 @@
       <w:r>
         <w:t xml:space="preserve"> </w:t>
       </w:r>
-      <w:hyperlink r:id="rId73">
+      <w:hyperlink r:id="rId74">
         <w:r>
           <w:rPr>
             <w:rStyle w:val="Hyperlink"/>
@@ -10489,8 +10539,8 @@
         <w:t xml:space="preserve">; publication use should include dataset access instructions or an archive link.</w:t>
       </w:r>
     </w:p>
-    <w:bookmarkEnd w:id="74"/>
     <w:bookmarkEnd w:id="75"/>
+    <w:bookmarkEnd w:id="76"/>
     <w:sectPr>
       <w:footnotePr>
         <w:numRestart w:val="eachSect"/>
